--- a/04-滤波电路/05-其他滤波器/全通滤波器/全通滤波器.docx
+++ b/04-滤波电路/05-其他滤波器/全通滤波器/全通滤波器.docx
@@ -2557,6 +2557,20 @@
     </w:p>
     <w:bookmarkEnd w:id="26"/>
     <w:bookmarkEnd w:id="27"/>
+    <w:p>
+      <w:pPr>
+        <w:spacing w:before="360"/>
+        <w:jc w:val="center"/>
+      </w:pPr>
+      <w:r>
+        <w:rPr>
+          <w:rFonts w:ascii="Times New Roman" w:hAnsi="Times New Roman"/>
+          <w:color w:val="555555"/>
+          <w:sz w:val="21"/>
+        </w:rPr>
+        <w:t>材料收集者：杜文杰</w:t>
+      </w:r>
+    </w:p>
     <w:sectPr>
       <w:headerReference r:id="rId9" w:type="default"/>
       <w:footerReference r:id="rId10" w:type="default"/>

--- a/04-滤波电路/05-其他滤波器/全通滤波器/全通滤波器.docx
+++ b/04-滤波电路/05-其他滤波器/全通滤波器/全通滤波器.docx
@@ -1,6 +1,6 @@
 
 <file path=word/document.xml><?xml version="1.0" encoding="utf-8"?>
-<w:document xmlns:w="http://schemas.openxmlformats.org/wordprocessingml/2006/main" xmlns:m="http://schemas.openxmlformats.org/officeDocument/2006/math" xmlns:r="http://schemas.openxmlformats.org/officeDocument/2006/relationships" xmlns:o="urn:schemas-microsoft-com:office:office" xmlns:v="urn:schemas-microsoft-com:vml" xmlns:w10="urn:schemas-microsoft-com:office:word" xmlns:a="http://schemas.openxmlformats.org/drawingml/2006/main" xmlns:pic="http://schemas.openxmlformats.org/drawingml/2006/picture" xmlns:wp="http://schemas.openxmlformats.org/drawingml/2006/wordprocessingDrawing">
+<w:document xmlns:m="http://schemas.openxmlformats.org/officeDocument/2006/math" xmlns:r="http://schemas.openxmlformats.org/officeDocument/2006/relationships" xmlns:w="http://schemas.openxmlformats.org/wordprocessingml/2006/main" xmlns:o="urn:schemas-microsoft-com:office:office" xmlns:v="urn:schemas-microsoft-com:vml" xmlns:w10="urn:schemas-microsoft-com:office:word" xmlns:a="http://schemas.openxmlformats.org/drawingml/2006/main" xmlns:pic="http://schemas.openxmlformats.org/drawingml/2006/picture" xmlns:wp="http://schemas.openxmlformats.org/drawingml/2006/wordprocessingDrawing">
   <w:body>
     <w:bookmarkStart w:id="27" w:name="全通滤波器"/>
     <w:p>
@@ -9,7 +9,7 @@
       </w:pPr>
       <w:r>
         <w:rPr>
-          <w:rFonts w:hint="eastAsia"/>
+          <w:rFonts w:hint="eastAsia" w:eastAsia="黑体"/>
         </w:rPr>
         <w:t xml:space="preserve">全通滤波器</w:t>
       </w:r>
@@ -21,7 +21,7 @@
       </w:pPr>
       <w:r>
         <w:rPr>
-          <w:rFonts w:hint="eastAsia"/>
+          <w:rFonts w:hint="eastAsia" w:eastAsia="黑体"/>
         </w:rPr>
         <w:t xml:space="preserve">拓扑描述</w:t>
       </w:r>
@@ -32,16 +32,19 @@
       </w:pPr>
       <w:r>
         <w:rPr>
-          <w:rFonts w:hint="eastAsia"/>
+          <w:rFonts w:hint="eastAsia" w:eastAsia="黑体"/>
         </w:rPr>
         <w:t xml:space="preserve">本电路由</w:t>
       </w:r>
       <w:r>
+        <w:rPr>
+          <w:rFonts w:eastAsia="黑体"/>
+        </w:rPr>
         <w:t xml:space="preserve"> </w:t>
       </w:r>
       <w:r>
         <w:rPr>
-          <w:rFonts w:hint="eastAsia"/>
+          <w:rFonts w:hint="eastAsia" w:eastAsia="黑体"/>
           <w:b/>
           <w:bCs/>
         </w:rPr>
@@ -49,6 +52,7 @@
       </w:r>
       <w:r>
         <w:rPr>
+          <w:rFonts w:eastAsia="黑体"/>
           <w:b/>
           <w:bCs/>
         </w:rPr>
@@ -56,7 +60,7 @@
       </w:r>
       <w:r>
         <w:rPr>
-          <w:rFonts w:hint="eastAsia"/>
+          <w:rFonts w:hint="eastAsia" w:eastAsia="黑体"/>
           <w:b/>
           <w:bCs/>
         </w:rPr>
@@ -64,6 +68,7 @@
       </w:r>
       <w:r>
         <w:rPr>
+          <w:rFonts w:eastAsia="黑体"/>
           <w:b/>
           <w:bCs/>
         </w:rPr>
@@ -85,6 +90,7 @@
       </m:oMath>
       <w:r>
         <w:rPr>
+          <w:rFonts w:eastAsia="黑体"/>
           <w:b/>
           <w:bCs/>
         </w:rPr>
@@ -106,6 +112,7 @@
       </m:oMath>
       <w:r>
         <w:rPr>
+          <w:rFonts w:eastAsia="黑体"/>
           <w:b/>
           <w:bCs/>
         </w:rPr>
@@ -113,7 +120,7 @@
       </w:r>
       <w:r>
         <w:rPr>
-          <w:rFonts w:hint="eastAsia"/>
+          <w:rFonts w:hint="eastAsia" w:eastAsia="黑体"/>
           <w:b/>
           <w:bCs/>
         </w:rPr>
@@ -121,6 +128,7 @@
       </w:r>
       <w:r>
         <w:rPr>
+          <w:rFonts w:eastAsia="黑体"/>
           <w:b/>
           <w:bCs/>
         </w:rPr>
@@ -142,6 +150,7 @@
       </m:oMath>
       <w:r>
         <w:rPr>
+          <w:rFonts w:eastAsia="黑体"/>
           <w:b/>
           <w:bCs/>
         </w:rPr>
@@ -162,15 +171,21 @@
         </m:sSub>
       </m:oMath>
       <w:r>
+        <w:rPr>
+          <w:rFonts w:eastAsia="黑体"/>
+        </w:rPr>
         <w:t xml:space="preserve"> </w:t>
       </w:r>
       <w:r>
         <w:rPr>
-          <w:rFonts w:hint="eastAsia"/>
+          <w:rFonts w:hint="eastAsia" w:eastAsia="黑体"/>
         </w:rPr>
         <w:t xml:space="preserve">组成的一阶（或多级级联的高阶）全通滤波器。关键节点命名如下：输入节点</w:t>
       </w:r>
       <w:r>
+        <w:rPr>
+          <w:rFonts w:eastAsia="黑体"/>
+        </w:rPr>
         <w:t xml:space="preserve"> </w:t>
       </w:r>
       <m:oMath>
@@ -191,15 +206,21 @@
         </m:sSub>
       </m:oMath>
       <w:r>
+        <w:rPr>
+          <w:rFonts w:eastAsia="黑体"/>
+        </w:rPr>
         <w:t xml:space="preserve"> </w:t>
       </w:r>
       <w:r>
         <w:rPr>
-          <w:rFonts w:hint="eastAsia"/>
+          <w:rFonts w:hint="eastAsia" w:eastAsia="黑体"/>
         </w:rPr>
         <w:t xml:space="preserve">为信号入口，输出节点</w:t>
       </w:r>
       <w:r>
+        <w:rPr>
+          <w:rFonts w:eastAsia="黑体"/>
+        </w:rPr>
         <w:t xml:space="preserve"> </w:t>
       </w:r>
       <m:oMath>
@@ -223,24 +244,33 @@
         </m:sSub>
       </m:oMath>
       <w:r>
+        <w:rPr>
+          <w:rFonts w:eastAsia="黑体"/>
+        </w:rPr>
         <w:t xml:space="preserve"> </w:t>
       </w:r>
       <w:r>
         <w:rPr>
-          <w:rFonts w:hint="eastAsia"/>
+          <w:rFonts w:hint="eastAsia" w:eastAsia="黑体"/>
         </w:rPr>
         <w:t xml:space="preserve">为运放输出端</w:t>
       </w:r>
       <w:r>
+        <w:rPr>
+          <w:rFonts w:eastAsia="黑体"/>
+        </w:rPr>
         <w:t xml:space="preserve"> </w:t>
       </w:r>
       <w:r>
         <w:rPr>
-          <w:rFonts w:hint="eastAsia"/>
+          <w:rFonts w:hint="eastAsia" w:eastAsia="黑体"/>
         </w:rPr>
         <w:t xml:space="preserve">OUT，地节点</w:t>
       </w:r>
       <w:r>
+        <w:rPr>
+          <w:rFonts w:eastAsia="黑体"/>
+        </w:rPr>
         <w:t xml:space="preserve"> </w:t>
       </w:r>
       <m:oMath>
@@ -255,15 +285,21 @@
         </m:r>
       </m:oMath>
       <w:r>
+        <w:rPr>
+          <w:rFonts w:eastAsia="黑体"/>
+        </w:rPr>
         <w:t xml:space="preserve"> </w:t>
       </w:r>
       <w:r>
         <w:rPr>
-          <w:rFonts w:hint="eastAsia"/>
+          <w:rFonts w:hint="eastAsia" w:eastAsia="黑体"/>
         </w:rPr>
         <w:t xml:space="preserve">为公共参考；中间节点</w:t>
       </w:r>
       <w:r>
+        <w:rPr>
+          <w:rFonts w:eastAsia="黑体"/>
+        </w:rPr>
         <w:t xml:space="preserve"> </w:t>
       </w:r>
       <m:oMath>
@@ -281,15 +317,21 @@
         </m:sSub>
       </m:oMath>
       <w:r>
+        <w:rPr>
+          <w:rFonts w:eastAsia="黑体"/>
+        </w:rPr>
         <w:t xml:space="preserve"> </w:t>
       </w:r>
       <w:r>
         <w:rPr>
-          <w:rFonts w:hint="eastAsia"/>
+          <w:rFonts w:hint="eastAsia" w:eastAsia="黑体"/>
         </w:rPr>
         <w:t xml:space="preserve">为</w:t>
       </w:r>
       <w:r>
+        <w:rPr>
+          <w:rFonts w:eastAsia="黑体"/>
+        </w:rPr>
         <w:t xml:space="preserve"> </w:t>
       </w:r>
       <m:oMath>
@@ -307,15 +349,21 @@
         </m:sSub>
       </m:oMath>
       <w:r>
+        <w:rPr>
+          <w:rFonts w:eastAsia="黑体"/>
+        </w:rPr>
         <w:t xml:space="preserve"> </w:t>
       </w:r>
       <w:r>
         <w:rPr>
-          <w:rFonts w:hint="eastAsia"/>
+          <w:rFonts w:hint="eastAsia" w:eastAsia="黑体"/>
         </w:rPr>
         <w:t xml:space="preserve">与</w:t>
       </w:r>
       <w:r>
+        <w:rPr>
+          <w:rFonts w:eastAsia="黑体"/>
+        </w:rPr>
         <w:t xml:space="preserve"> </w:t>
       </w:r>
       <m:oMath>
@@ -333,24 +381,33 @@
         </m:sSub>
       </m:oMath>
       <w:r>
+        <w:rPr>
+          <w:rFonts w:eastAsia="黑体"/>
+        </w:rPr>
         <w:t xml:space="preserve"> </w:t>
       </w:r>
       <w:r>
         <w:rPr>
-          <w:rFonts w:hint="eastAsia"/>
+          <w:rFonts w:hint="eastAsia" w:eastAsia="黑体"/>
         </w:rPr>
         <w:t xml:space="preserve">构成的一条</w:t>
       </w:r>
       <w:r>
+        <w:rPr>
+          <w:rFonts w:eastAsia="黑体"/>
+        </w:rPr>
         <w:t xml:space="preserve"> RC </w:t>
       </w:r>
       <w:r>
         <w:rPr>
-          <w:rFonts w:hint="eastAsia"/>
+          <w:rFonts w:hint="eastAsia" w:eastAsia="黑体"/>
         </w:rPr>
         <w:t xml:space="preserve">支路的中点（接运放同相端），中间节点</w:t>
       </w:r>
       <w:r>
+        <w:rPr>
+          <w:rFonts w:eastAsia="黑体"/>
+        </w:rPr>
         <w:t xml:space="preserve"> </w:t>
       </w:r>
       <m:oMath>
@@ -368,15 +425,21 @@
         </m:sSub>
       </m:oMath>
       <w:r>
+        <w:rPr>
+          <w:rFonts w:eastAsia="黑体"/>
+        </w:rPr>
         <w:t xml:space="preserve"> </w:t>
       </w:r>
       <w:r>
         <w:rPr>
-          <w:rFonts w:hint="eastAsia"/>
+          <w:rFonts w:hint="eastAsia" w:eastAsia="黑体"/>
         </w:rPr>
         <w:t xml:space="preserve">为</w:t>
       </w:r>
       <w:r>
+        <w:rPr>
+          <w:rFonts w:eastAsia="黑体"/>
+        </w:rPr>
         <w:t xml:space="preserve"> </w:t>
       </w:r>
       <m:oMath>
@@ -394,15 +457,21 @@
         </m:sSub>
       </m:oMath>
       <w:r>
+        <w:rPr>
+          <w:rFonts w:eastAsia="黑体"/>
+        </w:rPr>
         <w:t xml:space="preserve"> </w:t>
       </w:r>
       <w:r>
         <w:rPr>
-          <w:rFonts w:hint="eastAsia"/>
+          <w:rFonts w:hint="eastAsia" w:eastAsia="黑体"/>
         </w:rPr>
         <w:t xml:space="preserve">与</w:t>
       </w:r>
       <w:r>
+        <w:rPr>
+          <w:rFonts w:eastAsia="黑体"/>
+        </w:rPr>
         <w:t xml:space="preserve"> </w:t>
       </w:r>
       <m:oMath>
@@ -420,29 +489,38 @@
         </m:sSub>
       </m:oMath>
       <w:r>
+        <w:rPr>
+          <w:rFonts w:eastAsia="黑体"/>
+        </w:rPr>
         <w:t xml:space="preserve"> </w:t>
       </w:r>
       <w:r>
         <w:rPr>
-          <w:rFonts w:hint="eastAsia"/>
+          <w:rFonts w:hint="eastAsia" w:eastAsia="黑体"/>
         </w:rPr>
         <w:t xml:space="preserve">构成的另一条</w:t>
       </w:r>
       <w:r>
+        <w:rPr>
+          <w:rFonts w:eastAsia="黑体"/>
+        </w:rPr>
         <w:t xml:space="preserve"> RC </w:t>
       </w:r>
       <w:r>
         <w:rPr>
-          <w:rFonts w:hint="eastAsia"/>
+          <w:rFonts w:hint="eastAsia" w:eastAsia="黑体"/>
         </w:rPr>
         <w:t xml:space="preserve">支路的中点（接运放反相端），两条</w:t>
       </w:r>
       <w:r>
+        <w:rPr>
+          <w:rFonts w:eastAsia="黑体"/>
+        </w:rPr>
         <w:t xml:space="preserve"> RC </w:t>
       </w:r>
       <w:r>
         <w:rPr>
-          <w:rFonts w:hint="eastAsia"/>
+          <w:rFonts w:hint="eastAsia" w:eastAsia="黑体"/>
         </w:rPr>
         <w:t xml:space="preserve">支路的另一端分别接输入与地。</w:t>
       </w:r>
@@ -451,11 +529,14 @@
       <w:pPr/>
       <w:r>
         <w:rPr>
-          <w:rFonts w:hint="eastAsia"/>
+          <w:rFonts w:hint="eastAsia" w:eastAsia="黑体"/>
         </w:rPr>
         <w:t xml:space="preserve">各元件管脚连接：运放同相支路中，电阻</w:t>
       </w:r>
       <w:r>
+        <w:rPr>
+          <w:rFonts w:eastAsia="黑体"/>
+        </w:rPr>
         <w:t xml:space="preserve"> </w:t>
       </w:r>
       <m:oMath>
@@ -473,15 +554,21 @@
         </m:sSub>
       </m:oMath>
       <w:r>
+        <w:rPr>
+          <w:rFonts w:eastAsia="黑体"/>
+        </w:rPr>
         <w:t xml:space="preserve"> </w:t>
       </w:r>
       <w:r>
         <w:rPr>
-          <w:rFonts w:hint="eastAsia"/>
+          <w:rFonts w:hint="eastAsia" w:eastAsia="黑体"/>
         </w:rPr>
         <w:t xml:space="preserve">一端接输入节点</w:t>
       </w:r>
       <w:r>
+        <w:rPr>
+          <w:rFonts w:eastAsia="黑体"/>
+        </w:rPr>
         <w:t xml:space="preserve"> </w:t>
       </w:r>
       <m:oMath>
@@ -503,11 +590,14 @@
       </m:oMath>
       <w:r>
         <w:rPr>
-          <w:rFonts w:hint="eastAsia"/>
+          <w:rFonts w:hint="eastAsia" w:eastAsia="黑体"/>
         </w:rPr>
         <w:t xml:space="preserve">、另一端接中间节点</w:t>
       </w:r>
       <w:r>
+        <w:rPr>
+          <w:rFonts w:eastAsia="黑体"/>
+        </w:rPr>
         <w:t xml:space="preserve"> </w:t>
       </w:r>
       <m:oMath>
@@ -526,11 +616,14 @@
       </m:oMath>
       <w:r>
         <w:rPr>
-          <w:rFonts w:hint="eastAsia"/>
+          <w:rFonts w:hint="eastAsia" w:eastAsia="黑体"/>
         </w:rPr>
         <w:t xml:space="preserve">，电容</w:t>
       </w:r>
       <w:r>
+        <w:rPr>
+          <w:rFonts w:eastAsia="黑体"/>
+        </w:rPr>
         <w:t xml:space="preserve"> </w:t>
       </w:r>
       <m:oMath>
@@ -548,15 +641,21 @@
         </m:sSub>
       </m:oMath>
       <w:r>
+        <w:rPr>
+          <w:rFonts w:eastAsia="黑体"/>
+        </w:rPr>
         <w:t xml:space="preserve"> </w:t>
       </w:r>
       <w:r>
         <w:rPr>
-          <w:rFonts w:hint="eastAsia"/>
+          <w:rFonts w:hint="eastAsia" w:eastAsia="黑体"/>
         </w:rPr>
         <w:t xml:space="preserve">一端接</w:t>
       </w:r>
       <w:r>
+        <w:rPr>
+          <w:rFonts w:eastAsia="黑体"/>
+        </w:rPr>
         <w:t xml:space="preserve"> </w:t>
       </w:r>
       <m:oMath>
@@ -575,11 +674,14 @@
       </m:oMath>
       <w:r>
         <w:rPr>
-          <w:rFonts w:hint="eastAsia"/>
+          <w:rFonts w:hint="eastAsia" w:eastAsia="黑体"/>
         </w:rPr>
         <w:t xml:space="preserve">、另一端接地节点</w:t>
       </w:r>
       <w:r>
+        <w:rPr>
+          <w:rFonts w:eastAsia="黑体"/>
+        </w:rPr>
         <w:t xml:space="preserve"> </w:t>
       </w:r>
       <m:oMath>
@@ -595,7 +697,7 @@
       </m:oMath>
       <w:r>
         <w:rPr>
-          <w:rFonts w:hint="eastAsia"/>
+          <w:rFonts w:hint="eastAsia" w:eastAsia="黑体"/>
         </w:rPr>
         <w:t xml:space="preserve">，</w:t>
       </w:r>
@@ -614,24 +716,33 @@
         </m:sSub>
       </m:oMath>
       <w:r>
+        <w:rPr>
+          <w:rFonts w:eastAsia="黑体"/>
+        </w:rPr>
         <w:t xml:space="preserve"> </w:t>
       </w:r>
       <w:r>
         <w:rPr>
-          <w:rFonts w:hint="eastAsia"/>
+          <w:rFonts w:hint="eastAsia" w:eastAsia="黑体"/>
         </w:rPr>
         <w:t xml:space="preserve">同时接到运放同相端</w:t>
       </w:r>
       <w:r>
+        <w:rPr>
+          <w:rFonts w:eastAsia="黑体"/>
+        </w:rPr>
         <w:t xml:space="preserve"> </w:t>
       </w:r>
       <w:r>
         <w:rPr>
-          <w:rFonts w:hint="eastAsia"/>
+          <w:rFonts w:hint="eastAsia" w:eastAsia="黑体"/>
         </w:rPr>
         <w:t xml:space="preserve">IN+；运放反相支路中，电容</w:t>
       </w:r>
       <w:r>
+        <w:rPr>
+          <w:rFonts w:eastAsia="黑体"/>
+        </w:rPr>
         <w:t xml:space="preserve"> </w:t>
       </w:r>
       <m:oMath>
@@ -649,15 +760,21 @@
         </m:sSub>
       </m:oMath>
       <w:r>
+        <w:rPr>
+          <w:rFonts w:eastAsia="黑体"/>
+        </w:rPr>
         <w:t xml:space="preserve"> </w:t>
       </w:r>
       <w:r>
         <w:rPr>
-          <w:rFonts w:hint="eastAsia"/>
+          <w:rFonts w:hint="eastAsia" w:eastAsia="黑体"/>
         </w:rPr>
         <w:t xml:space="preserve">一端接输入节点</w:t>
       </w:r>
       <w:r>
+        <w:rPr>
+          <w:rFonts w:eastAsia="黑体"/>
+        </w:rPr>
         <w:t xml:space="preserve"> </w:t>
       </w:r>
       <m:oMath>
@@ -679,11 +796,14 @@
       </m:oMath>
       <w:r>
         <w:rPr>
-          <w:rFonts w:hint="eastAsia"/>
+          <w:rFonts w:hint="eastAsia" w:eastAsia="黑体"/>
         </w:rPr>
         <w:t xml:space="preserve">、另一端接中间节点</w:t>
       </w:r>
       <w:r>
+        <w:rPr>
+          <w:rFonts w:eastAsia="黑体"/>
+        </w:rPr>
         <w:t xml:space="preserve"> </w:t>
       </w:r>
       <m:oMath>
@@ -702,11 +822,14 @@
       </m:oMath>
       <w:r>
         <w:rPr>
-          <w:rFonts w:hint="eastAsia"/>
+          <w:rFonts w:hint="eastAsia" w:eastAsia="黑体"/>
         </w:rPr>
         <w:t xml:space="preserve">，电阻</w:t>
       </w:r>
       <w:r>
+        <w:rPr>
+          <w:rFonts w:eastAsia="黑体"/>
+        </w:rPr>
         <w:t xml:space="preserve"> </w:t>
       </w:r>
       <m:oMath>
@@ -724,15 +847,21 @@
         </m:sSub>
       </m:oMath>
       <w:r>
+        <w:rPr>
+          <w:rFonts w:eastAsia="黑体"/>
+        </w:rPr>
         <w:t xml:space="preserve"> </w:t>
       </w:r>
       <w:r>
         <w:rPr>
-          <w:rFonts w:hint="eastAsia"/>
+          <w:rFonts w:hint="eastAsia" w:eastAsia="黑体"/>
         </w:rPr>
         <w:t xml:space="preserve">一端接</w:t>
       </w:r>
       <w:r>
+        <w:rPr>
+          <w:rFonts w:eastAsia="黑体"/>
+        </w:rPr>
         <w:t xml:space="preserve"> </w:t>
       </w:r>
       <m:oMath>
@@ -751,11 +880,14 @@
       </m:oMath>
       <w:r>
         <w:rPr>
-          <w:rFonts w:hint="eastAsia"/>
+          <w:rFonts w:hint="eastAsia" w:eastAsia="黑体"/>
         </w:rPr>
         <w:t xml:space="preserve">、另一端接地节点</w:t>
       </w:r>
       <w:r>
+        <w:rPr>
+          <w:rFonts w:eastAsia="黑体"/>
+        </w:rPr>
         <w:t xml:space="preserve"> </w:t>
       </w:r>
       <m:oMath>
@@ -771,7 +903,7 @@
       </m:oMath>
       <w:r>
         <w:rPr>
-          <w:rFonts w:hint="eastAsia"/>
+          <w:rFonts w:hint="eastAsia" w:eastAsia="黑体"/>
         </w:rPr>
         <w:t xml:space="preserve">，</w:t>
       </w:r>
@@ -790,42 +922,57 @@
         </m:sSub>
       </m:oMath>
       <w:r>
+        <w:rPr>
+          <w:rFonts w:eastAsia="黑体"/>
+        </w:rPr>
         <w:t xml:space="preserve"> </w:t>
       </w:r>
       <w:r>
         <w:rPr>
-          <w:rFonts w:hint="eastAsia"/>
+          <w:rFonts w:hint="eastAsia" w:eastAsia="黑体"/>
         </w:rPr>
         <w:t xml:space="preserve">同时接到运放反相端</w:t>
       </w:r>
       <w:r>
+        <w:rPr>
+          <w:rFonts w:eastAsia="黑体"/>
+        </w:rPr>
         <w:t xml:space="preserve"> </w:t>
       </w:r>
       <w:r>
         <w:rPr>
-          <w:rFonts w:hint="eastAsia"/>
+          <w:rFonts w:hint="eastAsia" w:eastAsia="黑体"/>
         </w:rPr>
         <w:t xml:space="preserve">IN−；运放</w:t>
       </w:r>
       <w:r>
+        <w:rPr>
+          <w:rFonts w:eastAsia="黑体"/>
+        </w:rPr>
         <w:t xml:space="preserve"> A </w:t>
       </w:r>
       <w:r>
         <w:rPr>
-          <w:rFonts w:hint="eastAsia"/>
+          <w:rFonts w:hint="eastAsia" w:eastAsia="黑体"/>
         </w:rPr>
         <w:t xml:space="preserve">的</w:t>
       </w:r>
       <w:r>
+        <w:rPr>
+          <w:rFonts w:eastAsia="黑体"/>
+        </w:rPr>
         <w:t xml:space="preserve"> OUT </w:t>
       </w:r>
       <w:r>
         <w:rPr>
-          <w:rFonts w:hint="eastAsia"/>
+          <w:rFonts w:hint="eastAsia" w:eastAsia="黑体"/>
         </w:rPr>
         <w:t xml:space="preserve">接输出节点</w:t>
       </w:r>
       <w:r>
+        <w:rPr>
+          <w:rFonts w:eastAsia="黑体"/>
+        </w:rPr>
         <w:t xml:space="preserve"> </w:t>
       </w:r>
       <m:oMath>
@@ -850,20 +997,26 @@
       </m:oMath>
       <w:r>
         <w:rPr>
-          <w:rFonts w:hint="eastAsia"/>
+          <w:rFonts w:hint="eastAsia" w:eastAsia="黑体"/>
         </w:rPr>
         <w:t xml:space="preserve">，V+、V−</w:t>
       </w:r>
       <w:r>
+        <w:rPr>
+          <w:rFonts w:eastAsia="黑体"/>
+        </w:rPr>
         <w:t xml:space="preserve"> </w:t>
       </w:r>
       <w:r>
         <w:rPr>
-          <w:rFonts w:hint="eastAsia"/>
+          <w:rFonts w:hint="eastAsia" w:eastAsia="黑体"/>
         </w:rPr>
         <w:t xml:space="preserve">接正负电源轨，通常取</w:t>
       </w:r>
       <w:r>
+        <w:rPr>
+          <w:rFonts w:eastAsia="黑体"/>
+        </w:rPr>
         <w:t xml:space="preserve"> </w:t>
       </w:r>
       <m:oMath>
@@ -908,6 +1061,9 @@
         </m:r>
       </m:oMath>
       <w:r>
+        <w:rPr>
+          <w:rFonts w:eastAsia="黑体"/>
+        </w:rPr>
         <w:t xml:space="preserve">、</w:t>
       </w:r>
       <m:oMath>
@@ -952,15 +1108,21 @@
         </m:r>
       </m:oMath>
       <w:r>
+        <w:rPr>
+          <w:rFonts w:eastAsia="黑体"/>
+        </w:rPr>
         <w:t xml:space="preserve"> </w:t>
       </w:r>
       <w:r>
         <w:rPr>
-          <w:rFonts w:hint="eastAsia"/>
+          <w:rFonts w:hint="eastAsia" w:eastAsia="黑体"/>
         </w:rPr>
         <w:t xml:space="preserve">以保证幅度恒为</w:t>
       </w:r>
       <w:r>
+        <w:rPr>
+          <w:rFonts w:eastAsia="黑体"/>
+        </w:rPr>
         <w:t xml:space="preserve"> 1。</w:t>
       </w:r>
     </w:p>
@@ -968,25 +1130,31 @@
       <w:pPr/>
       <w:r>
         <w:rPr>
-          <w:rFonts w:hint="eastAsia"/>
+          <w:rFonts w:hint="eastAsia" w:eastAsia="黑体"/>
         </w:rPr>
         <w:t xml:space="preserve">组态上，这是同相端与反相端各接一路互补</w:t>
       </w:r>
       <w:r>
+        <w:rPr>
+          <w:rFonts w:eastAsia="黑体"/>
+        </w:rPr>
         <w:t xml:space="preserve"> RC </w:t>
       </w:r>
       <w:r>
         <w:rPr>
-          <w:rFonts w:hint="eastAsia"/>
+          <w:rFonts w:hint="eastAsia" w:eastAsia="黑体"/>
         </w:rPr>
         <w:t xml:space="preserve">网络的单运放全通组态，幅度恒为</w:t>
       </w:r>
       <w:r>
+        <w:rPr>
+          <w:rFonts w:eastAsia="黑体"/>
+        </w:rPr>
         <w:t xml:space="preserve"> </w:t>
       </w:r>
       <w:r>
         <w:rPr>
-          <w:rFonts w:hint="eastAsia"/>
+          <w:rFonts w:hint="eastAsia" w:eastAsia="黑体"/>
         </w:rPr>
         <w:t xml:space="preserve">1、仅随频率改变相位，用于相位校正、延迟均衡与移相。</w:t>
       </w:r>
@@ -999,7 +1167,7 @@
       </w:pPr>
       <w:r>
         <w:rPr>
-          <w:rFonts w:hint="eastAsia"/>
+          <w:rFonts w:hint="eastAsia" w:eastAsia="黑体"/>
         </w:rPr>
         <w:t xml:space="preserve">工作原理</w:t>
       </w:r>
@@ -1010,11 +1178,14 @@
       </w:pPr>
       <w:r>
         <w:rPr>
-          <w:rFonts w:hint="eastAsia"/>
+          <w:rFonts w:hint="eastAsia" w:eastAsia="黑体"/>
         </w:rPr>
         <w:t xml:space="preserve">电路在输入与输出之间提供随频率变化的相移，但幅度在所有频率保持不变。一阶全通在</w:t>
       </w:r>
       <w:r>
+        <w:rPr>
+          <w:rFonts w:eastAsia="黑体"/>
+        </w:rPr>
         <w:t xml:space="preserve"> </w:t>
       </w:r>
       <m:oMath>
@@ -1032,24 +1203,33 @@
         </m:r>
       </m:oMath>
       <w:r>
+        <w:rPr>
+          <w:rFonts w:eastAsia="黑体"/>
+        </w:rPr>
         <w:t xml:space="preserve"> </w:t>
       </w:r>
       <w:r>
         <w:rPr>
-          <w:rFonts w:hint="eastAsia"/>
+          <w:rFonts w:hint="eastAsia" w:eastAsia="黑体"/>
         </w:rPr>
         <w:t xml:space="preserve">时相移趋近</w:t>
       </w:r>
       <w:r>
+        <w:rPr>
+          <w:rFonts w:eastAsia="黑体"/>
+        </w:rPr>
         <w:t xml:space="preserve"> </w:t>
       </w:r>
       <w:r>
         <w:rPr>
-          <w:rFonts w:hint="eastAsia"/>
+          <w:rFonts w:hint="eastAsia" w:eastAsia="黑体"/>
         </w:rPr>
         <w:t xml:space="preserve">0，在</w:t>
       </w:r>
       <w:r>
+        <w:rPr>
+          <w:rFonts w:eastAsia="黑体"/>
+        </w:rPr>
         <w:t xml:space="preserve"> </w:t>
       </w:r>
       <m:oMath>
@@ -1070,15 +1250,21 @@
         </m:r>
       </m:oMath>
       <w:r>
+        <w:rPr>
+          <w:rFonts w:eastAsia="黑体"/>
+        </w:rPr>
         <w:t xml:space="preserve"> </w:t>
       </w:r>
       <w:r>
         <w:rPr>
-          <w:rFonts w:hint="eastAsia"/>
+          <w:rFonts w:hint="eastAsia" w:eastAsia="黑体"/>
         </w:rPr>
         <w:t xml:space="preserve">时相移趋近</w:t>
       </w:r>
       <w:r>
+        <w:rPr>
+          <w:rFonts w:eastAsia="黑体"/>
+        </w:rPr>
         <w:t xml:space="preserve"> </w:t>
       </w:r>
       <m:oMath>
@@ -1106,11 +1292,14 @@
       </m:oMath>
       <w:r>
         <w:rPr>
-          <w:rFonts w:hint="eastAsia"/>
+          <w:rFonts w:hint="eastAsia" w:eastAsia="黑体"/>
         </w:rPr>
         <w:t xml:space="preserve">，在特征频率处相移</w:t>
       </w:r>
       <w:r>
+        <w:rPr>
+          <w:rFonts w:eastAsia="黑体"/>
+        </w:rPr>
         <w:t xml:space="preserve"> </w:t>
       </w:r>
       <m:oMath>
@@ -1138,7 +1327,7 @@
       </m:oMath>
       <w:r>
         <w:rPr>
-          <w:rFonts w:hint="eastAsia"/>
+          <w:rFonts w:hint="eastAsia" w:eastAsia="黑体"/>
         </w:rPr>
         <w:t xml:space="preserve">，从而实现对特定频段的相位调整而不衰减信号幅度。</w:t>
       </w:r>
@@ -1151,7 +1340,7 @@
       </w:pPr>
       <w:r>
         <w:rPr>
-          <w:rFonts w:hint="eastAsia"/>
+          <w:rFonts w:hint="eastAsia" w:eastAsia="黑体"/>
         </w:rPr>
         <w:t xml:space="preserve">关键计算公式</w:t>
       </w:r>
@@ -1165,7 +1354,7 @@
       </w:pPr>
       <w:r>
         <w:rPr>
-          <w:rFonts w:hint="eastAsia"/>
+          <w:rFonts w:hint="eastAsia" w:eastAsia="黑体"/>
         </w:rPr>
         <w:t xml:space="preserve">一阶全通传递函数：</w:t>
       </w:r>
@@ -1261,7 +1450,7 @@
       </w:pPr>
       <w:r>
         <w:rPr>
-          <w:rFonts w:hint="eastAsia"/>
+          <w:rFonts w:hint="eastAsia" w:eastAsia="黑体"/>
         </w:rPr>
         <w:t xml:space="preserve">相频响应：</w:t>
       </w:r>
@@ -1348,7 +1537,7 @@
       </w:pPr>
       <w:r>
         <w:rPr>
-          <w:rFonts w:hint="eastAsia"/>
+          <w:rFonts w:hint="eastAsia" w:eastAsia="黑体"/>
         </w:rPr>
         <w:t xml:space="preserve">相位转折（</w:t>
       </w:r>
@@ -1377,7 +1566,7 @@
       </m:oMath>
       <w:r>
         <w:rPr>
-          <w:rFonts w:hint="eastAsia"/>
+          <w:rFonts w:hint="eastAsia" w:eastAsia="黑体"/>
         </w:rPr>
         <w:t xml:space="preserve">）频率：</w:t>
       </w:r>
@@ -1440,7 +1629,7 @@
       </w:pPr>
       <w:r>
         <w:rPr>
-          <w:rFonts w:hint="eastAsia"/>
+          <w:rFonts w:hint="eastAsia" w:eastAsia="黑体"/>
         </w:rPr>
         <w:t xml:space="preserve">群延迟：</w:t>
       </w:r>
@@ -1579,7 +1768,7 @@
             </w:pPr>
             <w:r>
               <w:rPr>
-                <w:rFonts w:hint="eastAsia"/>
+                <w:rFonts w:hint="eastAsia" w:eastAsia="黑体"/>
               </w:rPr>
               <w:t xml:space="preserve">符号</w:t>
             </w:r>
@@ -1593,7 +1782,7 @@
             </w:pPr>
             <w:r>
               <w:rPr>
-                <w:rFonts w:hint="eastAsia"/>
+                <w:rFonts w:hint="eastAsia" w:eastAsia="黑体"/>
               </w:rPr>
               <w:t xml:space="preserve">含义</w:t>
             </w:r>
@@ -1607,7 +1796,7 @@
             </w:pPr>
             <w:r>
               <w:rPr>
-                <w:rFonts w:hint="eastAsia"/>
+                <w:rFonts w:hint="eastAsia" w:eastAsia="黑体"/>
               </w:rPr>
               <w:t xml:space="preserve">单位</w:t>
             </w:r>
@@ -1627,6 +1816,9 @@
               </m:r>
             </m:oMath>
             <w:r>
+              <w:rPr>
+                <w:rFonts w:eastAsia="黑体"/>
+              </w:rPr>
               <w:t xml:space="preserve">​</w:t>
             </w:r>
           </w:p>
@@ -1639,7 +1831,7 @@
             </w:pPr>
             <w:r>
               <w:rPr>
-                <w:rFonts w:hint="eastAsia"/>
+                <w:rFonts w:hint="eastAsia" w:eastAsia="黑体"/>
               </w:rPr>
               <w:t xml:space="preserve">电阻</w:t>
             </w:r>
@@ -1652,6 +1844,9 @@
               <w:pStyle w:val="Compact"/>
             </w:pPr>
             <w:r>
+              <w:rPr>
+                <w:rFonts w:eastAsia="黑体"/>
+              </w:rPr>
               <w:t xml:space="preserve">Ω</w:t>
             </w:r>
           </w:p>
@@ -1670,6 +1865,9 @@
               </m:r>
             </m:oMath>
             <w:r>
+              <w:rPr>
+                <w:rFonts w:eastAsia="黑体"/>
+              </w:rPr>
               <w:t xml:space="preserve">​</w:t>
             </w:r>
           </w:p>
@@ -1682,7 +1880,7 @@
             </w:pPr>
             <w:r>
               <w:rPr>
-                <w:rFonts w:hint="eastAsia"/>
+                <w:rFonts w:hint="eastAsia" w:eastAsia="黑体"/>
               </w:rPr>
               <w:t xml:space="preserve">电容</w:t>
             </w:r>
@@ -1695,6 +1893,9 @@
               <w:pStyle w:val="Compact"/>
             </w:pPr>
             <w:r>
+              <w:rPr>
+                <w:rFonts w:eastAsia="黑体"/>
+              </w:rPr>
               <w:t xml:space="preserve">F</w:t>
             </w:r>
           </w:p>
@@ -1722,6 +1923,9 @@
               </m:sSub>
             </m:oMath>
             <w:r>
+              <w:rPr>
+                <w:rFonts w:eastAsia="黑体"/>
+              </w:rPr>
               <w:t xml:space="preserve">​</w:t>
             </w:r>
           </w:p>
@@ -1734,7 +1938,7 @@
             </w:pPr>
             <w:r>
               <w:rPr>
-                <w:rFonts w:hint="eastAsia"/>
+                <w:rFonts w:hint="eastAsia" w:eastAsia="黑体"/>
               </w:rPr>
               <w:t xml:space="preserve">相位转折角频率</w:t>
             </w:r>
@@ -1747,6 +1951,9 @@
               <w:pStyle w:val="Compact"/>
             </w:pPr>
             <w:r>
+              <w:rPr>
+                <w:rFonts w:eastAsia="黑体"/>
+              </w:rPr>
               <w:t xml:space="preserve">rad/s</w:t>
             </w:r>
           </w:p>
@@ -1765,6 +1972,9 @@
               </m:r>
             </m:oMath>
             <w:r>
+              <w:rPr>
+                <w:rFonts w:eastAsia="黑体"/>
+              </w:rPr>
               <w:t xml:space="preserve">​</w:t>
             </w:r>
           </w:p>
@@ -1777,7 +1987,7 @@
             </w:pPr>
             <w:r>
               <w:rPr>
-                <w:rFonts w:hint="eastAsia"/>
+                <w:rFonts w:hint="eastAsia" w:eastAsia="黑体"/>
               </w:rPr>
               <w:t xml:space="preserve">相移</w:t>
             </w:r>
@@ -1790,6 +2000,9 @@
               <w:pStyle w:val="Compact"/>
             </w:pPr>
             <w:r>
+              <w:rPr>
+                <w:rFonts w:eastAsia="黑体"/>
+              </w:rPr>
               <w:t xml:space="preserve">rad</w:t>
             </w:r>
           </w:p>
@@ -1817,6 +2030,9 @@
               </m:sSub>
             </m:oMath>
             <w:r>
+              <w:rPr>
+                <w:rFonts w:eastAsia="黑体"/>
+              </w:rPr>
               <w:t xml:space="preserve">​</w:t>
             </w:r>
           </w:p>
@@ -1829,7 +2045,7 @@
             </w:pPr>
             <w:r>
               <w:rPr>
-                <w:rFonts w:hint="eastAsia"/>
+                <w:rFonts w:hint="eastAsia" w:eastAsia="黑体"/>
               </w:rPr>
               <w:t xml:space="preserve">群延迟</w:t>
             </w:r>
@@ -1842,6 +2058,9 @@
               <w:pStyle w:val="Compact"/>
             </w:pPr>
             <w:r>
+              <w:rPr>
+                <w:rFonts w:eastAsia="黑体"/>
+              </w:rPr>
               <w:t xml:space="preserve">s</w:t>
             </w:r>
           </w:p>
@@ -1856,7 +2075,7 @@
       </w:pPr>
       <w:r>
         <w:rPr>
-          <w:rFonts w:hint="eastAsia"/>
+          <w:rFonts w:hint="eastAsia" w:eastAsia="黑体"/>
         </w:rPr>
         <w:t xml:space="preserve">元件调整影响</w:t>
       </w:r>
@@ -1871,6 +2090,7 @@
       </w:pPr>
       <w:r>
         <w:rPr>
+          <w:rFonts w:eastAsia="黑体"/>
           <w:b/>
           <w:bCs/>
         </w:rPr>
@@ -1878,7 +2098,7 @@
       </w:r>
       <w:r>
         <w:rPr>
-          <w:rFonts w:hint="eastAsia"/>
+          <w:rFonts w:hint="eastAsia" w:eastAsia="黑体"/>
           <w:b/>
           <w:bCs/>
         </w:rPr>
@@ -1886,6 +2106,7 @@
       </w:r>
       <w:r>
         <w:rPr>
+          <w:rFonts w:eastAsia="黑体"/>
           <w:b/>
           <w:bCs/>
         </w:rPr>
@@ -1893,25 +2114,34 @@
       </w:r>
       <w:r>
         <w:rPr>
-          <w:rFonts w:hint="eastAsia"/>
+          <w:rFonts w:hint="eastAsia" w:eastAsia="黑体"/>
           <w:b/>
           <w:bCs/>
         </w:rPr>
         <w:t xml:space="preserve">增大</w:t>
       </w:r>
       <w:r>
+        <w:rPr>
+          <w:rFonts w:eastAsia="黑体"/>
+        </w:rPr>
         <w:t xml:space="preserve"> </w:t>
       </w:r>
       <w:r>
+        <w:rPr>
+          <w:rFonts w:eastAsia="黑体"/>
+        </w:rPr>
         <w:t xml:space="preserve">→ </w:t>
       </w:r>
       <w:r>
         <w:rPr>
-          <w:rFonts w:hint="eastAsia"/>
+          <w:rFonts w:hint="eastAsia" w:eastAsia="黑体"/>
         </w:rPr>
         <w:t xml:space="preserve">相位转折频率</w:t>
       </w:r>
       <w:r>
+        <w:rPr>
+          <w:rFonts w:eastAsia="黑体"/>
+        </w:rPr>
         <w:t xml:space="preserve"> </w:t>
       </w:r>
       <m:oMath>
@@ -1929,11 +2159,14 @@
         </m:sSub>
       </m:oMath>
       <w:r>
+        <w:rPr>
+          <w:rFonts w:eastAsia="黑体"/>
+        </w:rPr>
         <w:t xml:space="preserve"> </w:t>
       </w:r>
       <w:r>
         <w:rPr>
-          <w:rFonts w:hint="eastAsia"/>
+          <w:rFonts w:hint="eastAsia" w:eastAsia="黑体"/>
         </w:rPr>
         <w:t xml:space="preserve">降低，相移发生的频段下移。</w:t>
       </w:r>
@@ -1948,6 +2181,7 @@
       </w:pPr>
       <w:r>
         <w:rPr>
+          <w:rFonts w:eastAsia="黑体"/>
           <w:b/>
           <w:bCs/>
         </w:rPr>
@@ -1955,7 +2189,7 @@
       </w:r>
       <w:r>
         <w:rPr>
-          <w:rFonts w:hint="eastAsia"/>
+          <w:rFonts w:hint="eastAsia" w:eastAsia="黑体"/>
           <w:b/>
           <w:bCs/>
         </w:rPr>
@@ -1963,20 +2197,26 @@
       </w:r>
       <w:r>
         <w:rPr>
-          <w:rFonts w:hint="eastAsia"/>
+          <w:rFonts w:hint="eastAsia" w:eastAsia="黑体"/>
         </w:rPr>
         <w:t xml:space="preserve">（相对运放两输入端不精确匹配）→</w:t>
       </w:r>
       <w:r>
+        <w:rPr>
+          <w:rFonts w:eastAsia="黑体"/>
+        </w:rPr>
         <w:t xml:space="preserve"> </w:t>
       </w:r>
       <w:r>
         <w:rPr>
-          <w:rFonts w:hint="eastAsia"/>
+          <w:rFonts w:hint="eastAsia" w:eastAsia="黑体"/>
         </w:rPr>
         <w:t xml:space="preserve">幅度响应出现起伏，不再恒为</w:t>
       </w:r>
       <w:r>
+        <w:rPr>
+          <w:rFonts w:eastAsia="黑体"/>
+        </w:rPr>
         <w:t xml:space="preserve"> 1。</w:t>
       </w:r>
     </w:p>
@@ -1990,16 +2230,19 @@
       </w:pPr>
       <w:r>
         <w:rPr>
-          <w:rFonts w:hint="eastAsia"/>
+          <w:rFonts w:hint="eastAsia" w:eastAsia="黑体"/>
         </w:rPr>
         <w:t xml:space="preserve">级联多个全通节可叠加相移，用于实现更大范围的相位</w:t>
       </w:r>
       <w:r>
+        <w:rPr>
+          <w:rFonts w:eastAsia="黑体"/>
+        </w:rPr>
         <w:t xml:space="preserve"> / </w:t>
       </w:r>
       <w:r>
         <w:rPr>
-          <w:rFonts w:hint="eastAsia"/>
+          <w:rFonts w:hint="eastAsia" w:eastAsia="黑体"/>
         </w:rPr>
         <w:t xml:space="preserve">延迟补偿。</w:t>
       </w:r>
@@ -2014,16 +2257,19 @@
       </w:pPr>
       <w:r>
         <w:rPr>
-          <w:rFonts w:hint="eastAsia"/>
+          <w:rFonts w:hint="eastAsia" w:eastAsia="黑体"/>
         </w:rPr>
         <w:t xml:space="preserve">幅度恒为</w:t>
       </w:r>
       <w:r>
+        <w:rPr>
+          <w:rFonts w:eastAsia="黑体"/>
+        </w:rPr>
         <w:t xml:space="preserve"> </w:t>
       </w:r>
       <w:r>
         <w:rPr>
-          <w:rFonts w:hint="eastAsia"/>
+          <w:rFonts w:hint="eastAsia" w:eastAsia="黑体"/>
         </w:rPr>
         <w:t xml:space="preserve">1，改变元件不改变增益，只改变相位特性。</w:t>
       </w:r>
@@ -2036,7 +2282,7 @@
       </w:pPr>
       <w:r>
         <w:rPr>
-          <w:rFonts w:hint="eastAsia"/>
+          <w:rFonts w:hint="eastAsia" w:eastAsia="黑体"/>
         </w:rPr>
         <w:t xml:space="preserve">典型参数示例</w:t>
       </w:r>
@@ -2051,11 +2297,14 @@
       </w:pPr>
       <w:r>
         <w:rPr>
-          <w:rFonts w:hint="eastAsia"/>
+          <w:rFonts w:hint="eastAsia" w:eastAsia="黑体"/>
         </w:rPr>
         <w:t xml:space="preserve">取</w:t>
       </w:r>
       <w:r>
+        <w:rPr>
+          <w:rFonts w:eastAsia="黑体"/>
+        </w:rPr>
         <w:t xml:space="preserve"> </w:t>
       </w:r>
       <m:oMath>
@@ -2083,6 +2332,9 @@
         </m:r>
       </m:oMath>
       <w:r>
+        <w:rPr>
+          <w:rFonts w:eastAsia="黑体"/>
+        </w:rPr>
         <w:t xml:space="preserve">、</w:t>
       </w:r>
       <m:oMath>
@@ -2111,7 +2363,7 @@
       </m:oMath>
       <w:r>
         <w:rPr>
-          <w:rFonts w:hint="eastAsia"/>
+          <w:rFonts w:hint="eastAsia" w:eastAsia="黑体"/>
         </w:rPr>
         <w:t xml:space="preserve">：</w:t>
       </w:r>
@@ -2213,11 +2465,14 @@
       </m:oMath>
       <w:r>
         <w:rPr>
-          <w:rFonts w:hint="eastAsia"/>
+          <w:rFonts w:hint="eastAsia" w:eastAsia="黑体"/>
         </w:rPr>
         <w:t xml:space="preserve">，即</w:t>
       </w:r>
       <w:r>
+        <w:rPr>
+          <w:rFonts w:eastAsia="黑体"/>
+        </w:rPr>
         <w:t xml:space="preserve"> </w:t>
       </w:r>
       <m:oMath>
@@ -2255,11 +2510,14 @@
       </m:oMath>
       <w:r>
         <w:rPr>
-          <w:rFonts w:hint="eastAsia"/>
+          <w:rFonts w:hint="eastAsia" w:eastAsia="黑体"/>
         </w:rPr>
         <w:t xml:space="preserve">。在</w:t>
       </w:r>
       <w:r>
+        <w:rPr>
+          <w:rFonts w:eastAsia="黑体"/>
+        </w:rPr>
         <w:t xml:space="preserve"> </w:t>
       </w:r>
       <m:oMath>
@@ -2277,15 +2535,21 @@
         </m:sSub>
       </m:oMath>
       <w:r>
+        <w:rPr>
+          <w:rFonts w:eastAsia="黑体"/>
+        </w:rPr>
         <w:t xml:space="preserve"> </w:t>
       </w:r>
       <w:r>
         <w:rPr>
-          <w:rFonts w:hint="eastAsia"/>
+          <w:rFonts w:hint="eastAsia" w:eastAsia="黑体"/>
         </w:rPr>
         <w:t xml:space="preserve">处相移</w:t>
       </w:r>
       <w:r>
+        <w:rPr>
+          <w:rFonts w:eastAsia="黑体"/>
+        </w:rPr>
         <w:t xml:space="preserve"> </w:t>
       </w:r>
       <m:oMath>
@@ -2357,6 +2621,9 @@
         </m:sSup>
       </m:oMath>
       <w:r>
+        <w:rPr>
+          <w:rFonts w:eastAsia="黑体"/>
+        </w:rPr>
         <w:t xml:space="preserve">。</w:t>
       </w:r>
     </w:p>
@@ -2368,7 +2635,7 @@
       </w:pPr>
       <w:r>
         <w:rPr>
-          <w:rFonts w:hint="eastAsia"/>
+          <w:rFonts w:hint="eastAsia" w:eastAsia="黑体"/>
         </w:rPr>
         <w:t xml:space="preserve">常见器件型号</w:t>
       </w:r>
@@ -2383,7 +2650,7 @@
       </w:pPr>
       <w:r>
         <w:rPr>
-          <w:rFonts w:hint="eastAsia"/>
+          <w:rFonts w:hint="eastAsia" w:eastAsia="黑体"/>
         </w:rPr>
         <w:t xml:space="preserve">运放：TL072、OPA227、LM358（按频率与噪声选择）。</w:t>
       </w:r>
@@ -2398,25 +2665,31 @@
       </w:pPr>
       <w:r>
         <w:rPr>
-          <w:rFonts w:hint="eastAsia"/>
+          <w:rFonts w:hint="eastAsia" w:eastAsia="黑体"/>
         </w:rPr>
         <w:t xml:space="preserve">精密阻容：1%</w:t>
       </w:r>
       <w:r>
+        <w:rPr>
+          <w:rFonts w:eastAsia="黑体"/>
+        </w:rPr>
         <w:t xml:space="preserve"> </w:t>
       </w:r>
       <w:r>
         <w:rPr>
-          <w:rFonts w:hint="eastAsia"/>
+          <w:rFonts w:hint="eastAsia" w:eastAsia="黑体"/>
         </w:rPr>
         <w:t xml:space="preserve">金属膜电阻、C0G/NP0</w:t>
       </w:r>
       <w:r>
+        <w:rPr>
+          <w:rFonts w:eastAsia="黑体"/>
+        </w:rPr>
         <w:t xml:space="preserve"> </w:t>
       </w:r>
       <w:r>
         <w:rPr>
-          <w:rFonts w:hint="eastAsia"/>
+          <w:rFonts w:hint="eastAsia" w:eastAsia="黑体"/>
         </w:rPr>
         <w:t xml:space="preserve">电容。</w:t>
       </w:r>
@@ -2429,7 +2702,7 @@
       </w:pPr>
       <w:r>
         <w:rPr>
-          <w:rFonts w:hint="eastAsia"/>
+          <w:rFonts w:hint="eastAsia" w:eastAsia="黑体"/>
         </w:rPr>
         <w:t xml:space="preserve">注意事项</w:t>
       </w:r>
@@ -2444,16 +2717,19 @@
       </w:pPr>
       <w:r>
         <w:rPr>
-          <w:rFonts w:hint="eastAsia"/>
+          <w:rFonts w:hint="eastAsia" w:eastAsia="黑体"/>
         </w:rPr>
         <w:t xml:space="preserve">幅度响应平坦依靠两路</w:t>
       </w:r>
       <w:r>
+        <w:rPr>
+          <w:rFonts w:eastAsia="黑体"/>
+        </w:rPr>
         <w:t xml:space="preserve"> RC </w:t>
       </w:r>
       <w:r>
         <w:rPr>
-          <w:rFonts w:hint="eastAsia"/>
+          <w:rFonts w:hint="eastAsia" w:eastAsia="黑体"/>
         </w:rPr>
         <w:t xml:space="preserve">的精确匹配，需选精密元件。</w:t>
       </w:r>
@@ -2468,16 +2744,19 @@
       </w:pPr>
       <w:r>
         <w:rPr>
-          <w:rFonts w:hint="eastAsia"/>
+          <w:rFonts w:hint="eastAsia" w:eastAsia="黑体"/>
         </w:rPr>
         <w:t xml:space="preserve">全通不提供幅度选择性，仅用于相位</w:t>
       </w:r>
       <w:r>
+        <w:rPr>
+          <w:rFonts w:eastAsia="黑体"/>
+        </w:rPr>
         <w:t xml:space="preserve"> / </w:t>
       </w:r>
       <w:r>
         <w:rPr>
-          <w:rFonts w:hint="eastAsia"/>
+          <w:rFonts w:hint="eastAsia" w:eastAsia="黑体"/>
         </w:rPr>
         <w:t xml:space="preserve">延迟补偿，不能用作选频滤波。</w:t>
       </w:r>
@@ -2492,7 +2771,7 @@
       </w:pPr>
       <w:r>
         <w:rPr>
-          <w:rFonts w:hint="eastAsia"/>
+          <w:rFonts w:hint="eastAsia" w:eastAsia="黑体"/>
         </w:rPr>
         <w:t xml:space="preserve">高频时运放带宽与寄生电容会使幅度响应偏离平坦，需评估。</w:t>
       </w:r>
@@ -2505,7 +2784,7 @@
       </w:pPr>
       <w:r>
         <w:rPr>
-          <w:rFonts w:hint="eastAsia"/>
+          <w:rFonts w:hint="eastAsia" w:eastAsia="黑体"/>
         </w:rPr>
         <w:t xml:space="preserve">参考资料</w:t>
       </w:r>
@@ -2519,6 +2798,9 @@
         </w:numPr>
       </w:pPr>
       <w:r>
+        <w:rPr>
+          <w:rFonts w:eastAsia="黑体"/>
+        </w:rPr>
         <w:t xml:space="preserve">Wikipedia: All-pass filter。</w:t>
       </w:r>
     </w:p>
@@ -2531,11 +2813,14 @@
         </w:numPr>
       </w:pPr>
       <w:r>
+        <w:rPr>
+          <w:rFonts w:eastAsia="黑体"/>
+        </w:rPr>
         <w:t xml:space="preserve">TI </w:t>
       </w:r>
       <w:r>
         <w:rPr>
-          <w:rFonts w:hint="eastAsia"/>
+          <w:rFonts w:hint="eastAsia" w:eastAsia="黑体"/>
         </w:rPr>
         <w:t xml:space="preserve">应用笔记（全通滤波器与延迟均衡）。</w:t>
       </w:r>
@@ -2550,7 +2835,7 @@
       </w:pPr>
       <w:r>
         <w:rPr>
-          <w:rFonts w:hint="eastAsia"/>
+          <w:rFonts w:hint="eastAsia" w:eastAsia="黑体"/>
         </w:rPr>
         <w:t xml:space="preserve">《模拟电子技术基础》（童诗白、华成英）。</w:t>
       </w:r>
@@ -2564,11 +2849,11 @@
       </w:pPr>
       <w:r>
         <w:rPr>
-          <w:rFonts w:ascii="Times New Roman" w:hAnsi="Times New Roman"/>
+          <w:rFonts w:ascii="Times New Roman" w:hAnsi="Times New Roman" w:eastAsia="黑体"/>
           <w:color w:val="555555"/>
           <w:sz w:val="21"/>
         </w:rPr>
-        <w:t>材料收集者：杜文杰</w:t>
+        <w:t>材料收集者：杜文杰，WX手机：19519196569，QQ:3478827729</w:t>
       </w:r>
     </w:p>
     <w:sectPr>
@@ -2588,7 +2873,7 @@
 </file>
 
 <file path=word/footer1.xml><?xml version="1.0" encoding="utf-8"?>
-<w:ftr xmlns:m="http://schemas.openxmlformats.org/officeDocument/2006/math" xmlns:mc="http://schemas.openxmlformats.org/markup-compatibility/2006" xmlns:mo="http://schemas.microsoft.com/office/mac/office/2008/main" xmlns:mv="urn:schemas-microsoft-com:mac:vml" xmlns:o="urn:schemas-microsoft-com:office:office" xmlns:r="http://schemas.openxmlformats.org/officeDocument/2006/relationships" xmlns:v="urn:schemas-microsoft-com:vml" xmlns:w10="urn:schemas-microsoft-com:office:word" xmlns:w14="http://schemas.microsoft.com/office/word/2010/wordml" xmlns:w="http://schemas.openxmlformats.org/wordprocessingml/2006/main" xmlns:wne="http://schemas.microsoft.com/office/word/2006/wordml" xmlns:wp14="http://schemas.microsoft.com/office/word/2010/wordprocessingDrawing" xmlns:wp="http://schemas.openxmlformats.org/drawingml/2006/wordprocessingDrawing" xmlns:wpc="http://schemas.microsoft.com/office/word/2010/wordprocessingCanvas" xmlns:wpg="http://schemas.microsoft.com/office/word/2010/wordprocessingGroup" xmlns:wpi="http://schemas.microsoft.com/office/word/2010/wordprocessingInk" xmlns:wps="http://schemas.microsoft.com/office/word/2010/wordprocessingShape" mc:Ignorable="w14 wp14">
+<w:ftr xmlns:mc="http://schemas.openxmlformats.org/markup-compatibility/2006" xmlns:w="http://schemas.openxmlformats.org/wordprocessingml/2006/main" xmlns:m="http://schemas.openxmlformats.org/officeDocument/2006/math" xmlns:mo="http://schemas.microsoft.com/office/mac/office/2008/main" xmlns:mv="urn:schemas-microsoft-com:mac:vml" xmlns:o="urn:schemas-microsoft-com:office:office" xmlns:r="http://schemas.openxmlformats.org/officeDocument/2006/relationships" xmlns:v="urn:schemas-microsoft-com:vml" xmlns:w10="urn:schemas-microsoft-com:office:word" xmlns:w14="http://schemas.microsoft.com/office/word/2010/wordml" xmlns:wne="http://schemas.microsoft.com/office/word/2006/wordml" xmlns:wp14="http://schemas.microsoft.com/office/word/2010/wordprocessingDrawing" xmlns:wp="http://schemas.openxmlformats.org/drawingml/2006/wordprocessingDrawing" xmlns:wpc="http://schemas.microsoft.com/office/word/2010/wordprocessingCanvas" xmlns:wpg="http://schemas.microsoft.com/office/word/2010/wordprocessingGroup" xmlns:wpi="http://schemas.microsoft.com/office/word/2010/wordprocessingInk" xmlns:wps="http://schemas.microsoft.com/office/word/2010/wordprocessingShape" mc:Ignorable="w14 wp14">
   <w:p>
     <w:pPr>
       <w:pStyle w:val="Footer"/>
@@ -2596,12 +2881,14 @@
     </w:pPr>
     <w:r>
       <w:rPr>
+        <w:rFonts w:eastAsia="黑体"/>
         <w:sz w:val="18"/>
       </w:rPr>
       <w:t xml:space="preserve">第 </w:t>
     </w:r>
     <w:r>
       <w:rPr>
+        <w:rFonts w:eastAsia="黑体"/>
         <w:sz w:val="18"/>
       </w:rPr>
       <w:fldChar w:fldCharType="begin"/>
@@ -2610,6 +2897,7 @@
     </w:r>
     <w:r>
       <w:rPr>
+        <w:rFonts w:eastAsia="黑体"/>
         <w:sz w:val="18"/>
       </w:rPr>
       <w:t xml:space="preserve"> 页</w:t>
@@ -2623,6 +2911,9 @@
   <w:footnote w:type="continuationSeparator" w:id="0">
     <w:p>
       <w:r>
+        <w:rPr>
+          <w:rFonts w:eastAsia="黑体"/>
+        </w:rPr>
         <w:continuationSeparator/>
       </w:r>
     </w:p>
@@ -2630,6 +2921,9 @@
   <w:footnote w:type="separator" w:id="-1">
     <w:p>
       <w:r>
+        <w:rPr>
+          <w:rFonts w:eastAsia="黑体"/>
+        </w:rPr>
         <w:separator/>
       </w:r>
     </w:p>
@@ -2638,7 +2932,7 @@
 </file>
 
 <file path=word/header1.xml><?xml version="1.0" encoding="utf-8"?>
-<w:hdr xmlns:m="http://schemas.openxmlformats.org/officeDocument/2006/math" xmlns:mc="http://schemas.openxmlformats.org/markup-compatibility/2006" xmlns:mo="http://schemas.microsoft.com/office/mac/office/2008/main" xmlns:mv="urn:schemas-microsoft-com:mac:vml" xmlns:o="urn:schemas-microsoft-com:office:office" xmlns:r="http://schemas.openxmlformats.org/officeDocument/2006/relationships" xmlns:v="urn:schemas-microsoft-com:vml" xmlns:w10="urn:schemas-microsoft-com:office:word" xmlns:w14="http://schemas.microsoft.com/office/word/2010/wordml" xmlns:w="http://schemas.openxmlformats.org/wordprocessingml/2006/main" xmlns:wne="http://schemas.microsoft.com/office/word/2006/wordml" xmlns:wp14="http://schemas.microsoft.com/office/word/2010/wordprocessingDrawing" xmlns:wp="http://schemas.openxmlformats.org/drawingml/2006/wordprocessingDrawing" xmlns:wpc="http://schemas.microsoft.com/office/word/2010/wordprocessingCanvas" xmlns:wpg="http://schemas.microsoft.com/office/word/2010/wordprocessingGroup" xmlns:wpi="http://schemas.microsoft.com/office/word/2010/wordprocessingInk" xmlns:wps="http://schemas.microsoft.com/office/word/2010/wordprocessingShape" mc:Ignorable="w14 wp14">
+<w:hdr xmlns:mc="http://schemas.openxmlformats.org/markup-compatibility/2006" xmlns:w="http://schemas.openxmlformats.org/wordprocessingml/2006/main" xmlns:m="http://schemas.openxmlformats.org/officeDocument/2006/math" xmlns:mo="http://schemas.microsoft.com/office/mac/office/2008/main" xmlns:mv="urn:schemas-microsoft-com:mac:vml" xmlns:o="urn:schemas-microsoft-com:office:office" xmlns:r="http://schemas.openxmlformats.org/officeDocument/2006/relationships" xmlns:v="urn:schemas-microsoft-com:vml" xmlns:w10="urn:schemas-microsoft-com:office:word" xmlns:w14="http://schemas.microsoft.com/office/word/2010/wordml" xmlns:wne="http://schemas.microsoft.com/office/word/2006/wordml" xmlns:wp14="http://schemas.microsoft.com/office/word/2010/wordprocessingDrawing" xmlns:wp="http://schemas.openxmlformats.org/drawingml/2006/wordprocessingDrawing" xmlns:wpc="http://schemas.microsoft.com/office/word/2010/wordprocessingCanvas" xmlns:wpg="http://schemas.microsoft.com/office/word/2010/wordprocessingGroup" xmlns:wpi="http://schemas.microsoft.com/office/word/2010/wordprocessingInk" xmlns:wps="http://schemas.microsoft.com/office/word/2010/wordprocessingShape" mc:Ignorable="w14 wp14">
   <w:p>
     <w:pPr>
       <w:pStyle w:val="Header"/>
@@ -2646,7 +2940,7 @@
     </w:pPr>
     <w:r>
       <w:rPr>
-        <w:rFonts w:ascii="Times New Roman" w:hAnsi="Times New Roman"/>
+        <w:rFonts w:ascii="Times New Roman" w:hAnsi="Times New Roman" w:eastAsia="黑体"/>
         <w:sz w:val="18"/>
         <w:rFonts w:eastAsia="黑体"/>
         <w:rFonts w:eastAsia="黑体"/>
@@ -2658,7 +2952,7 @@
 </file>
 
 <file path=word/numbering.xml><?xml version="1.0" encoding="utf-8"?>
-<w:numbering xmlns:m="http://schemas.openxmlformats.org/officeDocument/2006/math" xmlns:mc="http://schemas.openxmlformats.org/markup-compatibility/2006" xmlns:mo="http://schemas.microsoft.com/office/mac/office/2008/main" xmlns:mv="urn:schemas-microsoft-com:mac:vml" xmlns:o="urn:schemas-microsoft-com:office:office" xmlns:r="http://schemas.openxmlformats.org/officeDocument/2006/relationships" xmlns:v="urn:schemas-microsoft-com:vml" xmlns:w="http://schemas.openxmlformats.org/wordprocessingml/2006/main" xmlns:w10="urn:schemas-microsoft-com:office:word" xmlns:w14="http://schemas.microsoft.com/office/word/2010/wordml" xmlns:wne="http://schemas.microsoft.com/office/word/2006/wordml" xmlns:wp="http://schemas.openxmlformats.org/drawingml/2006/wordprocessingDrawing" xmlns:wp14="http://schemas.microsoft.com/office/word/2010/wordprocessingDrawing" xmlns:wpc="http://schemas.microsoft.com/office/word/2010/wordprocessingCanvas" xmlns:wpg="http://schemas.microsoft.com/office/word/2010/wordprocessingGroup" xmlns:wpi="http://schemas.microsoft.com/office/word/2010/wordprocessingInk" xmlns:wps="http://schemas.microsoft.com/office/word/2010/wordprocessingShape" mc:Ignorable="w14 wp14">
+<w:numbering xmlns:mc="http://schemas.openxmlformats.org/markup-compatibility/2006" xmlns:w="http://schemas.openxmlformats.org/wordprocessingml/2006/main" xmlns:m="http://schemas.openxmlformats.org/officeDocument/2006/math" xmlns:mo="http://schemas.microsoft.com/office/mac/office/2008/main" xmlns:mv="urn:schemas-microsoft-com:mac:vml" xmlns:o="urn:schemas-microsoft-com:office:office" xmlns:r="http://schemas.openxmlformats.org/officeDocument/2006/relationships" xmlns:v="urn:schemas-microsoft-com:vml" xmlns:w10="urn:schemas-microsoft-com:office:word" xmlns:w14="http://schemas.microsoft.com/office/word/2010/wordml" xmlns:wne="http://schemas.microsoft.com/office/word/2006/wordml" xmlns:wp="http://schemas.openxmlformats.org/drawingml/2006/wordprocessingDrawing" xmlns:wp14="http://schemas.microsoft.com/office/word/2010/wordprocessingDrawing" xmlns:wpc="http://schemas.microsoft.com/office/word/2010/wordprocessingCanvas" xmlns:wpg="http://schemas.microsoft.com/office/word/2010/wordprocessingGroup" xmlns:wpi="http://schemas.microsoft.com/office/word/2010/wordprocessingInk" xmlns:wps="http://schemas.microsoft.com/office/word/2010/wordprocessingShape" mc:Ignorable="w14 wp14">
   <w:abstractNum w:abstractNumId="0">
     <w:nsid w:val="FFFFFF7C"/>
     <w:multiLevelType w:val="singleLevel"/>
@@ -2745,7 +3039,7 @@
         <w:ind w:hanging="360" w:left="1440"/>
       </w:pPr>
       <w:rPr>
-        <w:rFonts w:ascii="Symbol" w:hAnsi="Symbol" w:hint="default"/>
+        <w:rFonts w:ascii="Symbol" w:hAnsi="Symbol" w:hint="default" w:eastAsia="黑体"/>
       </w:rPr>
     </w:lvl>
   </w:abstractNum>
@@ -2766,7 +3060,7 @@
         <w:ind w:hanging="360" w:left="1080"/>
       </w:pPr>
       <w:rPr>
-        <w:rFonts w:ascii="Symbol" w:hAnsi="Symbol" w:hint="default"/>
+        <w:rFonts w:ascii="Symbol" w:hAnsi="Symbol" w:hint="default" w:eastAsia="黑体"/>
       </w:rPr>
     </w:lvl>
   </w:abstractNum>
@@ -2787,7 +3081,7 @@
         <w:ind w:hanging="360" w:left="720"/>
       </w:pPr>
       <w:rPr>
-        <w:rFonts w:ascii="Symbol" w:hAnsi="Symbol" w:hint="default"/>
+        <w:rFonts w:ascii="Symbol" w:hAnsi="Symbol" w:hint="default" w:eastAsia="黑体"/>
       </w:rPr>
     </w:lvl>
   </w:abstractNum>
@@ -2826,7 +3120,7 @@
         <w:ind w:hanging="360" w:left="360"/>
       </w:pPr>
       <w:rPr>
-        <w:rFonts w:ascii="Symbol" w:hAnsi="Symbol" w:hint="default"/>
+        <w:rFonts w:ascii="Symbol" w:hAnsi="Symbol" w:hint="default" w:eastAsia="黑体"/>
       </w:rPr>
     </w:lvl>
   </w:abstractNum>
@@ -2917,7 +3211,7 @@
         <w:ind w:left="720" w:hanging="360"/>
       </w:pPr>
       <w:rPr>
-        <w:rFonts w:ascii="Symbol" w:hAnsi="Symbol" w:cs="Symbol" w:hint="default"/>
+        <w:rFonts w:ascii="Symbol" w:hAnsi="Symbol" w:cs="Symbol" w:hint="default" w:eastAsia="黑体"/>
       </w:rPr>
     </w:lvl>
     <w:lvl w:ilvl="1">
@@ -2928,7 +3222,7 @@
         <w:ind w:left="1440" w:hanging="360"/>
       </w:pPr>
       <w:rPr>
-        <w:rFonts w:ascii="Courier New" w:hAnsi="Courier New" w:cs="Courier New" w:hint="default"/>
+        <w:rFonts w:ascii="Courier New" w:hAnsi="Courier New" w:cs="Courier New" w:hint="default" w:eastAsia="黑体"/>
       </w:rPr>
     </w:lvl>
     <w:lvl w:ilvl="2">
@@ -2939,7 +3233,7 @@
         <w:ind w:left="2160" w:hanging="360"/>
       </w:pPr>
       <w:rPr>
-        <w:rFonts w:ascii="Wingdings" w:hAnsi="Wingdings" w:cs="Wingdings" w:hint="default"/>
+        <w:rFonts w:ascii="Wingdings" w:hAnsi="Wingdings" w:cs="Wingdings" w:hint="default" w:eastAsia="黑体"/>
       </w:rPr>
     </w:lvl>
     <w:lvl w:ilvl="3">
@@ -2950,7 +3244,7 @@
         <w:ind w:left="2880" w:hanging="360"/>
       </w:pPr>
       <w:rPr>
-        <w:rFonts w:ascii="Symbol" w:hAnsi="Symbol" w:cs="Symbol" w:hint="default"/>
+        <w:rFonts w:ascii="Symbol" w:hAnsi="Symbol" w:cs="Symbol" w:hint="default" w:eastAsia="黑体"/>
       </w:rPr>
     </w:lvl>
     <w:lvl w:ilvl="4">
@@ -2961,7 +3255,7 @@
         <w:ind w:left="3600" w:hanging="360"/>
       </w:pPr>
       <w:rPr>
-        <w:rFonts w:ascii="Courier New" w:hAnsi="Courier New" w:cs="Courier New" w:hint="default"/>
+        <w:rFonts w:ascii="Courier New" w:hAnsi="Courier New" w:cs="Courier New" w:hint="default" w:eastAsia="黑体"/>
       </w:rPr>
     </w:lvl>
     <w:lvl w:ilvl="5">
@@ -2972,7 +3266,7 @@
         <w:ind w:left="4320" w:hanging="360"/>
       </w:pPr>
       <w:rPr>
-        <w:rFonts w:ascii="Wingdings" w:hAnsi="Wingdings" w:cs="Wingdings" w:hint="default"/>
+        <w:rFonts w:ascii="Wingdings" w:hAnsi="Wingdings" w:cs="Wingdings" w:hint="default" w:eastAsia="黑体"/>
       </w:rPr>
     </w:lvl>
     <w:lvl w:ilvl="6">
@@ -2983,7 +3277,7 @@
         <w:ind w:left="5040" w:hanging="360"/>
       </w:pPr>
       <w:rPr>
-        <w:rFonts w:ascii="Symbol" w:hAnsi="Symbol" w:cs="Symbol" w:hint="default"/>
+        <w:rFonts w:ascii="Symbol" w:hAnsi="Symbol" w:cs="Symbol" w:hint="default" w:eastAsia="黑体"/>
       </w:rPr>
     </w:lvl>
     <w:lvl w:ilvl="7">
@@ -2994,7 +3288,7 @@
         <w:ind w:left="5760" w:hanging="360"/>
       </w:pPr>
       <w:rPr>
-        <w:rFonts w:ascii="Courier New" w:hAnsi="Courier New" w:cs="Courier New" w:hint="default"/>
+        <w:rFonts w:ascii="Courier New" w:hAnsi="Courier New" w:cs="Courier New" w:hint="default" w:eastAsia="黑体"/>
       </w:rPr>
     </w:lvl>
     <w:lvl w:ilvl="8">
@@ -3005,7 +3299,7 @@
         <w:ind w:left="6480" w:hanging="360"/>
       </w:pPr>
       <w:rPr>
-        <w:rFonts w:ascii="Wingdings" w:hAnsi="Wingdings" w:cs="Wingdings" w:hint="default"/>
+        <w:rFonts w:ascii="Wingdings" w:hAnsi="Wingdings" w:cs="Wingdings" w:hint="default" w:eastAsia="黑体"/>
       </w:rPr>
     </w:lvl>
   </w:abstractNum>
@@ -3061,11 +3355,11 @@
 </file>
 
 <file path=word/styles.xml><?xml version="1.0" encoding="utf-8"?>
-<w:styles xmlns:mc="http://schemas.openxmlformats.org/markup-compatibility/2006" xmlns:r="http://schemas.openxmlformats.org/officeDocument/2006/relationships" xmlns:w="http://schemas.openxmlformats.org/wordprocessingml/2006/main" xmlns:w14="http://schemas.microsoft.com/office/word/2010/wordml" mc:Ignorable="w14">
+<w:styles xmlns:mc="http://schemas.openxmlformats.org/markup-compatibility/2006" xmlns:w="http://schemas.openxmlformats.org/wordprocessingml/2006/main" xmlns:r="http://schemas.openxmlformats.org/officeDocument/2006/relationships" xmlns:w14="http://schemas.microsoft.com/office/word/2010/wordml" mc:Ignorable="w14">
   <w:docDefaults>
     <w:rPrDefault>
       <w:rPr>
-        <w:rFonts w:asciiTheme="minorHAnsi" w:cstheme="minorBidi" w:eastAsiaTheme="minorEastAsia" w:hAnsiTheme="minorHAnsi"/>
+        <w:rFonts w:asciiTheme="minorHAnsi" w:cstheme="minorBidi" w:hAnsiTheme="minorHAnsi" w:eastAsia="黑体"/>
         <w:sz w:val="22"/>
         <w:szCs w:val="22"/>
         <w:lang w:bidi="ar-SA" w:eastAsia="en-US" w:val="en-US"/>
@@ -3287,7 +3581,7 @@
       <w:outlineLvl w:val="0"/>
     </w:pPr>
     <w:rPr>
-      <w:rFonts w:ascii="Times New Roman" w:asciiTheme="majorHAnsi" w:cstheme="majorBidi" w:eastAsia="黑体" w:eastAsiaTheme="majorEastAsia" w:hAnsi="Times New Roman" w:hAnsiTheme="majorHAnsi"/>
+      <w:rFonts w:ascii="Times New Roman" w:asciiTheme="majorHAnsi" w:cstheme="majorBidi" w:eastAsia="黑体" w:hAnsi="Times New Roman" w:hAnsiTheme="majorHAnsi"/>
       <w:b/>
       <w:bCs/>
       <w:color w:val="1F3864"/>
@@ -3311,7 +3605,7 @@
       <w:outlineLvl w:val="1"/>
     </w:pPr>
     <w:rPr>
-      <w:rFonts w:ascii="Times New Roman" w:asciiTheme="majorHAnsi" w:cstheme="majorBidi" w:eastAsia="黑体" w:eastAsiaTheme="majorEastAsia" w:hAnsi="Times New Roman" w:hAnsiTheme="majorHAnsi"/>
+      <w:rFonts w:ascii="Times New Roman" w:asciiTheme="majorHAnsi" w:cstheme="majorBidi" w:eastAsia="黑体" w:hAnsi="Times New Roman" w:hAnsiTheme="majorHAnsi"/>
       <w:b/>
       <w:bCs/>
       <w:color w:val="2E4E7E"/>
@@ -3335,7 +3629,7 @@
       <w:outlineLvl w:val="2"/>
     </w:pPr>
     <w:rPr>
-      <w:rFonts w:ascii="Times New Roman" w:asciiTheme="majorHAnsi" w:cstheme="majorBidi" w:eastAsia="黑体" w:eastAsiaTheme="majorEastAsia" w:hAnsi="Times New Roman" w:hAnsiTheme="majorHAnsi"/>
+      <w:rFonts w:ascii="Times New Roman" w:asciiTheme="majorHAnsi" w:cstheme="majorBidi" w:eastAsia="黑体" w:hAnsi="Times New Roman" w:hAnsiTheme="majorHAnsi"/>
       <w:b/>
       <w:bCs/>
       <w:color w:val="2E4E7E"/>
@@ -3359,7 +3653,7 @@
       <w:outlineLvl w:val="3"/>
     </w:pPr>
     <w:rPr>
-      <w:rFonts w:ascii="Times New Roman" w:asciiTheme="majorHAnsi" w:cstheme="majorBidi" w:eastAsia="黑体" w:eastAsiaTheme="majorEastAsia" w:hAnsi="Times New Roman" w:hAnsiTheme="majorHAnsi"/>
+      <w:rFonts w:ascii="Times New Roman" w:asciiTheme="majorHAnsi" w:cstheme="majorBidi" w:eastAsia="黑体" w:hAnsi="Times New Roman" w:hAnsiTheme="majorHAnsi"/>
       <w:b/>
       <w:bCs/>
       <w:i/>
@@ -3385,7 +3679,7 @@
       <w:outlineLvl w:val="4"/>
     </w:pPr>
     <w:rPr>
-      <w:rFonts w:ascii="Times New Roman" w:asciiTheme="majorHAnsi" w:cstheme="majorBidi" w:eastAsia="黑体" w:eastAsiaTheme="majorEastAsia" w:hAnsi="Times New Roman" w:hAnsiTheme="majorHAnsi"/>
+      <w:rFonts w:ascii="Times New Roman" w:asciiTheme="majorHAnsi" w:cstheme="majorBidi" w:eastAsia="黑体" w:hAnsi="Times New Roman" w:hAnsiTheme="majorHAnsi"/>
       <w:b/>
       <w:color w:val="333333"/>
       <w:sz w:val="22"/>
@@ -3408,7 +3702,7 @@
       <w:outlineLvl w:val="5"/>
     </w:pPr>
     <w:rPr>
-      <w:rFonts w:asciiTheme="majorHAnsi" w:cstheme="majorBidi" w:eastAsiaTheme="majorEastAsia" w:hAnsiTheme="majorHAnsi"/>
+      <w:rFonts w:asciiTheme="majorHAnsi" w:cstheme="majorBidi" w:hAnsiTheme="majorHAnsi" w:eastAsia="黑体"/>
       <w:i/>
       <w:iCs/>
       <w:color w:themeColor="accent1" w:themeShade="7F" w:val="243F60"/>
@@ -3431,7 +3725,7 @@
       <w:outlineLvl w:val="6"/>
     </w:pPr>
     <w:rPr>
-      <w:rFonts w:asciiTheme="majorHAnsi" w:cstheme="majorBidi" w:eastAsiaTheme="majorEastAsia" w:hAnsiTheme="majorHAnsi"/>
+      <w:rFonts w:asciiTheme="majorHAnsi" w:cstheme="majorBidi" w:hAnsiTheme="majorHAnsi" w:eastAsia="黑体"/>
       <w:i/>
       <w:iCs/>
       <w:color w:themeColor="text1" w:themeTint="BF" w:val="404040"/>
@@ -3454,7 +3748,7 @@
       <w:outlineLvl w:val="7"/>
     </w:pPr>
     <w:rPr>
-      <w:rFonts w:asciiTheme="majorHAnsi" w:cstheme="majorBidi" w:eastAsiaTheme="majorEastAsia" w:hAnsiTheme="majorHAnsi"/>
+      <w:rFonts w:asciiTheme="majorHAnsi" w:cstheme="majorBidi" w:hAnsiTheme="majorHAnsi" w:eastAsia="黑体"/>
       <w:color w:themeColor="accent1" w:val="4F81BD"/>
       <w:sz w:val="20"/>
       <w:szCs w:val="20"/>
@@ -3477,7 +3771,7 @@
       <w:outlineLvl w:val="8"/>
     </w:pPr>
     <w:rPr>
-      <w:rFonts w:asciiTheme="majorHAnsi" w:cstheme="majorBidi" w:eastAsiaTheme="majorEastAsia" w:hAnsiTheme="majorHAnsi"/>
+      <w:rFonts w:asciiTheme="majorHAnsi" w:cstheme="majorBidi" w:hAnsiTheme="majorHAnsi" w:eastAsia="黑体"/>
       <w:i/>
       <w:iCs/>
       <w:color w:themeColor="text1" w:themeTint="BF" w:val="404040"/>
@@ -3528,7 +3822,7 @@
     <w:uiPriority w:val="9"/>
     <w:rsid w:val="00FC693F"/>
     <w:rPr>
-      <w:rFonts w:asciiTheme="majorHAnsi" w:cstheme="majorBidi" w:eastAsiaTheme="majorEastAsia" w:hAnsiTheme="majorHAnsi"/>
+      <w:rFonts w:asciiTheme="majorHAnsi" w:cstheme="majorBidi" w:hAnsiTheme="majorHAnsi" w:eastAsia="黑体"/>
       <w:b/>
       <w:bCs/>
       <w:color w:themeColor="accent1" w:themeShade="BF" w:val="365F91"/>
@@ -3543,7 +3837,7 @@
     <w:uiPriority w:val="9"/>
     <w:rsid w:val="00FC693F"/>
     <w:rPr>
-      <w:rFonts w:asciiTheme="majorHAnsi" w:cstheme="majorBidi" w:eastAsiaTheme="majorEastAsia" w:hAnsiTheme="majorHAnsi"/>
+      <w:rFonts w:asciiTheme="majorHAnsi" w:cstheme="majorBidi" w:hAnsiTheme="majorHAnsi" w:eastAsia="黑体"/>
       <w:b/>
       <w:bCs/>
       <w:color w:themeColor="accent1" w:val="4F81BD"/>
@@ -3558,7 +3852,7 @@
     <w:uiPriority w:val="9"/>
     <w:rsid w:val="00FC693F"/>
     <w:rPr>
-      <w:rFonts w:asciiTheme="majorHAnsi" w:cstheme="majorBidi" w:eastAsiaTheme="majorEastAsia" w:hAnsiTheme="majorHAnsi"/>
+      <w:rFonts w:asciiTheme="majorHAnsi" w:cstheme="majorBidi" w:hAnsiTheme="majorHAnsi" w:eastAsia="黑体"/>
       <w:b/>
       <w:bCs/>
       <w:color w:themeColor="accent1" w:val="4F81BD"/>
@@ -3581,7 +3875,7 @@
       <w:contextualSpacing/>
     </w:pPr>
     <w:rPr>
-      <w:rFonts w:ascii="Times New Roman" w:asciiTheme="majorHAnsi" w:cstheme="majorBidi" w:eastAsia="黑体" w:eastAsiaTheme="majorEastAsia" w:hAnsi="Times New Roman" w:hAnsiTheme="majorHAnsi"/>
+      <w:rFonts w:ascii="Times New Roman" w:asciiTheme="majorHAnsi" w:cstheme="majorBidi" w:eastAsia="黑体" w:hAnsi="Times New Roman" w:hAnsiTheme="majorHAnsi"/>
       <w:b/>
       <w:color w:val="1F3864"/>
       <w:spacing w:val="5"/>
@@ -3597,7 +3891,7 @@
     <w:uiPriority w:val="10"/>
     <w:rsid w:val="00FC693F"/>
     <w:rPr>
-      <w:rFonts w:asciiTheme="majorHAnsi" w:cstheme="majorBidi" w:eastAsiaTheme="majorEastAsia" w:hAnsiTheme="majorHAnsi"/>
+      <w:rFonts w:asciiTheme="majorHAnsi" w:cstheme="majorBidi" w:hAnsiTheme="majorHAnsi" w:eastAsia="黑体"/>
       <w:color w:themeColor="text2" w:themeShade="BF" w:val="17365D"/>
       <w:spacing w:val="5"/>
       <w:kern w:val="28"/>
@@ -3619,7 +3913,7 @@
       </w:numPr>
     </w:pPr>
     <w:rPr>
-      <w:rFonts w:asciiTheme="majorHAnsi" w:cstheme="majorBidi" w:eastAsiaTheme="majorEastAsia" w:hAnsiTheme="majorHAnsi"/>
+      <w:rFonts w:asciiTheme="majorHAnsi" w:cstheme="majorBidi" w:hAnsiTheme="majorHAnsi" w:eastAsia="黑体"/>
       <w:i/>
       <w:iCs/>
       <w:color w:themeColor="accent1" w:val="4F81BD"/>
@@ -3635,7 +3929,7 @@
     <w:uiPriority w:val="11"/>
     <w:rsid w:val="00FC693F"/>
     <w:rPr>
-      <w:rFonts w:asciiTheme="majorHAnsi" w:cstheme="majorBidi" w:eastAsiaTheme="majorEastAsia" w:hAnsiTheme="majorHAnsi"/>
+      <w:rFonts w:asciiTheme="majorHAnsi" w:cstheme="majorBidi" w:hAnsiTheme="majorHAnsi" w:eastAsia="黑体"/>
       <w:i/>
       <w:iCs/>
       <w:color w:themeColor="accent1" w:val="4F81BD"/>
@@ -3702,6 +3996,7 @@
       <w:spacing w:after="120"/>
     </w:pPr>
     <w:rPr>
+      <w:rFonts w:eastAsia="黑体"/>
       <w:sz w:val="16"/>
       <w:szCs w:val="16"/>
     </w:rPr>
@@ -3713,6 +4008,7 @@
     <w:uiPriority w:val="99"/>
     <w:rsid w:val="00AA1D8D"/>
     <w:rPr>
+      <w:rFonts w:eastAsia="黑体"/>
       <w:sz w:val="16"/>
       <w:szCs w:val="16"/>
     </w:rPr>
@@ -3882,7 +4178,7 @@
       </w:tabs>
     </w:pPr>
     <w:rPr>
-      <w:rFonts w:ascii="Courier" w:hAnsi="Courier"/>
+      <w:rFonts w:ascii="Courier" w:hAnsi="Courier" w:eastAsia="黑体"/>
       <w:sz w:val="20"/>
       <w:szCs w:val="20"/>
     </w:rPr>
@@ -3894,7 +4190,7 @@
     <w:uiPriority w:val="99"/>
     <w:rsid w:val="0029639D"/>
     <w:rPr>
-      <w:rFonts w:ascii="Courier" w:hAnsi="Courier"/>
+      <w:rFonts w:ascii="Courier" w:hAnsi="Courier" w:eastAsia="黑体"/>
       <w:sz w:val="20"/>
       <w:szCs w:val="20"/>
     </w:rPr>
@@ -3930,6 +4226,7 @@
     <w:uiPriority w:val="29"/>
     <w:rsid w:val="00FC693F"/>
     <w:rPr>
+      <w:rFonts w:eastAsia="黑体"/>
       <w:i/>
       <w:iCs/>
       <w:color w:themeColor="text1" w:val="000000"/>
@@ -3943,7 +4240,7 @@
     <w:semiHidden/>
     <w:rsid w:val="00FC693F"/>
     <w:rPr>
-      <w:rFonts w:asciiTheme="majorHAnsi" w:cstheme="majorBidi" w:eastAsiaTheme="majorEastAsia" w:hAnsiTheme="majorHAnsi"/>
+      <w:rFonts w:asciiTheme="majorHAnsi" w:cstheme="majorBidi" w:hAnsiTheme="majorHAnsi" w:eastAsia="黑体"/>
       <w:b/>
       <w:bCs/>
       <w:i/>
@@ -3959,7 +4256,7 @@
     <w:semiHidden/>
     <w:rsid w:val="00FC693F"/>
     <w:rPr>
-      <w:rFonts w:asciiTheme="majorHAnsi" w:cstheme="majorBidi" w:eastAsiaTheme="majorEastAsia" w:hAnsiTheme="majorHAnsi"/>
+      <w:rFonts w:asciiTheme="majorHAnsi" w:cstheme="majorBidi" w:hAnsiTheme="majorHAnsi" w:eastAsia="黑体"/>
       <w:color w:themeColor="accent1" w:themeShade="7F" w:val="243F60"/>
     </w:rPr>
   </w:style>
@@ -3971,7 +4268,7 @@
     <w:semiHidden/>
     <w:rsid w:val="00FC693F"/>
     <w:rPr>
-      <w:rFonts w:asciiTheme="majorHAnsi" w:cstheme="majorBidi" w:eastAsiaTheme="majorEastAsia" w:hAnsiTheme="majorHAnsi"/>
+      <w:rFonts w:asciiTheme="majorHAnsi" w:cstheme="majorBidi" w:hAnsiTheme="majorHAnsi" w:eastAsia="黑体"/>
       <w:i/>
       <w:iCs/>
       <w:color w:themeColor="accent1" w:themeShade="7F" w:val="243F60"/>
@@ -3985,7 +4282,7 @@
     <w:semiHidden/>
     <w:rsid w:val="00FC693F"/>
     <w:rPr>
-      <w:rFonts w:asciiTheme="majorHAnsi" w:cstheme="majorBidi" w:eastAsiaTheme="majorEastAsia" w:hAnsiTheme="majorHAnsi"/>
+      <w:rFonts w:asciiTheme="majorHAnsi" w:cstheme="majorBidi" w:hAnsiTheme="majorHAnsi" w:eastAsia="黑体"/>
       <w:i/>
       <w:iCs/>
       <w:color w:themeColor="text1" w:themeTint="BF" w:val="404040"/>
@@ -3999,7 +4296,7 @@
     <w:semiHidden/>
     <w:rsid w:val="00FC693F"/>
     <w:rPr>
-      <w:rFonts w:asciiTheme="majorHAnsi" w:cstheme="majorBidi" w:eastAsiaTheme="majorEastAsia" w:hAnsiTheme="majorHAnsi"/>
+      <w:rFonts w:asciiTheme="majorHAnsi" w:cstheme="majorBidi" w:hAnsiTheme="majorHAnsi" w:eastAsia="黑体"/>
       <w:color w:themeColor="accent1" w:val="4F81BD"/>
       <w:sz w:val="20"/>
       <w:szCs w:val="20"/>
@@ -4013,7 +4310,7 @@
     <w:semiHidden/>
     <w:rsid w:val="00FC693F"/>
     <w:rPr>
-      <w:rFonts w:asciiTheme="majorHAnsi" w:cstheme="majorBidi" w:eastAsiaTheme="majorEastAsia" w:hAnsiTheme="majorHAnsi"/>
+      <w:rFonts w:asciiTheme="majorHAnsi" w:cstheme="majorBidi" w:hAnsiTheme="majorHAnsi" w:eastAsia="黑体"/>
       <w:i/>
       <w:iCs/>
       <w:color w:themeColor="text1" w:themeTint="BF" w:val="404040"/>
@@ -4034,6 +4331,7 @@
       <w:spacing w:line="240" w:lineRule="auto"/>
     </w:pPr>
     <w:rPr>
+      <w:rFonts w:eastAsia="黑体"/>
       <w:b/>
       <w:bCs/>
       <w:color w:themeColor="accent1" w:val="4F81BD"/>
@@ -4048,6 +4346,7 @@
     <w:qFormat/>
     <w:rsid w:val="00FC693F"/>
     <w:rPr>
+      <w:rFonts w:eastAsia="黑体"/>
       <w:b/>
       <w:bCs/>
     </w:rPr>
@@ -4059,6 +4358,7 @@
     <w:qFormat/>
     <w:rsid w:val="00FC693F"/>
     <w:rPr>
+      <w:rFonts w:eastAsia="黑体"/>
       <w:i/>
       <w:iCs/>
     </w:rPr>
@@ -4079,6 +4379,7 @@
       <w:ind w:left="936" w:right="936"/>
     </w:pPr>
     <w:rPr>
+      <w:rFonts w:eastAsia="黑体"/>
       <w:b/>
       <w:bCs/>
       <w:i/>
@@ -4093,6 +4394,7 @@
     <w:uiPriority w:val="30"/>
     <w:rsid w:val="00FC693F"/>
     <w:rPr>
+      <w:rFonts w:eastAsia="黑体"/>
       <w:b/>
       <w:bCs/>
       <w:i/>
@@ -4107,6 +4409,7 @@
     <w:qFormat/>
     <w:rsid w:val="00FC693F"/>
     <w:rPr>
+      <w:rFonts w:eastAsia="黑体"/>
       <w:i/>
       <w:iCs/>
       <w:color w:themeColor="text1" w:themeTint="7F" w:val="808080"/>
@@ -4119,6 +4422,7 @@
     <w:qFormat/>
     <w:rsid w:val="00FC693F"/>
     <w:rPr>
+      <w:rFonts w:eastAsia="黑体"/>
       <w:b/>
       <w:bCs/>
       <w:i/>
@@ -4133,6 +4437,7 @@
     <w:qFormat/>
     <w:rsid w:val="00FC693F"/>
     <w:rPr>
+      <w:rFonts w:eastAsia="黑体"/>
       <w:smallCaps/>
       <w:color w:themeColor="accent2" w:val="C0504D"/>
       <w:u w:val="single"/>
@@ -4145,6 +4450,7 @@
     <w:qFormat/>
     <w:rsid w:val="00FC693F"/>
     <w:rPr>
+      <w:rFonts w:eastAsia="黑体"/>
       <w:b/>
       <w:bCs/>
       <w:smallCaps/>
@@ -4160,6 +4466,7 @@
     <w:qFormat/>
     <w:rsid w:val="00FC693F"/>
     <w:rPr>
+      <w:rFonts w:eastAsia="黑体"/>
       <w:b/>
       <w:bCs/>
       <w:smallCaps/>
@@ -4214,6 +4521,7 @@
       <w:spacing w:after="0" w:line="240" w:lineRule="auto"/>
     </w:pPr>
     <w:rPr>
+      <w:rFonts w:eastAsia="黑体"/>
       <w:color w:themeColor="text1" w:themeShade="BF" w:val="000000"/>
     </w:rPr>
     <w:tblPr>
@@ -4236,6 +4544,7 @@
         <w:spacing w:after="0" w:before="0" w:line="240" w:lineRule="auto"/>
       </w:pPr>
       <w:rPr>
+        <w:rFonts w:eastAsia="黑体"/>
         <w:b/>
         <w:bCs/>
       </w:rPr>
@@ -4256,6 +4565,7 @@
         <w:spacing w:after="0" w:before="0" w:line="240" w:lineRule="auto"/>
       </w:pPr>
       <w:rPr>
+        <w:rFonts w:eastAsia="黑体"/>
         <w:b/>
         <w:bCs/>
       </w:rPr>
@@ -4273,12 +4583,14 @@
     </w:tblStylePr>
     <w:tblStylePr w:type="firstCol">
       <w:rPr>
+        <w:rFonts w:eastAsia="黑体"/>
         <w:b/>
         <w:bCs/>
       </w:rPr>
     </w:tblStylePr>
     <w:tblStylePr w:type="lastCol">
       <w:rPr>
+        <w:rFonts w:eastAsia="黑体"/>
         <w:b/>
         <w:bCs/>
       </w:rPr>
@@ -4317,6 +4629,7 @@
       <w:spacing w:after="0" w:line="240" w:lineRule="auto"/>
     </w:pPr>
     <w:rPr>
+      <w:rFonts w:eastAsia="黑体"/>
       <w:color w:themeColor="accent1" w:themeShade="BF" w:val="365F91"/>
     </w:rPr>
     <w:tblPr>
@@ -4339,6 +4652,7 @@
         <w:spacing w:after="0" w:before="0" w:line="240" w:lineRule="auto"/>
       </w:pPr>
       <w:rPr>
+        <w:rFonts w:eastAsia="黑体"/>
         <w:b/>
         <w:bCs/>
       </w:rPr>
@@ -4359,6 +4673,7 @@
         <w:spacing w:after="0" w:before="0" w:line="240" w:lineRule="auto"/>
       </w:pPr>
       <w:rPr>
+        <w:rFonts w:eastAsia="黑体"/>
         <w:b/>
         <w:bCs/>
       </w:rPr>
@@ -4376,12 +4691,14 @@
     </w:tblStylePr>
     <w:tblStylePr w:type="firstCol">
       <w:rPr>
+        <w:rFonts w:eastAsia="黑体"/>
         <w:b/>
         <w:bCs/>
       </w:rPr>
     </w:tblStylePr>
     <w:tblStylePr w:type="lastCol">
       <w:rPr>
+        <w:rFonts w:eastAsia="黑体"/>
         <w:b/>
         <w:bCs/>
       </w:rPr>
@@ -4420,6 +4737,7 @@
       <w:spacing w:after="0" w:line="240" w:lineRule="auto"/>
     </w:pPr>
     <w:rPr>
+      <w:rFonts w:eastAsia="黑体"/>
       <w:color w:themeColor="accent2" w:themeShade="BF" w:val="943634"/>
     </w:rPr>
     <w:tblPr>
@@ -4442,6 +4760,7 @@
         <w:spacing w:after="0" w:before="0" w:line="240" w:lineRule="auto"/>
       </w:pPr>
       <w:rPr>
+        <w:rFonts w:eastAsia="黑体"/>
         <w:b/>
         <w:bCs/>
       </w:rPr>
@@ -4462,6 +4781,7 @@
         <w:spacing w:after="0" w:before="0" w:line="240" w:lineRule="auto"/>
       </w:pPr>
       <w:rPr>
+        <w:rFonts w:eastAsia="黑体"/>
         <w:b/>
         <w:bCs/>
       </w:rPr>
@@ -4479,12 +4799,14 @@
     </w:tblStylePr>
     <w:tblStylePr w:type="firstCol">
       <w:rPr>
+        <w:rFonts w:eastAsia="黑体"/>
         <w:b/>
         <w:bCs/>
       </w:rPr>
     </w:tblStylePr>
     <w:tblStylePr w:type="lastCol">
       <w:rPr>
+        <w:rFonts w:eastAsia="黑体"/>
         <w:b/>
         <w:bCs/>
       </w:rPr>
@@ -4523,6 +4845,7 @@
       <w:spacing w:after="0" w:line="240" w:lineRule="auto"/>
     </w:pPr>
     <w:rPr>
+      <w:rFonts w:eastAsia="黑体"/>
       <w:color w:themeColor="accent3" w:themeShade="BF" w:val="76923C"/>
     </w:rPr>
     <w:tblPr>
@@ -4545,6 +4868,7 @@
         <w:spacing w:after="0" w:before="0" w:line="240" w:lineRule="auto"/>
       </w:pPr>
       <w:rPr>
+        <w:rFonts w:eastAsia="黑体"/>
         <w:b/>
         <w:bCs/>
       </w:rPr>
@@ -4565,6 +4889,7 @@
         <w:spacing w:after="0" w:before="0" w:line="240" w:lineRule="auto"/>
       </w:pPr>
       <w:rPr>
+        <w:rFonts w:eastAsia="黑体"/>
         <w:b/>
         <w:bCs/>
       </w:rPr>
@@ -4582,12 +4907,14 @@
     </w:tblStylePr>
     <w:tblStylePr w:type="firstCol">
       <w:rPr>
+        <w:rFonts w:eastAsia="黑体"/>
         <w:b/>
         <w:bCs/>
       </w:rPr>
     </w:tblStylePr>
     <w:tblStylePr w:type="lastCol">
       <w:rPr>
+        <w:rFonts w:eastAsia="黑体"/>
         <w:b/>
         <w:bCs/>
       </w:rPr>
@@ -4626,6 +4953,7 @@
       <w:spacing w:after="0" w:line="240" w:lineRule="auto"/>
     </w:pPr>
     <w:rPr>
+      <w:rFonts w:eastAsia="黑体"/>
       <w:color w:themeColor="accent4" w:themeShade="BF" w:val="5F497A"/>
     </w:rPr>
     <w:tblPr>
@@ -4648,6 +4976,7 @@
         <w:spacing w:after="0" w:before="0" w:line="240" w:lineRule="auto"/>
       </w:pPr>
       <w:rPr>
+        <w:rFonts w:eastAsia="黑体"/>
         <w:b/>
         <w:bCs/>
       </w:rPr>
@@ -4668,6 +4997,7 @@
         <w:spacing w:after="0" w:before="0" w:line="240" w:lineRule="auto"/>
       </w:pPr>
       <w:rPr>
+        <w:rFonts w:eastAsia="黑体"/>
         <w:b/>
         <w:bCs/>
       </w:rPr>
@@ -4685,12 +5015,14 @@
     </w:tblStylePr>
     <w:tblStylePr w:type="firstCol">
       <w:rPr>
+        <w:rFonts w:eastAsia="黑体"/>
         <w:b/>
         <w:bCs/>
       </w:rPr>
     </w:tblStylePr>
     <w:tblStylePr w:type="lastCol">
       <w:rPr>
+        <w:rFonts w:eastAsia="黑体"/>
         <w:b/>
         <w:bCs/>
       </w:rPr>
@@ -4729,6 +5061,7 @@
       <w:spacing w:after="0" w:line="240" w:lineRule="auto"/>
     </w:pPr>
     <w:rPr>
+      <w:rFonts w:eastAsia="黑体"/>
       <w:color w:themeColor="accent5" w:themeShade="BF" w:val="31849B"/>
     </w:rPr>
     <w:tblPr>
@@ -4751,6 +5084,7 @@
         <w:spacing w:after="0" w:before="0" w:line="240" w:lineRule="auto"/>
       </w:pPr>
       <w:rPr>
+        <w:rFonts w:eastAsia="黑体"/>
         <w:b/>
         <w:bCs/>
       </w:rPr>
@@ -4771,6 +5105,7 @@
         <w:spacing w:after="0" w:before="0" w:line="240" w:lineRule="auto"/>
       </w:pPr>
       <w:rPr>
+        <w:rFonts w:eastAsia="黑体"/>
         <w:b/>
         <w:bCs/>
       </w:rPr>
@@ -4788,12 +5123,14 @@
     </w:tblStylePr>
     <w:tblStylePr w:type="firstCol">
       <w:rPr>
+        <w:rFonts w:eastAsia="黑体"/>
         <w:b/>
         <w:bCs/>
       </w:rPr>
     </w:tblStylePr>
     <w:tblStylePr w:type="lastCol">
       <w:rPr>
+        <w:rFonts w:eastAsia="黑体"/>
         <w:b/>
         <w:bCs/>
       </w:rPr>
@@ -4832,6 +5169,7 @@
       <w:spacing w:after="0" w:line="240" w:lineRule="auto"/>
     </w:pPr>
     <w:rPr>
+      <w:rFonts w:eastAsia="黑体"/>
       <w:color w:themeColor="accent6" w:themeShade="BF" w:val="E36C0A"/>
     </w:rPr>
     <w:tblPr>
@@ -4854,6 +5192,7 @@
         <w:spacing w:after="0" w:before="0" w:line="240" w:lineRule="auto"/>
       </w:pPr>
       <w:rPr>
+        <w:rFonts w:eastAsia="黑体"/>
         <w:b/>
         <w:bCs/>
       </w:rPr>
@@ -4874,6 +5213,7 @@
         <w:spacing w:after="0" w:before="0" w:line="240" w:lineRule="auto"/>
       </w:pPr>
       <w:rPr>
+        <w:rFonts w:eastAsia="黑体"/>
         <w:b/>
         <w:bCs/>
       </w:rPr>
@@ -4891,12 +5231,14 @@
     </w:tblStylePr>
     <w:tblStylePr w:type="firstCol">
       <w:rPr>
+        <w:rFonts w:eastAsia="黑体"/>
         <w:b/>
         <w:bCs/>
       </w:rPr>
     </w:tblStylePr>
     <w:tblStylePr w:type="lastCol">
       <w:rPr>
+        <w:rFonts w:eastAsia="黑体"/>
         <w:b/>
         <w:bCs/>
       </w:rPr>
@@ -4956,6 +5298,7 @@
         <w:spacing w:after="0" w:before="0" w:line="240" w:lineRule="auto"/>
       </w:pPr>
       <w:rPr>
+        <w:rFonts w:eastAsia="黑体"/>
         <w:b/>
         <w:bCs/>
         <w:color w:themeColor="background1" w:val="FFFFFF"/>
@@ -4970,6 +5313,7 @@
         <w:spacing w:after="0" w:before="0" w:line="240" w:lineRule="auto"/>
       </w:pPr>
       <w:rPr>
+        <w:rFonts w:eastAsia="黑体"/>
         <w:b/>
         <w:bCs/>
       </w:rPr>
@@ -4985,12 +5329,14 @@
     </w:tblStylePr>
     <w:tblStylePr w:type="firstCol">
       <w:rPr>
+        <w:rFonts w:eastAsia="黑体"/>
         <w:b/>
         <w:bCs/>
       </w:rPr>
     </w:tblStylePr>
     <w:tblStylePr w:type="lastCol">
       <w:rPr>
+        <w:rFonts w:eastAsia="黑体"/>
         <w:b/>
         <w:bCs/>
       </w:rPr>
@@ -5048,6 +5394,7 @@
         <w:spacing w:after="0" w:before="0" w:line="240" w:lineRule="auto"/>
       </w:pPr>
       <w:rPr>
+        <w:rFonts w:eastAsia="黑体"/>
         <w:b/>
         <w:bCs/>
         <w:color w:themeColor="background1" w:val="FFFFFF"/>
@@ -5062,6 +5409,7 @@
         <w:spacing w:after="0" w:before="0" w:line="240" w:lineRule="auto"/>
       </w:pPr>
       <w:rPr>
+        <w:rFonts w:eastAsia="黑体"/>
         <w:b/>
         <w:bCs/>
       </w:rPr>
@@ -5077,12 +5425,14 @@
     </w:tblStylePr>
     <w:tblStylePr w:type="firstCol">
       <w:rPr>
+        <w:rFonts w:eastAsia="黑体"/>
         <w:b/>
         <w:bCs/>
       </w:rPr>
     </w:tblStylePr>
     <w:tblStylePr w:type="lastCol">
       <w:rPr>
+        <w:rFonts w:eastAsia="黑体"/>
         <w:b/>
         <w:bCs/>
       </w:rPr>
@@ -5140,6 +5490,7 @@
         <w:spacing w:after="0" w:before="0" w:line="240" w:lineRule="auto"/>
       </w:pPr>
       <w:rPr>
+        <w:rFonts w:eastAsia="黑体"/>
         <w:b/>
         <w:bCs/>
         <w:color w:themeColor="background1" w:val="FFFFFF"/>
@@ -5154,6 +5505,7 @@
         <w:spacing w:after="0" w:before="0" w:line="240" w:lineRule="auto"/>
       </w:pPr>
       <w:rPr>
+        <w:rFonts w:eastAsia="黑体"/>
         <w:b/>
         <w:bCs/>
       </w:rPr>
@@ -5169,12 +5521,14 @@
     </w:tblStylePr>
     <w:tblStylePr w:type="firstCol">
       <w:rPr>
+        <w:rFonts w:eastAsia="黑体"/>
         <w:b/>
         <w:bCs/>
       </w:rPr>
     </w:tblStylePr>
     <w:tblStylePr w:type="lastCol">
       <w:rPr>
+        <w:rFonts w:eastAsia="黑体"/>
         <w:b/>
         <w:bCs/>
       </w:rPr>
@@ -5232,6 +5586,7 @@
         <w:spacing w:after="0" w:before="0" w:line="240" w:lineRule="auto"/>
       </w:pPr>
       <w:rPr>
+        <w:rFonts w:eastAsia="黑体"/>
         <w:b/>
         <w:bCs/>
         <w:color w:themeColor="background1" w:val="FFFFFF"/>
@@ -5246,6 +5601,7 @@
         <w:spacing w:after="0" w:before="0" w:line="240" w:lineRule="auto"/>
       </w:pPr>
       <w:rPr>
+        <w:rFonts w:eastAsia="黑体"/>
         <w:b/>
         <w:bCs/>
       </w:rPr>
@@ -5261,12 +5617,14 @@
     </w:tblStylePr>
     <w:tblStylePr w:type="firstCol">
       <w:rPr>
+        <w:rFonts w:eastAsia="黑体"/>
         <w:b/>
         <w:bCs/>
       </w:rPr>
     </w:tblStylePr>
     <w:tblStylePr w:type="lastCol">
       <w:rPr>
+        <w:rFonts w:eastAsia="黑体"/>
         <w:b/>
         <w:bCs/>
       </w:rPr>
@@ -5324,6 +5682,7 @@
         <w:spacing w:after="0" w:before="0" w:line="240" w:lineRule="auto"/>
       </w:pPr>
       <w:rPr>
+        <w:rFonts w:eastAsia="黑体"/>
         <w:b/>
         <w:bCs/>
         <w:color w:themeColor="background1" w:val="FFFFFF"/>
@@ -5338,6 +5697,7 @@
         <w:spacing w:after="0" w:before="0" w:line="240" w:lineRule="auto"/>
       </w:pPr>
       <w:rPr>
+        <w:rFonts w:eastAsia="黑体"/>
         <w:b/>
         <w:bCs/>
       </w:rPr>
@@ -5353,12 +5713,14 @@
     </w:tblStylePr>
     <w:tblStylePr w:type="firstCol">
       <w:rPr>
+        <w:rFonts w:eastAsia="黑体"/>
         <w:b/>
         <w:bCs/>
       </w:rPr>
     </w:tblStylePr>
     <w:tblStylePr w:type="lastCol">
       <w:rPr>
+        <w:rFonts w:eastAsia="黑体"/>
         <w:b/>
         <w:bCs/>
       </w:rPr>
@@ -5416,6 +5778,7 @@
         <w:spacing w:after="0" w:before="0" w:line="240" w:lineRule="auto"/>
       </w:pPr>
       <w:rPr>
+        <w:rFonts w:eastAsia="黑体"/>
         <w:b/>
         <w:bCs/>
         <w:color w:themeColor="background1" w:val="FFFFFF"/>
@@ -5430,6 +5793,7 @@
         <w:spacing w:after="0" w:before="0" w:line="240" w:lineRule="auto"/>
       </w:pPr>
       <w:rPr>
+        <w:rFonts w:eastAsia="黑体"/>
         <w:b/>
         <w:bCs/>
       </w:rPr>
@@ -5445,12 +5809,14 @@
     </w:tblStylePr>
     <w:tblStylePr w:type="firstCol">
       <w:rPr>
+        <w:rFonts w:eastAsia="黑体"/>
         <w:b/>
         <w:bCs/>
       </w:rPr>
     </w:tblStylePr>
     <w:tblStylePr w:type="lastCol">
       <w:rPr>
+        <w:rFonts w:eastAsia="黑体"/>
         <w:b/>
         <w:bCs/>
       </w:rPr>
@@ -5508,6 +5874,7 @@
         <w:spacing w:after="0" w:before="0" w:line="240" w:lineRule="auto"/>
       </w:pPr>
       <w:rPr>
+        <w:rFonts w:eastAsia="黑体"/>
         <w:b/>
         <w:bCs/>
         <w:color w:themeColor="background1" w:val="FFFFFF"/>
@@ -5522,6 +5889,7 @@
         <w:spacing w:after="0" w:before="0" w:line="240" w:lineRule="auto"/>
       </w:pPr>
       <w:rPr>
+        <w:rFonts w:eastAsia="黑体"/>
         <w:b/>
         <w:bCs/>
       </w:rPr>
@@ -5537,12 +5905,14 @@
     </w:tblStylePr>
     <w:tblStylePr w:type="firstCol">
       <w:rPr>
+        <w:rFonts w:eastAsia="黑体"/>
         <w:b/>
         <w:bCs/>
       </w:rPr>
     </w:tblStylePr>
     <w:tblStylePr w:type="lastCol">
       <w:rPr>
+        <w:rFonts w:eastAsia="黑体"/>
         <w:b/>
         <w:bCs/>
       </w:rPr>
@@ -5602,7 +5972,7 @@
         <w:spacing w:after="0" w:before="0" w:line="240" w:lineRule="auto"/>
       </w:pPr>
       <w:rPr>
-        <w:rFonts w:asciiTheme="majorHAnsi" w:cstheme="majorBidi" w:eastAsiaTheme="majorEastAsia" w:hAnsiTheme="majorHAnsi"/>
+        <w:rFonts w:asciiTheme="majorHAnsi" w:cstheme="majorBidi" w:hAnsiTheme="majorHAnsi" w:eastAsia="黑体"/>
         <w:b/>
         <w:bCs/>
       </w:rPr>
@@ -5623,7 +5993,7 @@
         <w:spacing w:after="0" w:before="0" w:line="240" w:lineRule="auto"/>
       </w:pPr>
       <w:rPr>
-        <w:rFonts w:asciiTheme="majorHAnsi" w:cstheme="majorBidi" w:eastAsiaTheme="majorEastAsia" w:hAnsiTheme="majorHAnsi"/>
+        <w:rFonts w:asciiTheme="majorHAnsi" w:cstheme="majorBidi" w:hAnsiTheme="majorHAnsi" w:eastAsia="黑体"/>
         <w:b/>
         <w:bCs/>
       </w:rPr>
@@ -5641,14 +6011,14 @@
     </w:tblStylePr>
     <w:tblStylePr w:type="firstCol">
       <w:rPr>
-        <w:rFonts w:asciiTheme="majorHAnsi" w:cstheme="majorBidi" w:eastAsiaTheme="majorEastAsia" w:hAnsiTheme="majorHAnsi"/>
+        <w:rFonts w:asciiTheme="majorHAnsi" w:cstheme="majorBidi" w:hAnsiTheme="majorHAnsi" w:eastAsia="黑体"/>
         <w:b/>
         <w:bCs/>
       </w:rPr>
     </w:tblStylePr>
     <w:tblStylePr w:type="lastCol">
       <w:rPr>
-        <w:rFonts w:asciiTheme="majorHAnsi" w:cstheme="majorBidi" w:eastAsiaTheme="majorEastAsia" w:hAnsiTheme="majorHAnsi"/>
+        <w:rFonts w:asciiTheme="majorHAnsi" w:cstheme="majorBidi" w:hAnsiTheme="majorHAnsi" w:eastAsia="黑体"/>
         <w:b/>
         <w:bCs/>
       </w:rPr>
@@ -5732,7 +6102,7 @@
         <w:spacing w:after="0" w:before="0" w:line="240" w:lineRule="auto"/>
       </w:pPr>
       <w:rPr>
-        <w:rFonts w:asciiTheme="majorHAnsi" w:cstheme="majorBidi" w:eastAsiaTheme="majorEastAsia" w:hAnsiTheme="majorHAnsi"/>
+        <w:rFonts w:asciiTheme="majorHAnsi" w:cstheme="majorBidi" w:hAnsiTheme="majorHAnsi" w:eastAsia="黑体"/>
         <w:b/>
         <w:bCs/>
       </w:rPr>
@@ -5753,7 +6123,7 @@
         <w:spacing w:after="0" w:before="0" w:line="240" w:lineRule="auto"/>
       </w:pPr>
       <w:rPr>
-        <w:rFonts w:asciiTheme="majorHAnsi" w:cstheme="majorBidi" w:eastAsiaTheme="majorEastAsia" w:hAnsiTheme="majorHAnsi"/>
+        <w:rFonts w:asciiTheme="majorHAnsi" w:cstheme="majorBidi" w:hAnsiTheme="majorHAnsi" w:eastAsia="黑体"/>
         <w:b/>
         <w:bCs/>
       </w:rPr>
@@ -5771,14 +6141,14 @@
     </w:tblStylePr>
     <w:tblStylePr w:type="firstCol">
       <w:rPr>
-        <w:rFonts w:asciiTheme="majorHAnsi" w:cstheme="majorBidi" w:eastAsiaTheme="majorEastAsia" w:hAnsiTheme="majorHAnsi"/>
+        <w:rFonts w:asciiTheme="majorHAnsi" w:cstheme="majorBidi" w:hAnsiTheme="majorHAnsi" w:eastAsia="黑体"/>
         <w:b/>
         <w:bCs/>
       </w:rPr>
     </w:tblStylePr>
     <w:tblStylePr w:type="lastCol">
       <w:rPr>
-        <w:rFonts w:asciiTheme="majorHAnsi" w:cstheme="majorBidi" w:eastAsiaTheme="majorEastAsia" w:hAnsiTheme="majorHAnsi"/>
+        <w:rFonts w:asciiTheme="majorHAnsi" w:cstheme="majorBidi" w:hAnsiTheme="majorHAnsi" w:eastAsia="黑体"/>
         <w:b/>
         <w:bCs/>
       </w:rPr>
@@ -5862,7 +6232,7 @@
         <w:spacing w:after="0" w:before="0" w:line="240" w:lineRule="auto"/>
       </w:pPr>
       <w:rPr>
-        <w:rFonts w:asciiTheme="majorHAnsi" w:cstheme="majorBidi" w:eastAsiaTheme="majorEastAsia" w:hAnsiTheme="majorHAnsi"/>
+        <w:rFonts w:asciiTheme="majorHAnsi" w:cstheme="majorBidi" w:hAnsiTheme="majorHAnsi" w:eastAsia="黑体"/>
         <w:b/>
         <w:bCs/>
       </w:rPr>
@@ -5883,7 +6253,7 @@
         <w:spacing w:after="0" w:before="0" w:line="240" w:lineRule="auto"/>
       </w:pPr>
       <w:rPr>
-        <w:rFonts w:asciiTheme="majorHAnsi" w:cstheme="majorBidi" w:eastAsiaTheme="majorEastAsia" w:hAnsiTheme="majorHAnsi"/>
+        <w:rFonts w:asciiTheme="majorHAnsi" w:cstheme="majorBidi" w:hAnsiTheme="majorHAnsi" w:eastAsia="黑体"/>
         <w:b/>
         <w:bCs/>
       </w:rPr>
@@ -5901,14 +6271,14 @@
     </w:tblStylePr>
     <w:tblStylePr w:type="firstCol">
       <w:rPr>
-        <w:rFonts w:asciiTheme="majorHAnsi" w:cstheme="majorBidi" w:eastAsiaTheme="majorEastAsia" w:hAnsiTheme="majorHAnsi"/>
+        <w:rFonts w:asciiTheme="majorHAnsi" w:cstheme="majorBidi" w:hAnsiTheme="majorHAnsi" w:eastAsia="黑体"/>
         <w:b/>
         <w:bCs/>
       </w:rPr>
     </w:tblStylePr>
     <w:tblStylePr w:type="lastCol">
       <w:rPr>
-        <w:rFonts w:asciiTheme="majorHAnsi" w:cstheme="majorBidi" w:eastAsiaTheme="majorEastAsia" w:hAnsiTheme="majorHAnsi"/>
+        <w:rFonts w:asciiTheme="majorHAnsi" w:cstheme="majorBidi" w:hAnsiTheme="majorHAnsi" w:eastAsia="黑体"/>
         <w:b/>
         <w:bCs/>
       </w:rPr>
@@ -5992,7 +6362,7 @@
         <w:spacing w:after="0" w:before="0" w:line="240" w:lineRule="auto"/>
       </w:pPr>
       <w:rPr>
-        <w:rFonts w:asciiTheme="majorHAnsi" w:cstheme="majorBidi" w:eastAsiaTheme="majorEastAsia" w:hAnsiTheme="majorHAnsi"/>
+        <w:rFonts w:asciiTheme="majorHAnsi" w:cstheme="majorBidi" w:hAnsiTheme="majorHAnsi" w:eastAsia="黑体"/>
         <w:b/>
         <w:bCs/>
       </w:rPr>
@@ -6013,7 +6383,7 @@
         <w:spacing w:after="0" w:before="0" w:line="240" w:lineRule="auto"/>
       </w:pPr>
       <w:rPr>
-        <w:rFonts w:asciiTheme="majorHAnsi" w:cstheme="majorBidi" w:eastAsiaTheme="majorEastAsia" w:hAnsiTheme="majorHAnsi"/>
+        <w:rFonts w:asciiTheme="majorHAnsi" w:cstheme="majorBidi" w:hAnsiTheme="majorHAnsi" w:eastAsia="黑体"/>
         <w:b/>
         <w:bCs/>
       </w:rPr>
@@ -6031,14 +6401,14 @@
     </w:tblStylePr>
     <w:tblStylePr w:type="firstCol">
       <w:rPr>
-        <w:rFonts w:asciiTheme="majorHAnsi" w:cstheme="majorBidi" w:eastAsiaTheme="majorEastAsia" w:hAnsiTheme="majorHAnsi"/>
+        <w:rFonts w:asciiTheme="majorHAnsi" w:cstheme="majorBidi" w:hAnsiTheme="majorHAnsi" w:eastAsia="黑体"/>
         <w:b/>
         <w:bCs/>
       </w:rPr>
     </w:tblStylePr>
     <w:tblStylePr w:type="lastCol">
       <w:rPr>
-        <w:rFonts w:asciiTheme="majorHAnsi" w:cstheme="majorBidi" w:eastAsiaTheme="majorEastAsia" w:hAnsiTheme="majorHAnsi"/>
+        <w:rFonts w:asciiTheme="majorHAnsi" w:cstheme="majorBidi" w:hAnsiTheme="majorHAnsi" w:eastAsia="黑体"/>
         <w:b/>
         <w:bCs/>
       </w:rPr>
@@ -6122,7 +6492,7 @@
         <w:spacing w:after="0" w:before="0" w:line="240" w:lineRule="auto"/>
       </w:pPr>
       <w:rPr>
-        <w:rFonts w:asciiTheme="majorHAnsi" w:cstheme="majorBidi" w:eastAsiaTheme="majorEastAsia" w:hAnsiTheme="majorHAnsi"/>
+        <w:rFonts w:asciiTheme="majorHAnsi" w:cstheme="majorBidi" w:hAnsiTheme="majorHAnsi" w:eastAsia="黑体"/>
         <w:b/>
         <w:bCs/>
       </w:rPr>
@@ -6143,7 +6513,7 @@
         <w:spacing w:after="0" w:before="0" w:line="240" w:lineRule="auto"/>
       </w:pPr>
       <w:rPr>
-        <w:rFonts w:asciiTheme="majorHAnsi" w:cstheme="majorBidi" w:eastAsiaTheme="majorEastAsia" w:hAnsiTheme="majorHAnsi"/>
+        <w:rFonts w:asciiTheme="majorHAnsi" w:cstheme="majorBidi" w:hAnsiTheme="majorHAnsi" w:eastAsia="黑体"/>
         <w:b/>
         <w:bCs/>
       </w:rPr>
@@ -6161,14 +6531,14 @@
     </w:tblStylePr>
     <w:tblStylePr w:type="firstCol">
       <w:rPr>
-        <w:rFonts w:asciiTheme="majorHAnsi" w:cstheme="majorBidi" w:eastAsiaTheme="majorEastAsia" w:hAnsiTheme="majorHAnsi"/>
+        <w:rFonts w:asciiTheme="majorHAnsi" w:cstheme="majorBidi" w:hAnsiTheme="majorHAnsi" w:eastAsia="黑体"/>
         <w:b/>
         <w:bCs/>
       </w:rPr>
     </w:tblStylePr>
     <w:tblStylePr w:type="lastCol">
       <w:rPr>
-        <w:rFonts w:asciiTheme="majorHAnsi" w:cstheme="majorBidi" w:eastAsiaTheme="majorEastAsia" w:hAnsiTheme="majorHAnsi"/>
+        <w:rFonts w:asciiTheme="majorHAnsi" w:cstheme="majorBidi" w:hAnsiTheme="majorHAnsi" w:eastAsia="黑体"/>
         <w:b/>
         <w:bCs/>
       </w:rPr>
@@ -6252,7 +6622,7 @@
         <w:spacing w:after="0" w:before="0" w:line="240" w:lineRule="auto"/>
       </w:pPr>
       <w:rPr>
-        <w:rFonts w:asciiTheme="majorHAnsi" w:cstheme="majorBidi" w:eastAsiaTheme="majorEastAsia" w:hAnsiTheme="majorHAnsi"/>
+        <w:rFonts w:asciiTheme="majorHAnsi" w:cstheme="majorBidi" w:hAnsiTheme="majorHAnsi" w:eastAsia="黑体"/>
         <w:b/>
         <w:bCs/>
       </w:rPr>
@@ -6273,7 +6643,7 @@
         <w:spacing w:after="0" w:before="0" w:line="240" w:lineRule="auto"/>
       </w:pPr>
       <w:rPr>
-        <w:rFonts w:asciiTheme="majorHAnsi" w:cstheme="majorBidi" w:eastAsiaTheme="majorEastAsia" w:hAnsiTheme="majorHAnsi"/>
+        <w:rFonts w:asciiTheme="majorHAnsi" w:cstheme="majorBidi" w:hAnsiTheme="majorHAnsi" w:eastAsia="黑体"/>
         <w:b/>
         <w:bCs/>
       </w:rPr>
@@ -6291,14 +6661,14 @@
     </w:tblStylePr>
     <w:tblStylePr w:type="firstCol">
       <w:rPr>
-        <w:rFonts w:asciiTheme="majorHAnsi" w:cstheme="majorBidi" w:eastAsiaTheme="majorEastAsia" w:hAnsiTheme="majorHAnsi"/>
+        <w:rFonts w:asciiTheme="majorHAnsi" w:cstheme="majorBidi" w:hAnsiTheme="majorHAnsi" w:eastAsia="黑体"/>
         <w:b/>
         <w:bCs/>
       </w:rPr>
     </w:tblStylePr>
     <w:tblStylePr w:type="lastCol">
       <w:rPr>
-        <w:rFonts w:asciiTheme="majorHAnsi" w:cstheme="majorBidi" w:eastAsiaTheme="majorEastAsia" w:hAnsiTheme="majorHAnsi"/>
+        <w:rFonts w:asciiTheme="majorHAnsi" w:cstheme="majorBidi" w:hAnsiTheme="majorHAnsi" w:eastAsia="黑体"/>
         <w:b/>
         <w:bCs/>
       </w:rPr>
@@ -6382,7 +6752,7 @@
         <w:spacing w:after="0" w:before="0" w:line="240" w:lineRule="auto"/>
       </w:pPr>
       <w:rPr>
-        <w:rFonts w:asciiTheme="majorHAnsi" w:cstheme="majorBidi" w:eastAsiaTheme="majorEastAsia" w:hAnsiTheme="majorHAnsi"/>
+        <w:rFonts w:asciiTheme="majorHAnsi" w:cstheme="majorBidi" w:hAnsiTheme="majorHAnsi" w:eastAsia="黑体"/>
         <w:b/>
         <w:bCs/>
       </w:rPr>
@@ -6403,7 +6773,7 @@
         <w:spacing w:after="0" w:before="0" w:line="240" w:lineRule="auto"/>
       </w:pPr>
       <w:rPr>
-        <w:rFonts w:asciiTheme="majorHAnsi" w:cstheme="majorBidi" w:eastAsiaTheme="majorEastAsia" w:hAnsiTheme="majorHAnsi"/>
+        <w:rFonts w:asciiTheme="majorHAnsi" w:cstheme="majorBidi" w:hAnsiTheme="majorHAnsi" w:eastAsia="黑体"/>
         <w:b/>
         <w:bCs/>
       </w:rPr>
@@ -6421,14 +6791,14 @@
     </w:tblStylePr>
     <w:tblStylePr w:type="firstCol">
       <w:rPr>
-        <w:rFonts w:asciiTheme="majorHAnsi" w:cstheme="majorBidi" w:eastAsiaTheme="majorEastAsia" w:hAnsiTheme="majorHAnsi"/>
+        <w:rFonts w:asciiTheme="majorHAnsi" w:cstheme="majorBidi" w:hAnsiTheme="majorHAnsi" w:eastAsia="黑体"/>
         <w:b/>
         <w:bCs/>
       </w:rPr>
     </w:tblStylePr>
     <w:tblStylePr w:type="lastCol">
       <w:rPr>
-        <w:rFonts w:asciiTheme="majorHAnsi" w:cstheme="majorBidi" w:eastAsiaTheme="majorEastAsia" w:hAnsiTheme="majorHAnsi"/>
+        <w:rFonts w:asciiTheme="majorHAnsi" w:cstheme="majorBidi" w:hAnsiTheme="majorHAnsi" w:eastAsia="黑体"/>
         <w:b/>
         <w:bCs/>
       </w:rPr>
@@ -6511,6 +6881,7 @@
         <w:spacing w:after="0" w:before="0" w:line="240" w:lineRule="auto"/>
       </w:pPr>
       <w:rPr>
+        <w:rFonts w:eastAsia="黑体"/>
         <w:b/>
         <w:bCs/>
         <w:color w:themeColor="background1" w:val="FFFFFF"/>
@@ -6533,6 +6904,7 @@
         <w:spacing w:after="0" w:before="0" w:line="240" w:lineRule="auto"/>
       </w:pPr>
       <w:rPr>
+        <w:rFonts w:eastAsia="黑体"/>
         <w:b/>
         <w:bCs/>
       </w:rPr>
@@ -6550,12 +6922,14 @@
     </w:tblStylePr>
     <w:tblStylePr w:type="firstCol">
       <w:rPr>
+        <w:rFonts w:eastAsia="黑体"/>
         <w:b/>
         <w:bCs/>
       </w:rPr>
     </w:tblStylePr>
     <w:tblStylePr w:type="lastCol">
       <w:rPr>
+        <w:rFonts w:eastAsia="黑体"/>
         <w:b/>
         <w:bCs/>
       </w:rPr>
@@ -6617,6 +6991,7 @@
         <w:spacing w:after="0" w:before="0" w:line="240" w:lineRule="auto"/>
       </w:pPr>
       <w:rPr>
+        <w:rFonts w:eastAsia="黑体"/>
         <w:b/>
         <w:bCs/>
         <w:color w:themeColor="background1" w:val="FFFFFF"/>
@@ -6639,6 +7014,7 @@
         <w:spacing w:after="0" w:before="0" w:line="240" w:lineRule="auto"/>
       </w:pPr>
       <w:rPr>
+        <w:rFonts w:eastAsia="黑体"/>
         <w:b/>
         <w:bCs/>
       </w:rPr>
@@ -6656,12 +7032,14 @@
     </w:tblStylePr>
     <w:tblStylePr w:type="firstCol">
       <w:rPr>
+        <w:rFonts w:eastAsia="黑体"/>
         <w:b/>
         <w:bCs/>
       </w:rPr>
     </w:tblStylePr>
     <w:tblStylePr w:type="lastCol">
       <w:rPr>
+        <w:rFonts w:eastAsia="黑体"/>
         <w:b/>
         <w:bCs/>
       </w:rPr>
@@ -6723,6 +7101,7 @@
         <w:spacing w:after="0" w:before="0" w:line="240" w:lineRule="auto"/>
       </w:pPr>
       <w:rPr>
+        <w:rFonts w:eastAsia="黑体"/>
         <w:b/>
         <w:bCs/>
         <w:color w:themeColor="background1" w:val="FFFFFF"/>
@@ -6745,6 +7124,7 @@
         <w:spacing w:after="0" w:before="0" w:line="240" w:lineRule="auto"/>
       </w:pPr>
       <w:rPr>
+        <w:rFonts w:eastAsia="黑体"/>
         <w:b/>
         <w:bCs/>
       </w:rPr>
@@ -6762,12 +7142,14 @@
     </w:tblStylePr>
     <w:tblStylePr w:type="firstCol">
       <w:rPr>
+        <w:rFonts w:eastAsia="黑体"/>
         <w:b/>
         <w:bCs/>
       </w:rPr>
     </w:tblStylePr>
     <w:tblStylePr w:type="lastCol">
       <w:rPr>
+        <w:rFonts w:eastAsia="黑体"/>
         <w:b/>
         <w:bCs/>
       </w:rPr>
@@ -6829,6 +7211,7 @@
         <w:spacing w:after="0" w:before="0" w:line="240" w:lineRule="auto"/>
       </w:pPr>
       <w:rPr>
+        <w:rFonts w:eastAsia="黑体"/>
         <w:b/>
         <w:bCs/>
         <w:color w:themeColor="background1" w:val="FFFFFF"/>
@@ -6851,6 +7234,7 @@
         <w:spacing w:after="0" w:before="0" w:line="240" w:lineRule="auto"/>
       </w:pPr>
       <w:rPr>
+        <w:rFonts w:eastAsia="黑体"/>
         <w:b/>
         <w:bCs/>
       </w:rPr>
@@ -6868,12 +7252,14 @@
     </w:tblStylePr>
     <w:tblStylePr w:type="firstCol">
       <w:rPr>
+        <w:rFonts w:eastAsia="黑体"/>
         <w:b/>
         <w:bCs/>
       </w:rPr>
     </w:tblStylePr>
     <w:tblStylePr w:type="lastCol">
       <w:rPr>
+        <w:rFonts w:eastAsia="黑体"/>
         <w:b/>
         <w:bCs/>
       </w:rPr>
@@ -6935,6 +7321,7 @@
         <w:spacing w:after="0" w:before="0" w:line="240" w:lineRule="auto"/>
       </w:pPr>
       <w:rPr>
+        <w:rFonts w:eastAsia="黑体"/>
         <w:b/>
         <w:bCs/>
         <w:color w:themeColor="background1" w:val="FFFFFF"/>
@@ -6957,6 +7344,7 @@
         <w:spacing w:after="0" w:before="0" w:line="240" w:lineRule="auto"/>
       </w:pPr>
       <w:rPr>
+        <w:rFonts w:eastAsia="黑体"/>
         <w:b/>
         <w:bCs/>
       </w:rPr>
@@ -6974,12 +7362,14 @@
     </w:tblStylePr>
     <w:tblStylePr w:type="firstCol">
       <w:rPr>
+        <w:rFonts w:eastAsia="黑体"/>
         <w:b/>
         <w:bCs/>
       </w:rPr>
     </w:tblStylePr>
     <w:tblStylePr w:type="lastCol">
       <w:rPr>
+        <w:rFonts w:eastAsia="黑体"/>
         <w:b/>
         <w:bCs/>
       </w:rPr>
@@ -7041,6 +7431,7 @@
         <w:spacing w:after="0" w:before="0" w:line="240" w:lineRule="auto"/>
       </w:pPr>
       <w:rPr>
+        <w:rFonts w:eastAsia="黑体"/>
         <w:b/>
         <w:bCs/>
         <w:color w:themeColor="background1" w:val="FFFFFF"/>
@@ -7063,6 +7454,7 @@
         <w:spacing w:after="0" w:before="0" w:line="240" w:lineRule="auto"/>
       </w:pPr>
       <w:rPr>
+        <w:rFonts w:eastAsia="黑体"/>
         <w:b/>
         <w:bCs/>
       </w:rPr>
@@ -7080,12 +7472,14 @@
     </w:tblStylePr>
     <w:tblStylePr w:type="firstCol">
       <w:rPr>
+        <w:rFonts w:eastAsia="黑体"/>
         <w:b/>
         <w:bCs/>
       </w:rPr>
     </w:tblStylePr>
     <w:tblStylePr w:type="lastCol">
       <w:rPr>
+        <w:rFonts w:eastAsia="黑体"/>
         <w:b/>
         <w:bCs/>
       </w:rPr>
@@ -7147,6 +7541,7 @@
         <w:spacing w:after="0" w:before="0" w:line="240" w:lineRule="auto"/>
       </w:pPr>
       <w:rPr>
+        <w:rFonts w:eastAsia="黑体"/>
         <w:b/>
         <w:bCs/>
         <w:color w:themeColor="background1" w:val="FFFFFF"/>
@@ -7169,6 +7564,7 @@
         <w:spacing w:after="0" w:before="0" w:line="240" w:lineRule="auto"/>
       </w:pPr>
       <w:rPr>
+        <w:rFonts w:eastAsia="黑体"/>
         <w:b/>
         <w:bCs/>
       </w:rPr>
@@ -7186,12 +7582,14 @@
     </w:tblStylePr>
     <w:tblStylePr w:type="firstCol">
       <w:rPr>
+        <w:rFonts w:eastAsia="黑体"/>
         <w:b/>
         <w:bCs/>
       </w:rPr>
     </w:tblStylePr>
     <w:tblStylePr w:type="lastCol">
       <w:rPr>
+        <w:rFonts w:eastAsia="黑体"/>
         <w:b/>
         <w:bCs/>
       </w:rPr>
@@ -7250,6 +7648,7 @@
         <w:spacing w:after="0" w:before="0" w:line="240" w:lineRule="auto"/>
       </w:pPr>
       <w:rPr>
+        <w:rFonts w:eastAsia="黑体"/>
         <w:b/>
         <w:bCs/>
         <w:color w:themeColor="background1" w:val="FFFFFF"/>
@@ -7272,6 +7671,7 @@
         <w:spacing w:after="0" w:before="0" w:line="240" w:lineRule="auto"/>
       </w:pPr>
       <w:rPr>
+        <w:rFonts w:eastAsia="黑体"/>
         <w:color w:val="auto"/>
       </w:rPr>
       <w:tblPr/>
@@ -7289,6 +7689,7 @@
     </w:tblStylePr>
     <w:tblStylePr w:type="firstCol">
       <w:rPr>
+        <w:rFonts w:eastAsia="黑体"/>
         <w:b/>
         <w:bCs/>
         <w:color w:themeColor="background1" w:val="FFFFFF"/>
@@ -7308,6 +7709,7 @@
     </w:tblStylePr>
     <w:tblStylePr w:type="lastCol">
       <w:rPr>
+        <w:rFonts w:eastAsia="黑体"/>
         <w:b/>
         <w:bCs/>
         <w:color w:themeColor="background1" w:val="FFFFFF"/>
@@ -7356,6 +7758,7 @@
     </w:tblStylePr>
     <w:tblStylePr w:type="nwCell">
       <w:rPr>
+        <w:rFonts w:eastAsia="黑体"/>
         <w:color w:themeColor="background1" w:val="FFFFFF"/>
       </w:rPr>
       <w:tblPr/>
@@ -7399,6 +7802,7 @@
         <w:spacing w:after="0" w:before="0" w:line="240" w:lineRule="auto"/>
       </w:pPr>
       <w:rPr>
+        <w:rFonts w:eastAsia="黑体"/>
         <w:b/>
         <w:bCs/>
         <w:color w:themeColor="background1" w:val="FFFFFF"/>
@@ -7421,6 +7825,7 @@
         <w:spacing w:after="0" w:before="0" w:line="240" w:lineRule="auto"/>
       </w:pPr>
       <w:rPr>
+        <w:rFonts w:eastAsia="黑体"/>
         <w:color w:val="auto"/>
       </w:rPr>
       <w:tblPr/>
@@ -7438,6 +7843,7 @@
     </w:tblStylePr>
     <w:tblStylePr w:type="firstCol">
       <w:rPr>
+        <w:rFonts w:eastAsia="黑体"/>
         <w:b/>
         <w:bCs/>
         <w:color w:themeColor="background1" w:val="FFFFFF"/>
@@ -7457,6 +7863,7 @@
     </w:tblStylePr>
     <w:tblStylePr w:type="lastCol">
       <w:rPr>
+        <w:rFonts w:eastAsia="黑体"/>
         <w:b/>
         <w:bCs/>
         <w:color w:themeColor="background1" w:val="FFFFFF"/>
@@ -7505,6 +7912,7 @@
     </w:tblStylePr>
     <w:tblStylePr w:type="nwCell">
       <w:rPr>
+        <w:rFonts w:eastAsia="黑体"/>
         <w:color w:themeColor="background1" w:val="FFFFFF"/>
       </w:rPr>
       <w:tblPr/>
@@ -7548,6 +7956,7 @@
         <w:spacing w:after="0" w:before="0" w:line="240" w:lineRule="auto"/>
       </w:pPr>
       <w:rPr>
+        <w:rFonts w:eastAsia="黑体"/>
         <w:b/>
         <w:bCs/>
         <w:color w:themeColor="background1" w:val="FFFFFF"/>
@@ -7570,6 +7979,7 @@
         <w:spacing w:after="0" w:before="0" w:line="240" w:lineRule="auto"/>
       </w:pPr>
       <w:rPr>
+        <w:rFonts w:eastAsia="黑体"/>
         <w:color w:val="auto"/>
       </w:rPr>
       <w:tblPr/>
@@ -7587,6 +7997,7 @@
     </w:tblStylePr>
     <w:tblStylePr w:type="firstCol">
       <w:rPr>
+        <w:rFonts w:eastAsia="黑体"/>
         <w:b/>
         <w:bCs/>
         <w:color w:themeColor="background1" w:val="FFFFFF"/>
@@ -7606,6 +8017,7 @@
     </w:tblStylePr>
     <w:tblStylePr w:type="lastCol">
       <w:rPr>
+        <w:rFonts w:eastAsia="黑体"/>
         <w:b/>
         <w:bCs/>
         <w:color w:themeColor="background1" w:val="FFFFFF"/>
@@ -7654,6 +8066,7 @@
     </w:tblStylePr>
     <w:tblStylePr w:type="nwCell">
       <w:rPr>
+        <w:rFonts w:eastAsia="黑体"/>
         <w:color w:themeColor="background1" w:val="FFFFFF"/>
       </w:rPr>
       <w:tblPr/>
@@ -7697,6 +8110,7 @@
         <w:spacing w:after="0" w:before="0" w:line="240" w:lineRule="auto"/>
       </w:pPr>
       <w:rPr>
+        <w:rFonts w:eastAsia="黑体"/>
         <w:b/>
         <w:bCs/>
         <w:color w:themeColor="background1" w:val="FFFFFF"/>
@@ -7719,6 +8133,7 @@
         <w:spacing w:after="0" w:before="0" w:line="240" w:lineRule="auto"/>
       </w:pPr>
       <w:rPr>
+        <w:rFonts w:eastAsia="黑体"/>
         <w:color w:val="auto"/>
       </w:rPr>
       <w:tblPr/>
@@ -7736,6 +8151,7 @@
     </w:tblStylePr>
     <w:tblStylePr w:type="firstCol">
       <w:rPr>
+        <w:rFonts w:eastAsia="黑体"/>
         <w:b/>
         <w:bCs/>
         <w:color w:themeColor="background1" w:val="FFFFFF"/>
@@ -7755,6 +8171,7 @@
     </w:tblStylePr>
     <w:tblStylePr w:type="lastCol">
       <w:rPr>
+        <w:rFonts w:eastAsia="黑体"/>
         <w:b/>
         <w:bCs/>
         <w:color w:themeColor="background1" w:val="FFFFFF"/>
@@ -7803,6 +8220,7 @@
     </w:tblStylePr>
     <w:tblStylePr w:type="nwCell">
       <w:rPr>
+        <w:rFonts w:eastAsia="黑体"/>
         <w:color w:themeColor="background1" w:val="FFFFFF"/>
       </w:rPr>
       <w:tblPr/>
@@ -7846,6 +8264,7 @@
         <w:spacing w:after="0" w:before="0" w:line="240" w:lineRule="auto"/>
       </w:pPr>
       <w:rPr>
+        <w:rFonts w:eastAsia="黑体"/>
         <w:b/>
         <w:bCs/>
         <w:color w:themeColor="background1" w:val="FFFFFF"/>
@@ -7868,6 +8287,7 @@
         <w:spacing w:after="0" w:before="0" w:line="240" w:lineRule="auto"/>
       </w:pPr>
       <w:rPr>
+        <w:rFonts w:eastAsia="黑体"/>
         <w:color w:val="auto"/>
       </w:rPr>
       <w:tblPr/>
@@ -7885,6 +8305,7 @@
     </w:tblStylePr>
     <w:tblStylePr w:type="firstCol">
       <w:rPr>
+        <w:rFonts w:eastAsia="黑体"/>
         <w:b/>
         <w:bCs/>
         <w:color w:themeColor="background1" w:val="FFFFFF"/>
@@ -7904,6 +8325,7 @@
     </w:tblStylePr>
     <w:tblStylePr w:type="lastCol">
       <w:rPr>
+        <w:rFonts w:eastAsia="黑体"/>
         <w:b/>
         <w:bCs/>
         <w:color w:themeColor="background1" w:val="FFFFFF"/>
@@ -7952,6 +8374,7 @@
     </w:tblStylePr>
     <w:tblStylePr w:type="nwCell">
       <w:rPr>
+        <w:rFonts w:eastAsia="黑体"/>
         <w:color w:themeColor="background1" w:val="FFFFFF"/>
       </w:rPr>
       <w:tblPr/>
@@ -7995,6 +8418,7 @@
         <w:spacing w:after="0" w:before="0" w:line="240" w:lineRule="auto"/>
       </w:pPr>
       <w:rPr>
+        <w:rFonts w:eastAsia="黑体"/>
         <w:b/>
         <w:bCs/>
         <w:color w:themeColor="background1" w:val="FFFFFF"/>
@@ -8017,6 +8441,7 @@
         <w:spacing w:after="0" w:before="0" w:line="240" w:lineRule="auto"/>
       </w:pPr>
       <w:rPr>
+        <w:rFonts w:eastAsia="黑体"/>
         <w:color w:val="auto"/>
       </w:rPr>
       <w:tblPr/>
@@ -8034,6 +8459,7 @@
     </w:tblStylePr>
     <w:tblStylePr w:type="firstCol">
       <w:rPr>
+        <w:rFonts w:eastAsia="黑体"/>
         <w:b/>
         <w:bCs/>
         <w:color w:themeColor="background1" w:val="FFFFFF"/>
@@ -8053,6 +8479,7 @@
     </w:tblStylePr>
     <w:tblStylePr w:type="lastCol">
       <w:rPr>
+        <w:rFonts w:eastAsia="黑体"/>
         <w:b/>
         <w:bCs/>
         <w:color w:themeColor="background1" w:val="FFFFFF"/>
@@ -8101,6 +8528,7 @@
     </w:tblStylePr>
     <w:tblStylePr w:type="nwCell">
       <w:rPr>
+        <w:rFonts w:eastAsia="黑体"/>
         <w:color w:themeColor="background1" w:val="FFFFFF"/>
       </w:rPr>
       <w:tblPr/>
@@ -8144,6 +8572,7 @@
         <w:spacing w:after="0" w:before="0" w:line="240" w:lineRule="auto"/>
       </w:pPr>
       <w:rPr>
+        <w:rFonts w:eastAsia="黑体"/>
         <w:b/>
         <w:bCs/>
         <w:color w:themeColor="background1" w:val="FFFFFF"/>
@@ -8166,6 +8595,7 @@
         <w:spacing w:after="0" w:before="0" w:line="240" w:lineRule="auto"/>
       </w:pPr>
       <w:rPr>
+        <w:rFonts w:eastAsia="黑体"/>
         <w:color w:val="auto"/>
       </w:rPr>
       <w:tblPr/>
@@ -8183,6 +8613,7 @@
     </w:tblStylePr>
     <w:tblStylePr w:type="firstCol">
       <w:rPr>
+        <w:rFonts w:eastAsia="黑体"/>
         <w:b/>
         <w:bCs/>
         <w:color w:themeColor="background1" w:val="FFFFFF"/>
@@ -8202,6 +8633,7 @@
     </w:tblStylePr>
     <w:tblStylePr w:type="lastCol">
       <w:rPr>
+        <w:rFonts w:eastAsia="黑体"/>
         <w:b/>
         <w:bCs/>
         <w:color w:themeColor="background1" w:val="FFFFFF"/>
@@ -8250,6 +8682,7 @@
     </w:tblStylePr>
     <w:tblStylePr w:type="nwCell">
       <w:rPr>
+        <w:rFonts w:eastAsia="黑体"/>
         <w:color w:themeColor="background1" w:val="FFFFFF"/>
       </w:rPr>
       <w:tblPr/>
@@ -8274,6 +8707,7 @@
       <w:spacing w:after="0" w:line="240" w:lineRule="auto"/>
     </w:pPr>
     <w:rPr>
+      <w:rFonts w:eastAsia="黑体"/>
       <w:color w:themeColor="text1" w:val="000000"/>
     </w:rPr>
     <w:tblPr>
@@ -8293,7 +8727,7 @@
     </w:tblPr>
     <w:tblStylePr w:type="firstRow">
       <w:rPr>
-        <w:rFonts w:asciiTheme="majorHAnsi" w:cstheme="majorBidi" w:eastAsiaTheme="majorEastAsia" w:hAnsiTheme="majorHAnsi"/>
+        <w:rFonts w:asciiTheme="majorHAnsi" w:cstheme="majorBidi" w:hAnsiTheme="majorHAnsi" w:eastAsia="黑体"/>
       </w:rPr>
       <w:tblPr/>
       <w:tcPr>
@@ -8305,6 +8739,7 @@
     </w:tblStylePr>
     <w:tblStylePr w:type="lastRow">
       <w:rPr>
+        <w:rFonts w:eastAsia="黑体"/>
         <w:b/>
         <w:bCs/>
         <w:color w:themeColor="text2" w:val="1F497D"/>
@@ -8319,12 +8754,14 @@
     </w:tblStylePr>
     <w:tblStylePr w:type="firstCol">
       <w:rPr>
+        <w:rFonts w:eastAsia="黑体"/>
         <w:b/>
         <w:bCs/>
       </w:rPr>
     </w:tblStylePr>
     <w:tblStylePr w:type="lastCol">
       <w:rPr>
+        <w:rFonts w:eastAsia="黑体"/>
         <w:b/>
         <w:bCs/>
       </w:rPr>
@@ -8358,6 +8795,7 @@
       <w:spacing w:after="0" w:line="240" w:lineRule="auto"/>
     </w:pPr>
     <w:rPr>
+      <w:rFonts w:eastAsia="黑体"/>
       <w:color w:themeColor="text1" w:val="000000"/>
     </w:rPr>
     <w:tblPr>
@@ -8377,7 +8815,7 @@
     </w:tblPr>
     <w:tblStylePr w:type="firstRow">
       <w:rPr>
-        <w:rFonts w:asciiTheme="majorHAnsi" w:cstheme="majorBidi" w:eastAsiaTheme="majorEastAsia" w:hAnsiTheme="majorHAnsi"/>
+        <w:rFonts w:asciiTheme="majorHAnsi" w:cstheme="majorBidi" w:hAnsiTheme="majorHAnsi" w:eastAsia="黑体"/>
       </w:rPr>
       <w:tblPr/>
       <w:tcPr>
@@ -8389,6 +8827,7 @@
     </w:tblStylePr>
     <w:tblStylePr w:type="lastRow">
       <w:rPr>
+        <w:rFonts w:eastAsia="黑体"/>
         <w:b/>
         <w:bCs/>
         <w:color w:themeColor="text2" w:val="1F497D"/>
@@ -8403,12 +8842,14 @@
     </w:tblStylePr>
     <w:tblStylePr w:type="firstCol">
       <w:rPr>
+        <w:rFonts w:eastAsia="黑体"/>
         <w:b/>
         <w:bCs/>
       </w:rPr>
     </w:tblStylePr>
     <w:tblStylePr w:type="lastCol">
       <w:rPr>
+        <w:rFonts w:eastAsia="黑体"/>
         <w:b/>
         <w:bCs/>
       </w:rPr>
@@ -8442,6 +8883,7 @@
       <w:spacing w:after="0" w:line="240" w:lineRule="auto"/>
     </w:pPr>
     <w:rPr>
+      <w:rFonts w:eastAsia="黑体"/>
       <w:color w:themeColor="text1" w:val="000000"/>
     </w:rPr>
     <w:tblPr>
@@ -8461,7 +8903,7 @@
     </w:tblPr>
     <w:tblStylePr w:type="firstRow">
       <w:rPr>
-        <w:rFonts w:asciiTheme="majorHAnsi" w:cstheme="majorBidi" w:eastAsiaTheme="majorEastAsia" w:hAnsiTheme="majorHAnsi"/>
+        <w:rFonts w:asciiTheme="majorHAnsi" w:cstheme="majorBidi" w:hAnsiTheme="majorHAnsi" w:eastAsia="黑体"/>
       </w:rPr>
       <w:tblPr/>
       <w:tcPr>
@@ -8473,6 +8915,7 @@
     </w:tblStylePr>
     <w:tblStylePr w:type="lastRow">
       <w:rPr>
+        <w:rFonts w:eastAsia="黑体"/>
         <w:b/>
         <w:bCs/>
         <w:color w:themeColor="text2" w:val="1F497D"/>
@@ -8487,12 +8930,14 @@
     </w:tblStylePr>
     <w:tblStylePr w:type="firstCol">
       <w:rPr>
+        <w:rFonts w:eastAsia="黑体"/>
         <w:b/>
         <w:bCs/>
       </w:rPr>
     </w:tblStylePr>
     <w:tblStylePr w:type="lastCol">
       <w:rPr>
+        <w:rFonts w:eastAsia="黑体"/>
         <w:b/>
         <w:bCs/>
       </w:rPr>
@@ -8526,6 +8971,7 @@
       <w:spacing w:after="0" w:line="240" w:lineRule="auto"/>
     </w:pPr>
     <w:rPr>
+      <w:rFonts w:eastAsia="黑体"/>
       <w:color w:themeColor="text1" w:val="000000"/>
     </w:rPr>
     <w:tblPr>
@@ -8545,7 +8991,7 @@
     </w:tblPr>
     <w:tblStylePr w:type="firstRow">
       <w:rPr>
-        <w:rFonts w:asciiTheme="majorHAnsi" w:cstheme="majorBidi" w:eastAsiaTheme="majorEastAsia" w:hAnsiTheme="majorHAnsi"/>
+        <w:rFonts w:asciiTheme="majorHAnsi" w:cstheme="majorBidi" w:hAnsiTheme="majorHAnsi" w:eastAsia="黑体"/>
       </w:rPr>
       <w:tblPr/>
       <w:tcPr>
@@ -8557,6 +9003,7 @@
     </w:tblStylePr>
     <w:tblStylePr w:type="lastRow">
       <w:rPr>
+        <w:rFonts w:eastAsia="黑体"/>
         <w:b/>
         <w:bCs/>
         <w:color w:themeColor="text2" w:val="1F497D"/>
@@ -8571,12 +9018,14 @@
     </w:tblStylePr>
     <w:tblStylePr w:type="firstCol">
       <w:rPr>
+        <w:rFonts w:eastAsia="黑体"/>
         <w:b/>
         <w:bCs/>
       </w:rPr>
     </w:tblStylePr>
     <w:tblStylePr w:type="lastCol">
       <w:rPr>
+        <w:rFonts w:eastAsia="黑体"/>
         <w:b/>
         <w:bCs/>
       </w:rPr>
@@ -8610,6 +9059,7 @@
       <w:spacing w:after="0" w:line="240" w:lineRule="auto"/>
     </w:pPr>
     <w:rPr>
+      <w:rFonts w:eastAsia="黑体"/>
       <w:color w:themeColor="text1" w:val="000000"/>
     </w:rPr>
     <w:tblPr>
@@ -8629,7 +9079,7 @@
     </w:tblPr>
     <w:tblStylePr w:type="firstRow">
       <w:rPr>
-        <w:rFonts w:asciiTheme="majorHAnsi" w:cstheme="majorBidi" w:eastAsiaTheme="majorEastAsia" w:hAnsiTheme="majorHAnsi"/>
+        <w:rFonts w:asciiTheme="majorHAnsi" w:cstheme="majorBidi" w:hAnsiTheme="majorHAnsi" w:eastAsia="黑体"/>
       </w:rPr>
       <w:tblPr/>
       <w:tcPr>
@@ -8641,6 +9091,7 @@
     </w:tblStylePr>
     <w:tblStylePr w:type="lastRow">
       <w:rPr>
+        <w:rFonts w:eastAsia="黑体"/>
         <w:b/>
         <w:bCs/>
         <w:color w:themeColor="text2" w:val="1F497D"/>
@@ -8655,12 +9106,14 @@
     </w:tblStylePr>
     <w:tblStylePr w:type="firstCol">
       <w:rPr>
+        <w:rFonts w:eastAsia="黑体"/>
         <w:b/>
         <w:bCs/>
       </w:rPr>
     </w:tblStylePr>
     <w:tblStylePr w:type="lastCol">
       <w:rPr>
+        <w:rFonts w:eastAsia="黑体"/>
         <w:b/>
         <w:bCs/>
       </w:rPr>
@@ -8694,6 +9147,7 @@
       <w:spacing w:after="0" w:line="240" w:lineRule="auto"/>
     </w:pPr>
     <w:rPr>
+      <w:rFonts w:eastAsia="黑体"/>
       <w:color w:themeColor="text1" w:val="000000"/>
     </w:rPr>
     <w:tblPr>
@@ -8713,7 +9167,7 @@
     </w:tblPr>
     <w:tblStylePr w:type="firstRow">
       <w:rPr>
-        <w:rFonts w:asciiTheme="majorHAnsi" w:cstheme="majorBidi" w:eastAsiaTheme="majorEastAsia" w:hAnsiTheme="majorHAnsi"/>
+        <w:rFonts w:asciiTheme="majorHAnsi" w:cstheme="majorBidi" w:hAnsiTheme="majorHAnsi" w:eastAsia="黑体"/>
       </w:rPr>
       <w:tblPr/>
       <w:tcPr>
@@ -8725,6 +9179,7 @@
     </w:tblStylePr>
     <w:tblStylePr w:type="lastRow">
       <w:rPr>
+        <w:rFonts w:eastAsia="黑体"/>
         <w:b/>
         <w:bCs/>
         <w:color w:themeColor="text2" w:val="1F497D"/>
@@ -8739,12 +9194,14 @@
     </w:tblStylePr>
     <w:tblStylePr w:type="firstCol">
       <w:rPr>
+        <w:rFonts w:eastAsia="黑体"/>
         <w:b/>
         <w:bCs/>
       </w:rPr>
     </w:tblStylePr>
     <w:tblStylePr w:type="lastCol">
       <w:rPr>
+        <w:rFonts w:eastAsia="黑体"/>
         <w:b/>
         <w:bCs/>
       </w:rPr>
@@ -8778,6 +9235,7 @@
       <w:spacing w:after="0" w:line="240" w:lineRule="auto"/>
     </w:pPr>
     <w:rPr>
+      <w:rFonts w:eastAsia="黑体"/>
       <w:color w:themeColor="text1" w:val="000000"/>
     </w:rPr>
     <w:tblPr>
@@ -8797,7 +9255,7 @@
     </w:tblPr>
     <w:tblStylePr w:type="firstRow">
       <w:rPr>
-        <w:rFonts w:asciiTheme="majorHAnsi" w:cstheme="majorBidi" w:eastAsiaTheme="majorEastAsia" w:hAnsiTheme="majorHAnsi"/>
+        <w:rFonts w:asciiTheme="majorHAnsi" w:cstheme="majorBidi" w:hAnsiTheme="majorHAnsi" w:eastAsia="黑体"/>
       </w:rPr>
       <w:tblPr/>
       <w:tcPr>
@@ -8809,6 +9267,7 @@
     </w:tblStylePr>
     <w:tblStylePr w:type="lastRow">
       <w:rPr>
+        <w:rFonts w:eastAsia="黑体"/>
         <w:b/>
         <w:bCs/>
         <w:color w:themeColor="text2" w:val="1F497D"/>
@@ -8823,12 +9282,14 @@
     </w:tblStylePr>
     <w:tblStylePr w:type="firstCol">
       <w:rPr>
+        <w:rFonts w:eastAsia="黑体"/>
         <w:b/>
         <w:bCs/>
       </w:rPr>
     </w:tblStylePr>
     <w:tblStylePr w:type="lastCol">
       <w:rPr>
+        <w:rFonts w:eastAsia="黑体"/>
         <w:b/>
         <w:bCs/>
       </w:rPr>
@@ -8862,7 +9323,7 @@
       <w:spacing w:after="0" w:line="240" w:lineRule="auto"/>
     </w:pPr>
     <w:rPr>
-      <w:rFonts w:asciiTheme="majorHAnsi" w:cstheme="majorBidi" w:eastAsiaTheme="majorEastAsia" w:hAnsiTheme="majorHAnsi"/>
+      <w:rFonts w:asciiTheme="majorHAnsi" w:cstheme="majorBidi" w:hAnsiTheme="majorHAnsi" w:eastAsia="黑体"/>
       <w:color w:themeColor="text1" w:val="000000"/>
     </w:rPr>
     <w:tblPr>
@@ -8884,6 +9345,7 @@
     </w:tblPr>
     <w:tblStylePr w:type="firstRow">
       <w:rPr>
+        <w:rFonts w:eastAsia="黑体"/>
         <w:sz w:val="24"/>
         <w:szCs w:val="24"/>
       </w:rPr>
@@ -8990,7 +9452,7 @@
       <w:spacing w:after="0" w:line="240" w:lineRule="auto"/>
     </w:pPr>
     <w:rPr>
-      <w:rFonts w:asciiTheme="majorHAnsi" w:cstheme="majorBidi" w:eastAsiaTheme="majorEastAsia" w:hAnsiTheme="majorHAnsi"/>
+      <w:rFonts w:asciiTheme="majorHAnsi" w:cstheme="majorBidi" w:hAnsiTheme="majorHAnsi" w:eastAsia="黑体"/>
       <w:color w:themeColor="text1" w:val="000000"/>
     </w:rPr>
     <w:tblPr>
@@ -9012,6 +9474,7 @@
     </w:tblPr>
     <w:tblStylePr w:type="firstRow">
       <w:rPr>
+        <w:rFonts w:eastAsia="黑体"/>
         <w:sz w:val="24"/>
         <w:szCs w:val="24"/>
       </w:rPr>
@@ -9118,7 +9581,7 @@
       <w:spacing w:after="0" w:line="240" w:lineRule="auto"/>
     </w:pPr>
     <w:rPr>
-      <w:rFonts w:asciiTheme="majorHAnsi" w:cstheme="majorBidi" w:eastAsiaTheme="majorEastAsia" w:hAnsiTheme="majorHAnsi"/>
+      <w:rFonts w:asciiTheme="majorHAnsi" w:cstheme="majorBidi" w:hAnsiTheme="majorHAnsi" w:eastAsia="黑体"/>
       <w:color w:themeColor="text1" w:val="000000"/>
     </w:rPr>
     <w:tblPr>
@@ -9140,6 +9603,7 @@
     </w:tblPr>
     <w:tblStylePr w:type="firstRow">
       <w:rPr>
+        <w:rFonts w:eastAsia="黑体"/>
         <w:sz w:val="24"/>
         <w:szCs w:val="24"/>
       </w:rPr>
@@ -9246,7 +9710,7 @@
       <w:spacing w:after="0" w:line="240" w:lineRule="auto"/>
     </w:pPr>
     <w:rPr>
-      <w:rFonts w:asciiTheme="majorHAnsi" w:cstheme="majorBidi" w:eastAsiaTheme="majorEastAsia" w:hAnsiTheme="majorHAnsi"/>
+      <w:rFonts w:asciiTheme="majorHAnsi" w:cstheme="majorBidi" w:hAnsiTheme="majorHAnsi" w:eastAsia="黑体"/>
       <w:color w:themeColor="text1" w:val="000000"/>
     </w:rPr>
     <w:tblPr>
@@ -9268,6 +9732,7 @@
     </w:tblPr>
     <w:tblStylePr w:type="firstRow">
       <w:rPr>
+        <w:rFonts w:eastAsia="黑体"/>
         <w:sz w:val="24"/>
         <w:szCs w:val="24"/>
       </w:rPr>
@@ -9374,7 +9839,7 @@
       <w:spacing w:after="0" w:line="240" w:lineRule="auto"/>
     </w:pPr>
     <w:rPr>
-      <w:rFonts w:asciiTheme="majorHAnsi" w:cstheme="majorBidi" w:eastAsiaTheme="majorEastAsia" w:hAnsiTheme="majorHAnsi"/>
+      <w:rFonts w:asciiTheme="majorHAnsi" w:cstheme="majorBidi" w:hAnsiTheme="majorHAnsi" w:eastAsia="黑体"/>
       <w:color w:themeColor="text1" w:val="000000"/>
     </w:rPr>
     <w:tblPr>
@@ -9396,6 +9861,7 @@
     </w:tblPr>
     <w:tblStylePr w:type="firstRow">
       <w:rPr>
+        <w:rFonts w:eastAsia="黑体"/>
         <w:sz w:val="24"/>
         <w:szCs w:val="24"/>
       </w:rPr>
@@ -9502,7 +9968,7 @@
       <w:spacing w:after="0" w:line="240" w:lineRule="auto"/>
     </w:pPr>
     <w:rPr>
-      <w:rFonts w:asciiTheme="majorHAnsi" w:cstheme="majorBidi" w:eastAsiaTheme="majorEastAsia" w:hAnsiTheme="majorHAnsi"/>
+      <w:rFonts w:asciiTheme="majorHAnsi" w:cstheme="majorBidi" w:hAnsiTheme="majorHAnsi" w:eastAsia="黑体"/>
       <w:color w:themeColor="text1" w:val="000000"/>
     </w:rPr>
     <w:tblPr>
@@ -9524,6 +9990,7 @@
     </w:tblPr>
     <w:tblStylePr w:type="firstRow">
       <w:rPr>
+        <w:rFonts w:eastAsia="黑体"/>
         <w:sz w:val="24"/>
         <w:szCs w:val="24"/>
       </w:rPr>
@@ -9630,7 +10097,7 @@
       <w:spacing w:after="0" w:line="240" w:lineRule="auto"/>
     </w:pPr>
     <w:rPr>
-      <w:rFonts w:asciiTheme="majorHAnsi" w:cstheme="majorBidi" w:eastAsiaTheme="majorEastAsia" w:hAnsiTheme="majorHAnsi"/>
+      <w:rFonts w:asciiTheme="majorHAnsi" w:cstheme="majorBidi" w:hAnsiTheme="majorHAnsi" w:eastAsia="黑体"/>
       <w:color w:themeColor="text1" w:val="000000"/>
     </w:rPr>
     <w:tblPr>
@@ -9652,6 +10119,7 @@
     </w:tblPr>
     <w:tblStylePr w:type="firstRow">
       <w:rPr>
+        <w:rFonts w:eastAsia="黑体"/>
         <w:sz w:val="24"/>
         <w:szCs w:val="24"/>
       </w:rPr>
@@ -9781,12 +10249,14 @@
     </w:tcPr>
     <w:tblStylePr w:type="firstRow">
       <w:rPr>
+        <w:rFonts w:eastAsia="黑体"/>
         <w:b/>
         <w:bCs/>
       </w:rPr>
     </w:tblStylePr>
     <w:tblStylePr w:type="lastRow">
       <w:rPr>
+        <w:rFonts w:eastAsia="黑体"/>
         <w:b/>
         <w:bCs/>
       </w:rPr>
@@ -9799,12 +10269,14 @@
     </w:tblStylePr>
     <w:tblStylePr w:type="firstCol">
       <w:rPr>
+        <w:rFonts w:eastAsia="黑体"/>
         <w:b/>
         <w:bCs/>
       </w:rPr>
     </w:tblStylePr>
     <w:tblStylePr w:type="lastCol">
       <w:rPr>
+        <w:rFonts w:eastAsia="黑体"/>
         <w:b/>
         <w:bCs/>
       </w:rPr>
@@ -9854,12 +10326,14 @@
     </w:tcPr>
     <w:tblStylePr w:type="firstRow">
       <w:rPr>
+        <w:rFonts w:eastAsia="黑体"/>
         <w:b/>
         <w:bCs/>
       </w:rPr>
     </w:tblStylePr>
     <w:tblStylePr w:type="lastRow">
       <w:rPr>
+        <w:rFonts w:eastAsia="黑体"/>
         <w:b/>
         <w:bCs/>
       </w:rPr>
@@ -9872,12 +10346,14 @@
     </w:tblStylePr>
     <w:tblStylePr w:type="firstCol">
       <w:rPr>
+        <w:rFonts w:eastAsia="黑体"/>
         <w:b/>
         <w:bCs/>
       </w:rPr>
     </w:tblStylePr>
     <w:tblStylePr w:type="lastCol">
       <w:rPr>
+        <w:rFonts w:eastAsia="黑体"/>
         <w:b/>
         <w:bCs/>
       </w:rPr>
@@ -9927,12 +10403,14 @@
     </w:tcPr>
     <w:tblStylePr w:type="firstRow">
       <w:rPr>
+        <w:rFonts w:eastAsia="黑体"/>
         <w:b/>
         <w:bCs/>
       </w:rPr>
     </w:tblStylePr>
     <w:tblStylePr w:type="lastRow">
       <w:rPr>
+        <w:rFonts w:eastAsia="黑体"/>
         <w:b/>
         <w:bCs/>
       </w:rPr>
@@ -9945,12 +10423,14 @@
     </w:tblStylePr>
     <w:tblStylePr w:type="firstCol">
       <w:rPr>
+        <w:rFonts w:eastAsia="黑体"/>
         <w:b/>
         <w:bCs/>
       </w:rPr>
     </w:tblStylePr>
     <w:tblStylePr w:type="lastCol">
       <w:rPr>
+        <w:rFonts w:eastAsia="黑体"/>
         <w:b/>
         <w:bCs/>
       </w:rPr>
@@ -10000,12 +10480,14 @@
     </w:tcPr>
     <w:tblStylePr w:type="firstRow">
       <w:rPr>
+        <w:rFonts w:eastAsia="黑体"/>
         <w:b/>
         <w:bCs/>
       </w:rPr>
     </w:tblStylePr>
     <w:tblStylePr w:type="lastRow">
       <w:rPr>
+        <w:rFonts w:eastAsia="黑体"/>
         <w:b/>
         <w:bCs/>
       </w:rPr>
@@ -10018,12 +10500,14 @@
     </w:tblStylePr>
     <w:tblStylePr w:type="firstCol">
       <w:rPr>
+        <w:rFonts w:eastAsia="黑体"/>
         <w:b/>
         <w:bCs/>
       </w:rPr>
     </w:tblStylePr>
     <w:tblStylePr w:type="lastCol">
       <w:rPr>
+        <w:rFonts w:eastAsia="黑体"/>
         <w:b/>
         <w:bCs/>
       </w:rPr>
@@ -10073,12 +10557,14 @@
     </w:tcPr>
     <w:tblStylePr w:type="firstRow">
       <w:rPr>
+        <w:rFonts w:eastAsia="黑体"/>
         <w:b/>
         <w:bCs/>
       </w:rPr>
     </w:tblStylePr>
     <w:tblStylePr w:type="lastRow">
       <w:rPr>
+        <w:rFonts w:eastAsia="黑体"/>
         <w:b/>
         <w:bCs/>
       </w:rPr>
@@ -10091,12 +10577,14 @@
     </w:tblStylePr>
     <w:tblStylePr w:type="firstCol">
       <w:rPr>
+        <w:rFonts w:eastAsia="黑体"/>
         <w:b/>
         <w:bCs/>
       </w:rPr>
     </w:tblStylePr>
     <w:tblStylePr w:type="lastCol">
       <w:rPr>
+        <w:rFonts w:eastAsia="黑体"/>
         <w:b/>
         <w:bCs/>
       </w:rPr>
@@ -10146,12 +10634,14 @@
     </w:tcPr>
     <w:tblStylePr w:type="firstRow">
       <w:rPr>
+        <w:rFonts w:eastAsia="黑体"/>
         <w:b/>
         <w:bCs/>
       </w:rPr>
     </w:tblStylePr>
     <w:tblStylePr w:type="lastRow">
       <w:rPr>
+        <w:rFonts w:eastAsia="黑体"/>
         <w:b/>
         <w:bCs/>
       </w:rPr>
@@ -10164,12 +10654,14 @@
     </w:tblStylePr>
     <w:tblStylePr w:type="firstCol">
       <w:rPr>
+        <w:rFonts w:eastAsia="黑体"/>
         <w:b/>
         <w:bCs/>
       </w:rPr>
     </w:tblStylePr>
     <w:tblStylePr w:type="lastCol">
       <w:rPr>
+        <w:rFonts w:eastAsia="黑体"/>
         <w:b/>
         <w:bCs/>
       </w:rPr>
@@ -10219,12 +10711,14 @@
     </w:tcPr>
     <w:tblStylePr w:type="firstRow">
       <w:rPr>
+        <w:rFonts w:eastAsia="黑体"/>
         <w:b/>
         <w:bCs/>
       </w:rPr>
     </w:tblStylePr>
     <w:tblStylePr w:type="lastRow">
       <w:rPr>
+        <w:rFonts w:eastAsia="黑体"/>
         <w:b/>
         <w:bCs/>
       </w:rPr>
@@ -10237,12 +10731,14 @@
     </w:tblStylePr>
     <w:tblStylePr w:type="firstCol">
       <w:rPr>
+        <w:rFonts w:eastAsia="黑体"/>
         <w:b/>
         <w:bCs/>
       </w:rPr>
     </w:tblStylePr>
     <w:tblStylePr w:type="lastCol">
       <w:rPr>
+        <w:rFonts w:eastAsia="黑体"/>
         <w:b/>
         <w:bCs/>
       </w:rPr>
@@ -10269,7 +10765,7 @@
       <w:spacing w:after="0" w:line="240" w:lineRule="auto"/>
     </w:pPr>
     <w:rPr>
-      <w:rFonts w:asciiTheme="majorHAnsi" w:cstheme="majorBidi" w:eastAsiaTheme="majorEastAsia" w:hAnsiTheme="majorHAnsi"/>
+      <w:rFonts w:asciiTheme="majorHAnsi" w:cstheme="majorBidi" w:hAnsiTheme="majorHAnsi" w:eastAsia="黑体"/>
       <w:color w:themeColor="text1" w:val="000000"/>
     </w:rPr>
     <w:tblPr>
@@ -10296,6 +10792,7 @@
     </w:tcPr>
     <w:tblStylePr w:type="firstRow">
       <w:rPr>
+        <w:rFonts w:eastAsia="黑体"/>
         <w:b/>
         <w:bCs/>
         <w:color w:themeColor="text1" w:val="000000"/>
@@ -10307,6 +10804,7 @@
     </w:tblStylePr>
     <w:tblStylePr w:type="lastRow">
       <w:rPr>
+        <w:rFonts w:eastAsia="黑体"/>
         <w:b/>
         <w:bCs/>
         <w:color w:themeColor="text1" w:val="000000"/>
@@ -10326,6 +10824,7 @@
     </w:tblStylePr>
     <w:tblStylePr w:type="firstCol">
       <w:rPr>
+        <w:rFonts w:eastAsia="黑体"/>
         <w:b/>
         <w:bCs/>
         <w:color w:themeColor="text1" w:val="000000"/>
@@ -10345,6 +10844,7 @@
     </w:tblStylePr>
     <w:tblStylePr w:type="lastCol">
       <w:rPr>
+        <w:rFonts w:eastAsia="黑体"/>
         <w:b w:val="0"/>
         <w:bCs w:val="0"/>
         <w:color w:themeColor="text1" w:val="000000"/>
@@ -10394,7 +10894,7 @@
       <w:spacing w:after="0" w:line="240" w:lineRule="auto"/>
     </w:pPr>
     <w:rPr>
-      <w:rFonts w:asciiTheme="majorHAnsi" w:cstheme="majorBidi" w:eastAsiaTheme="majorEastAsia" w:hAnsiTheme="majorHAnsi"/>
+      <w:rFonts w:asciiTheme="majorHAnsi" w:cstheme="majorBidi" w:hAnsiTheme="majorHAnsi" w:eastAsia="黑体"/>
       <w:color w:themeColor="text1" w:val="000000"/>
     </w:rPr>
     <w:tblPr>
@@ -10421,6 +10921,7 @@
     </w:tcPr>
     <w:tblStylePr w:type="firstRow">
       <w:rPr>
+        <w:rFonts w:eastAsia="黑体"/>
         <w:b/>
         <w:bCs/>
         <w:color w:themeColor="text1" w:val="000000"/>
@@ -10432,6 +10933,7 @@
     </w:tblStylePr>
     <w:tblStylePr w:type="lastRow">
       <w:rPr>
+        <w:rFonts w:eastAsia="黑体"/>
         <w:b/>
         <w:bCs/>
         <w:color w:themeColor="text1" w:val="000000"/>
@@ -10451,6 +10953,7 @@
     </w:tblStylePr>
     <w:tblStylePr w:type="firstCol">
       <w:rPr>
+        <w:rFonts w:eastAsia="黑体"/>
         <w:b/>
         <w:bCs/>
         <w:color w:themeColor="text1" w:val="000000"/>
@@ -10470,6 +10973,7 @@
     </w:tblStylePr>
     <w:tblStylePr w:type="lastCol">
       <w:rPr>
+        <w:rFonts w:eastAsia="黑体"/>
         <w:b w:val="0"/>
         <w:bCs w:val="0"/>
         <w:color w:themeColor="text1" w:val="000000"/>
@@ -10519,7 +11023,7 @@
       <w:spacing w:after="0" w:line="240" w:lineRule="auto"/>
     </w:pPr>
     <w:rPr>
-      <w:rFonts w:asciiTheme="majorHAnsi" w:cstheme="majorBidi" w:eastAsiaTheme="majorEastAsia" w:hAnsiTheme="majorHAnsi"/>
+      <w:rFonts w:asciiTheme="majorHAnsi" w:cstheme="majorBidi" w:hAnsiTheme="majorHAnsi" w:eastAsia="黑体"/>
       <w:color w:themeColor="text1" w:val="000000"/>
     </w:rPr>
     <w:tblPr>
@@ -10546,6 +11050,7 @@
     </w:tcPr>
     <w:tblStylePr w:type="firstRow">
       <w:rPr>
+        <w:rFonts w:eastAsia="黑体"/>
         <w:b/>
         <w:bCs/>
         <w:color w:themeColor="text1" w:val="000000"/>
@@ -10557,6 +11062,7 @@
     </w:tblStylePr>
     <w:tblStylePr w:type="lastRow">
       <w:rPr>
+        <w:rFonts w:eastAsia="黑体"/>
         <w:b/>
         <w:bCs/>
         <w:color w:themeColor="text1" w:val="000000"/>
@@ -10576,6 +11082,7 @@
     </w:tblStylePr>
     <w:tblStylePr w:type="firstCol">
       <w:rPr>
+        <w:rFonts w:eastAsia="黑体"/>
         <w:b/>
         <w:bCs/>
         <w:color w:themeColor="text1" w:val="000000"/>
@@ -10595,6 +11102,7 @@
     </w:tblStylePr>
     <w:tblStylePr w:type="lastCol">
       <w:rPr>
+        <w:rFonts w:eastAsia="黑体"/>
         <w:b w:val="0"/>
         <w:bCs w:val="0"/>
         <w:color w:themeColor="text1" w:val="000000"/>
@@ -10644,7 +11152,7 @@
       <w:spacing w:after="0" w:line="240" w:lineRule="auto"/>
     </w:pPr>
     <w:rPr>
-      <w:rFonts w:asciiTheme="majorHAnsi" w:cstheme="majorBidi" w:eastAsiaTheme="majorEastAsia" w:hAnsiTheme="majorHAnsi"/>
+      <w:rFonts w:asciiTheme="majorHAnsi" w:cstheme="majorBidi" w:hAnsiTheme="majorHAnsi" w:eastAsia="黑体"/>
       <w:color w:themeColor="text1" w:val="000000"/>
     </w:rPr>
     <w:tblPr>
@@ -10671,6 +11179,7 @@
     </w:tcPr>
     <w:tblStylePr w:type="firstRow">
       <w:rPr>
+        <w:rFonts w:eastAsia="黑体"/>
         <w:b/>
         <w:bCs/>
         <w:color w:themeColor="text1" w:val="000000"/>
@@ -10682,6 +11191,7 @@
     </w:tblStylePr>
     <w:tblStylePr w:type="lastRow">
       <w:rPr>
+        <w:rFonts w:eastAsia="黑体"/>
         <w:b/>
         <w:bCs/>
         <w:color w:themeColor="text1" w:val="000000"/>
@@ -10701,6 +11211,7 @@
     </w:tblStylePr>
     <w:tblStylePr w:type="firstCol">
       <w:rPr>
+        <w:rFonts w:eastAsia="黑体"/>
         <w:b/>
         <w:bCs/>
         <w:color w:themeColor="text1" w:val="000000"/>
@@ -10720,6 +11231,7 @@
     </w:tblStylePr>
     <w:tblStylePr w:type="lastCol">
       <w:rPr>
+        <w:rFonts w:eastAsia="黑体"/>
         <w:b w:val="0"/>
         <w:bCs w:val="0"/>
         <w:color w:themeColor="text1" w:val="000000"/>
@@ -10769,7 +11281,7 @@
       <w:spacing w:after="0" w:line="240" w:lineRule="auto"/>
     </w:pPr>
     <w:rPr>
-      <w:rFonts w:asciiTheme="majorHAnsi" w:cstheme="majorBidi" w:eastAsiaTheme="majorEastAsia" w:hAnsiTheme="majorHAnsi"/>
+      <w:rFonts w:asciiTheme="majorHAnsi" w:cstheme="majorBidi" w:hAnsiTheme="majorHAnsi" w:eastAsia="黑体"/>
       <w:color w:themeColor="text1" w:val="000000"/>
     </w:rPr>
     <w:tblPr>
@@ -10796,6 +11308,7 @@
     </w:tcPr>
     <w:tblStylePr w:type="firstRow">
       <w:rPr>
+        <w:rFonts w:eastAsia="黑体"/>
         <w:b/>
         <w:bCs/>
         <w:color w:themeColor="text1" w:val="000000"/>
@@ -10807,6 +11320,7 @@
     </w:tblStylePr>
     <w:tblStylePr w:type="lastRow">
       <w:rPr>
+        <w:rFonts w:eastAsia="黑体"/>
         <w:b/>
         <w:bCs/>
         <w:color w:themeColor="text1" w:val="000000"/>
@@ -10826,6 +11340,7 @@
     </w:tblStylePr>
     <w:tblStylePr w:type="firstCol">
       <w:rPr>
+        <w:rFonts w:eastAsia="黑体"/>
         <w:b/>
         <w:bCs/>
         <w:color w:themeColor="text1" w:val="000000"/>
@@ -10845,6 +11360,7 @@
     </w:tblStylePr>
     <w:tblStylePr w:type="lastCol">
       <w:rPr>
+        <w:rFonts w:eastAsia="黑体"/>
         <w:b w:val="0"/>
         <w:bCs w:val="0"/>
         <w:color w:themeColor="text1" w:val="000000"/>
@@ -10894,7 +11410,7 @@
       <w:spacing w:after="0" w:line="240" w:lineRule="auto"/>
     </w:pPr>
     <w:rPr>
-      <w:rFonts w:asciiTheme="majorHAnsi" w:cstheme="majorBidi" w:eastAsiaTheme="majorEastAsia" w:hAnsiTheme="majorHAnsi"/>
+      <w:rFonts w:asciiTheme="majorHAnsi" w:cstheme="majorBidi" w:hAnsiTheme="majorHAnsi" w:eastAsia="黑体"/>
       <w:color w:themeColor="text1" w:val="000000"/>
     </w:rPr>
     <w:tblPr>
@@ -10921,6 +11437,7 @@
     </w:tcPr>
     <w:tblStylePr w:type="firstRow">
       <w:rPr>
+        <w:rFonts w:eastAsia="黑体"/>
         <w:b/>
         <w:bCs/>
         <w:color w:themeColor="text1" w:val="000000"/>
@@ -10932,6 +11449,7 @@
     </w:tblStylePr>
     <w:tblStylePr w:type="lastRow">
       <w:rPr>
+        <w:rFonts w:eastAsia="黑体"/>
         <w:b/>
         <w:bCs/>
         <w:color w:themeColor="text1" w:val="000000"/>
@@ -10951,6 +11469,7 @@
     </w:tblStylePr>
     <w:tblStylePr w:type="firstCol">
       <w:rPr>
+        <w:rFonts w:eastAsia="黑体"/>
         <w:b/>
         <w:bCs/>
         <w:color w:themeColor="text1" w:val="000000"/>
@@ -10970,6 +11489,7 @@
     </w:tblStylePr>
     <w:tblStylePr w:type="lastCol">
       <w:rPr>
+        <w:rFonts w:eastAsia="黑体"/>
         <w:b w:val="0"/>
         <w:bCs w:val="0"/>
         <w:color w:themeColor="text1" w:val="000000"/>
@@ -11019,7 +11539,7 @@
       <w:spacing w:after="0" w:line="240" w:lineRule="auto"/>
     </w:pPr>
     <w:rPr>
-      <w:rFonts w:asciiTheme="majorHAnsi" w:cstheme="majorBidi" w:eastAsiaTheme="majorEastAsia" w:hAnsiTheme="majorHAnsi"/>
+      <w:rFonts w:asciiTheme="majorHAnsi" w:cstheme="majorBidi" w:hAnsiTheme="majorHAnsi" w:eastAsia="黑体"/>
       <w:color w:themeColor="text1" w:val="000000"/>
     </w:rPr>
     <w:tblPr>
@@ -11046,6 +11566,7 @@
     </w:tcPr>
     <w:tblStylePr w:type="firstRow">
       <w:rPr>
+        <w:rFonts w:eastAsia="黑体"/>
         <w:b/>
         <w:bCs/>
         <w:color w:themeColor="text1" w:val="000000"/>
@@ -11057,6 +11578,7 @@
     </w:tblStylePr>
     <w:tblStylePr w:type="lastRow">
       <w:rPr>
+        <w:rFonts w:eastAsia="黑体"/>
         <w:b/>
         <w:bCs/>
         <w:color w:themeColor="text1" w:val="000000"/>
@@ -11076,6 +11598,7 @@
     </w:tblStylePr>
     <w:tblStylePr w:type="firstCol">
       <w:rPr>
+        <w:rFonts w:eastAsia="黑体"/>
         <w:b/>
         <w:bCs/>
         <w:color w:themeColor="text1" w:val="000000"/>
@@ -11095,6 +11618,7 @@
     </w:tblStylePr>
     <w:tblStylePr w:type="lastCol">
       <w:rPr>
+        <w:rFonts w:eastAsia="黑体"/>
         <w:b w:val="0"/>
         <w:bCs w:val="0"/>
         <w:color w:themeColor="text1" w:val="000000"/>
@@ -11167,6 +11691,7 @@
     </w:tcPr>
     <w:tblStylePr w:type="firstRow">
       <w:rPr>
+        <w:rFonts w:eastAsia="黑体"/>
         <w:b/>
         <w:bCs/>
         <w:i w:val="0"/>
@@ -11188,6 +11713,7 @@
     </w:tblStylePr>
     <w:tblStylePr w:type="lastRow">
       <w:rPr>
+        <w:rFonts w:eastAsia="黑体"/>
         <w:b/>
         <w:bCs/>
         <w:i w:val="0"/>
@@ -11209,6 +11735,7 @@
     </w:tblStylePr>
     <w:tblStylePr w:type="firstCol">
       <w:rPr>
+        <w:rFonts w:eastAsia="黑体"/>
         <w:b/>
         <w:bCs/>
         <w:i w:val="0"/>
@@ -11228,6 +11755,7 @@
     </w:tblStylePr>
     <w:tblStylePr w:type="lastCol">
       <w:rPr>
+        <w:rFonts w:eastAsia="黑体"/>
         <w:b/>
         <w:bCs/>
         <w:i w:val="0"/>
@@ -11308,6 +11836,7 @@
     </w:tcPr>
     <w:tblStylePr w:type="firstRow">
       <w:rPr>
+        <w:rFonts w:eastAsia="黑体"/>
         <w:b/>
         <w:bCs/>
         <w:i w:val="0"/>
@@ -11329,6 +11858,7 @@
     </w:tblStylePr>
     <w:tblStylePr w:type="lastRow">
       <w:rPr>
+        <w:rFonts w:eastAsia="黑体"/>
         <w:b/>
         <w:bCs/>
         <w:i w:val="0"/>
@@ -11350,6 +11880,7 @@
     </w:tblStylePr>
     <w:tblStylePr w:type="firstCol">
       <w:rPr>
+        <w:rFonts w:eastAsia="黑体"/>
         <w:b/>
         <w:bCs/>
         <w:i w:val="0"/>
@@ -11369,6 +11900,7 @@
     </w:tblStylePr>
     <w:tblStylePr w:type="lastCol">
       <w:rPr>
+        <w:rFonts w:eastAsia="黑体"/>
         <w:b/>
         <w:bCs/>
         <w:i w:val="0"/>
@@ -11449,6 +11981,7 @@
     </w:tcPr>
     <w:tblStylePr w:type="firstRow">
       <w:rPr>
+        <w:rFonts w:eastAsia="黑体"/>
         <w:b/>
         <w:bCs/>
         <w:i w:val="0"/>
@@ -11470,6 +12003,7 @@
     </w:tblStylePr>
     <w:tblStylePr w:type="lastRow">
       <w:rPr>
+        <w:rFonts w:eastAsia="黑体"/>
         <w:b/>
         <w:bCs/>
         <w:i w:val="0"/>
@@ -11491,6 +12025,7 @@
     </w:tblStylePr>
     <w:tblStylePr w:type="firstCol">
       <w:rPr>
+        <w:rFonts w:eastAsia="黑体"/>
         <w:b/>
         <w:bCs/>
         <w:i w:val="0"/>
@@ -11510,6 +12045,7 @@
     </w:tblStylePr>
     <w:tblStylePr w:type="lastCol">
       <w:rPr>
+        <w:rFonts w:eastAsia="黑体"/>
         <w:b/>
         <w:bCs/>
         <w:i w:val="0"/>
@@ -11590,6 +12126,7 @@
     </w:tcPr>
     <w:tblStylePr w:type="firstRow">
       <w:rPr>
+        <w:rFonts w:eastAsia="黑体"/>
         <w:b/>
         <w:bCs/>
         <w:i w:val="0"/>
@@ -11611,6 +12148,7 @@
     </w:tblStylePr>
     <w:tblStylePr w:type="lastRow">
       <w:rPr>
+        <w:rFonts w:eastAsia="黑体"/>
         <w:b/>
         <w:bCs/>
         <w:i w:val="0"/>
@@ -11632,6 +12170,7 @@
     </w:tblStylePr>
     <w:tblStylePr w:type="firstCol">
       <w:rPr>
+        <w:rFonts w:eastAsia="黑体"/>
         <w:b/>
         <w:bCs/>
         <w:i w:val="0"/>
@@ -11651,6 +12190,7 @@
     </w:tblStylePr>
     <w:tblStylePr w:type="lastCol">
       <w:rPr>
+        <w:rFonts w:eastAsia="黑体"/>
         <w:b/>
         <w:bCs/>
         <w:i w:val="0"/>
@@ -11731,6 +12271,7 @@
     </w:tcPr>
     <w:tblStylePr w:type="firstRow">
       <w:rPr>
+        <w:rFonts w:eastAsia="黑体"/>
         <w:b/>
         <w:bCs/>
         <w:i w:val="0"/>
@@ -11752,6 +12293,7 @@
     </w:tblStylePr>
     <w:tblStylePr w:type="lastRow">
       <w:rPr>
+        <w:rFonts w:eastAsia="黑体"/>
         <w:b/>
         <w:bCs/>
         <w:i w:val="0"/>
@@ -11773,6 +12315,7 @@
     </w:tblStylePr>
     <w:tblStylePr w:type="firstCol">
       <w:rPr>
+        <w:rFonts w:eastAsia="黑体"/>
         <w:b/>
         <w:bCs/>
         <w:i w:val="0"/>
@@ -11792,6 +12335,7 @@
     </w:tblStylePr>
     <w:tblStylePr w:type="lastCol">
       <w:rPr>
+        <w:rFonts w:eastAsia="黑体"/>
         <w:b/>
         <w:bCs/>
         <w:i w:val="0"/>
@@ -11872,6 +12416,7 @@
     </w:tcPr>
     <w:tblStylePr w:type="firstRow">
       <w:rPr>
+        <w:rFonts w:eastAsia="黑体"/>
         <w:b/>
         <w:bCs/>
         <w:i w:val="0"/>
@@ -11893,6 +12438,7 @@
     </w:tblStylePr>
     <w:tblStylePr w:type="lastRow">
       <w:rPr>
+        <w:rFonts w:eastAsia="黑体"/>
         <w:b/>
         <w:bCs/>
         <w:i w:val="0"/>
@@ -11914,6 +12460,7 @@
     </w:tblStylePr>
     <w:tblStylePr w:type="firstCol">
       <w:rPr>
+        <w:rFonts w:eastAsia="黑体"/>
         <w:b/>
         <w:bCs/>
         <w:i w:val="0"/>
@@ -11933,6 +12480,7 @@
     </w:tblStylePr>
     <w:tblStylePr w:type="lastCol">
       <w:rPr>
+        <w:rFonts w:eastAsia="黑体"/>
         <w:b/>
         <w:bCs/>
         <w:i w:val="0"/>
@@ -12013,6 +12561,7 @@
     </w:tcPr>
     <w:tblStylePr w:type="firstRow">
       <w:rPr>
+        <w:rFonts w:eastAsia="黑体"/>
         <w:b/>
         <w:bCs/>
         <w:i w:val="0"/>
@@ -12034,6 +12583,7 @@
     </w:tblStylePr>
     <w:tblStylePr w:type="lastRow">
       <w:rPr>
+        <w:rFonts w:eastAsia="黑体"/>
         <w:b/>
         <w:bCs/>
         <w:i w:val="0"/>
@@ -12055,6 +12605,7 @@
     </w:tblStylePr>
     <w:tblStylePr w:type="firstCol">
       <w:rPr>
+        <w:rFonts w:eastAsia="黑体"/>
         <w:b/>
         <w:bCs/>
         <w:i w:val="0"/>
@@ -12074,6 +12625,7 @@
     </w:tblStylePr>
     <w:tblStylePr w:type="lastCol">
       <w:rPr>
+        <w:rFonts w:eastAsia="黑体"/>
         <w:b/>
         <w:bCs/>
         <w:i w:val="0"/>
@@ -12131,6 +12683,7 @@
       <w:spacing w:after="0" w:line="240" w:lineRule="auto"/>
     </w:pPr>
     <w:rPr>
+      <w:rFonts w:eastAsia="黑体"/>
       <w:color w:themeColor="background1" w:val="FFFFFF"/>
     </w:rPr>
     <w:tblPr>
@@ -12149,6 +12702,7 @@
     </w:tcPr>
     <w:tblStylePr w:type="firstRow">
       <w:rPr>
+        <w:rFonts w:eastAsia="黑体"/>
         <w:b/>
         <w:bCs/>
       </w:rPr>
@@ -12245,6 +12799,7 @@
       <w:spacing w:after="0" w:line="240" w:lineRule="auto"/>
     </w:pPr>
     <w:rPr>
+      <w:rFonts w:eastAsia="黑体"/>
       <w:color w:themeColor="background1" w:val="FFFFFF"/>
     </w:rPr>
     <w:tblPr>
@@ -12263,6 +12818,7 @@
     </w:tcPr>
     <w:tblStylePr w:type="firstRow">
       <w:rPr>
+        <w:rFonts w:eastAsia="黑体"/>
         <w:b/>
         <w:bCs/>
       </w:rPr>
@@ -12359,6 +12915,7 @@
       <w:spacing w:after="0" w:line="240" w:lineRule="auto"/>
     </w:pPr>
     <w:rPr>
+      <w:rFonts w:eastAsia="黑体"/>
       <w:color w:themeColor="background1" w:val="FFFFFF"/>
     </w:rPr>
     <w:tblPr>
@@ -12377,6 +12934,7 @@
     </w:tcPr>
     <w:tblStylePr w:type="firstRow">
       <w:rPr>
+        <w:rFonts w:eastAsia="黑体"/>
         <w:b/>
         <w:bCs/>
       </w:rPr>
@@ -12473,6 +13031,7 @@
       <w:spacing w:after="0" w:line="240" w:lineRule="auto"/>
     </w:pPr>
     <w:rPr>
+      <w:rFonts w:eastAsia="黑体"/>
       <w:color w:themeColor="background1" w:val="FFFFFF"/>
     </w:rPr>
     <w:tblPr>
@@ -12491,6 +13050,7 @@
     </w:tcPr>
     <w:tblStylePr w:type="firstRow">
       <w:rPr>
+        <w:rFonts w:eastAsia="黑体"/>
         <w:b/>
         <w:bCs/>
       </w:rPr>
@@ -12587,6 +13147,7 @@
       <w:spacing w:after="0" w:line="240" w:lineRule="auto"/>
     </w:pPr>
     <w:rPr>
+      <w:rFonts w:eastAsia="黑体"/>
       <w:color w:themeColor="background1" w:val="FFFFFF"/>
     </w:rPr>
     <w:tblPr>
@@ -12605,6 +13166,7 @@
     </w:tcPr>
     <w:tblStylePr w:type="firstRow">
       <w:rPr>
+        <w:rFonts w:eastAsia="黑体"/>
         <w:b/>
         <w:bCs/>
       </w:rPr>
@@ -12701,6 +13263,7 @@
       <w:spacing w:after="0" w:line="240" w:lineRule="auto"/>
     </w:pPr>
     <w:rPr>
+      <w:rFonts w:eastAsia="黑体"/>
       <w:color w:themeColor="background1" w:val="FFFFFF"/>
     </w:rPr>
     <w:tblPr>
@@ -12719,6 +13282,7 @@
     </w:tcPr>
     <w:tblStylePr w:type="firstRow">
       <w:rPr>
+        <w:rFonts w:eastAsia="黑体"/>
         <w:b/>
         <w:bCs/>
       </w:rPr>
@@ -12815,6 +13379,7 @@
       <w:spacing w:after="0" w:line="240" w:lineRule="auto"/>
     </w:pPr>
     <w:rPr>
+      <w:rFonts w:eastAsia="黑体"/>
       <w:color w:themeColor="background1" w:val="FFFFFF"/>
     </w:rPr>
     <w:tblPr>
@@ -12833,6 +13398,7 @@
     </w:tcPr>
     <w:tblStylePr w:type="firstRow">
       <w:rPr>
+        <w:rFonts w:eastAsia="黑体"/>
         <w:b/>
         <w:bCs/>
       </w:rPr>
@@ -12929,6 +13495,7 @@
       <w:spacing w:after="0" w:line="240" w:lineRule="auto"/>
     </w:pPr>
     <w:rPr>
+      <w:rFonts w:eastAsia="黑体"/>
       <w:color w:themeColor="text1" w:val="000000"/>
     </w:rPr>
     <w:tblPr>
@@ -12955,6 +13522,7 @@
     </w:tcPr>
     <w:tblStylePr w:type="firstRow">
       <w:rPr>
+        <w:rFonts w:eastAsia="黑体"/>
         <w:b/>
         <w:bCs/>
       </w:rPr>
@@ -12973,6 +13541,7 @@
     </w:tblStylePr>
     <w:tblStylePr w:type="lastRow">
       <w:rPr>
+        <w:rFonts w:eastAsia="黑体"/>
         <w:b/>
         <w:bCs/>
         <w:color w:themeColor="background1" w:val="FFFFFF"/>
@@ -12987,6 +13556,7 @@
     </w:tblStylePr>
     <w:tblStylePr w:type="firstCol">
       <w:rPr>
+        <w:rFonts w:eastAsia="黑体"/>
         <w:color w:themeColor="background1" w:val="FFFFFF"/>
       </w:rPr>
       <w:tblPr/>
@@ -13004,6 +13574,7 @@
     </w:tblStylePr>
     <w:tblStylePr w:type="lastCol">
       <w:rPr>
+        <w:rFonts w:eastAsia="黑体"/>
         <w:color w:themeColor="background1" w:val="FFFFFF"/>
       </w:rPr>
       <w:tblPr/>
@@ -13033,11 +13604,13 @@
     </w:tblStylePr>
     <w:tblStylePr w:type="neCell">
       <w:rPr>
+        <w:rFonts w:eastAsia="黑体"/>
         <w:color w:themeColor="text1" w:val="000000"/>
       </w:rPr>
     </w:tblStylePr>
     <w:tblStylePr w:type="nwCell">
       <w:rPr>
+        <w:rFonts w:eastAsia="黑体"/>
         <w:color w:themeColor="text1" w:val="000000"/>
       </w:rPr>
     </w:tblStylePr>
@@ -13051,6 +13624,7 @@
       <w:spacing w:after="0" w:line="240" w:lineRule="auto"/>
     </w:pPr>
     <w:rPr>
+      <w:rFonts w:eastAsia="黑体"/>
       <w:color w:themeColor="text1" w:val="000000"/>
     </w:rPr>
     <w:tblPr>
@@ -13077,6 +13651,7 @@
     </w:tcPr>
     <w:tblStylePr w:type="firstRow">
       <w:rPr>
+        <w:rFonts w:eastAsia="黑体"/>
         <w:b/>
         <w:bCs/>
       </w:rPr>
@@ -13095,6 +13670,7 @@
     </w:tblStylePr>
     <w:tblStylePr w:type="lastRow">
       <w:rPr>
+        <w:rFonts w:eastAsia="黑体"/>
         <w:b/>
         <w:bCs/>
         <w:color w:themeColor="background1" w:val="FFFFFF"/>
@@ -13109,6 +13685,7 @@
     </w:tblStylePr>
     <w:tblStylePr w:type="firstCol">
       <w:rPr>
+        <w:rFonts w:eastAsia="黑体"/>
         <w:color w:themeColor="background1" w:val="FFFFFF"/>
       </w:rPr>
       <w:tblPr/>
@@ -13126,6 +13703,7 @@
     </w:tblStylePr>
     <w:tblStylePr w:type="lastCol">
       <w:rPr>
+        <w:rFonts w:eastAsia="黑体"/>
         <w:color w:themeColor="background1" w:val="FFFFFF"/>
       </w:rPr>
       <w:tblPr/>
@@ -13155,11 +13733,13 @@
     </w:tblStylePr>
     <w:tblStylePr w:type="neCell">
       <w:rPr>
+        <w:rFonts w:eastAsia="黑体"/>
         <w:color w:themeColor="text1" w:val="000000"/>
       </w:rPr>
     </w:tblStylePr>
     <w:tblStylePr w:type="nwCell">
       <w:rPr>
+        <w:rFonts w:eastAsia="黑体"/>
         <w:color w:themeColor="text1" w:val="000000"/>
       </w:rPr>
     </w:tblStylePr>
@@ -13173,6 +13753,7 @@
       <w:spacing w:after="0" w:line="240" w:lineRule="auto"/>
     </w:pPr>
     <w:rPr>
+      <w:rFonts w:eastAsia="黑体"/>
       <w:color w:themeColor="text1" w:val="000000"/>
     </w:rPr>
     <w:tblPr>
@@ -13199,6 +13780,7 @@
     </w:tcPr>
     <w:tblStylePr w:type="firstRow">
       <w:rPr>
+        <w:rFonts w:eastAsia="黑体"/>
         <w:b/>
         <w:bCs/>
       </w:rPr>
@@ -13217,6 +13799,7 @@
     </w:tblStylePr>
     <w:tblStylePr w:type="lastRow">
       <w:rPr>
+        <w:rFonts w:eastAsia="黑体"/>
         <w:b/>
         <w:bCs/>
         <w:color w:themeColor="background1" w:val="FFFFFF"/>
@@ -13231,6 +13814,7 @@
     </w:tblStylePr>
     <w:tblStylePr w:type="firstCol">
       <w:rPr>
+        <w:rFonts w:eastAsia="黑体"/>
         <w:color w:themeColor="background1" w:val="FFFFFF"/>
       </w:rPr>
       <w:tblPr/>
@@ -13248,6 +13832,7 @@
     </w:tblStylePr>
     <w:tblStylePr w:type="lastCol">
       <w:rPr>
+        <w:rFonts w:eastAsia="黑体"/>
         <w:color w:themeColor="background1" w:val="FFFFFF"/>
       </w:rPr>
       <w:tblPr/>
@@ -13277,11 +13862,13 @@
     </w:tblStylePr>
     <w:tblStylePr w:type="neCell">
       <w:rPr>
+        <w:rFonts w:eastAsia="黑体"/>
         <w:color w:themeColor="text1" w:val="000000"/>
       </w:rPr>
     </w:tblStylePr>
     <w:tblStylePr w:type="nwCell">
       <w:rPr>
+        <w:rFonts w:eastAsia="黑体"/>
         <w:color w:themeColor="text1" w:val="000000"/>
       </w:rPr>
     </w:tblStylePr>
@@ -13295,6 +13882,7 @@
       <w:spacing w:after="0" w:line="240" w:lineRule="auto"/>
     </w:pPr>
     <w:rPr>
+      <w:rFonts w:eastAsia="黑体"/>
       <w:color w:themeColor="text1" w:val="000000"/>
     </w:rPr>
     <w:tblPr>
@@ -13321,6 +13909,7 @@
     </w:tcPr>
     <w:tblStylePr w:type="firstRow">
       <w:rPr>
+        <w:rFonts w:eastAsia="黑体"/>
         <w:b/>
         <w:bCs/>
       </w:rPr>
@@ -13339,6 +13928,7 @@
     </w:tblStylePr>
     <w:tblStylePr w:type="lastRow">
       <w:rPr>
+        <w:rFonts w:eastAsia="黑体"/>
         <w:b/>
         <w:bCs/>
         <w:color w:themeColor="background1" w:val="FFFFFF"/>
@@ -13353,6 +13943,7 @@
     </w:tblStylePr>
     <w:tblStylePr w:type="firstCol">
       <w:rPr>
+        <w:rFonts w:eastAsia="黑体"/>
         <w:color w:themeColor="background1" w:val="FFFFFF"/>
       </w:rPr>
       <w:tblPr/>
@@ -13370,6 +13961,7 @@
     </w:tblStylePr>
     <w:tblStylePr w:type="lastCol">
       <w:rPr>
+        <w:rFonts w:eastAsia="黑体"/>
         <w:color w:themeColor="background1" w:val="FFFFFF"/>
       </w:rPr>
       <w:tblPr/>
@@ -13407,6 +13999,7 @@
       <w:spacing w:after="0" w:line="240" w:lineRule="auto"/>
     </w:pPr>
     <w:rPr>
+      <w:rFonts w:eastAsia="黑体"/>
       <w:color w:themeColor="text1" w:val="000000"/>
     </w:rPr>
     <w:tblPr>
@@ -13433,6 +14026,7 @@
     </w:tcPr>
     <w:tblStylePr w:type="firstRow">
       <w:rPr>
+        <w:rFonts w:eastAsia="黑体"/>
         <w:b/>
         <w:bCs/>
       </w:rPr>
@@ -13451,6 +14045,7 @@
     </w:tblStylePr>
     <w:tblStylePr w:type="lastRow">
       <w:rPr>
+        <w:rFonts w:eastAsia="黑体"/>
         <w:b/>
         <w:bCs/>
         <w:color w:themeColor="background1" w:val="FFFFFF"/>
@@ -13465,6 +14060,7 @@
     </w:tblStylePr>
     <w:tblStylePr w:type="firstCol">
       <w:rPr>
+        <w:rFonts w:eastAsia="黑体"/>
         <w:color w:themeColor="background1" w:val="FFFFFF"/>
       </w:rPr>
       <w:tblPr/>
@@ -13482,6 +14078,7 @@
     </w:tblStylePr>
     <w:tblStylePr w:type="lastCol">
       <w:rPr>
+        <w:rFonts w:eastAsia="黑体"/>
         <w:color w:themeColor="background1" w:val="FFFFFF"/>
       </w:rPr>
       <w:tblPr/>
@@ -13511,11 +14108,13 @@
     </w:tblStylePr>
     <w:tblStylePr w:type="neCell">
       <w:rPr>
+        <w:rFonts w:eastAsia="黑体"/>
         <w:color w:themeColor="text1" w:val="000000"/>
       </w:rPr>
     </w:tblStylePr>
     <w:tblStylePr w:type="nwCell">
       <w:rPr>
+        <w:rFonts w:eastAsia="黑体"/>
         <w:color w:themeColor="text1" w:val="000000"/>
       </w:rPr>
     </w:tblStylePr>
@@ -13529,6 +14128,7 @@
       <w:spacing w:after="0" w:line="240" w:lineRule="auto"/>
     </w:pPr>
     <w:rPr>
+      <w:rFonts w:eastAsia="黑体"/>
       <w:color w:themeColor="text1" w:val="000000"/>
     </w:rPr>
     <w:tblPr>
@@ -13555,6 +14155,7 @@
     </w:tcPr>
     <w:tblStylePr w:type="firstRow">
       <w:rPr>
+        <w:rFonts w:eastAsia="黑体"/>
         <w:b/>
         <w:bCs/>
       </w:rPr>
@@ -13573,6 +14174,7 @@
     </w:tblStylePr>
     <w:tblStylePr w:type="lastRow">
       <w:rPr>
+        <w:rFonts w:eastAsia="黑体"/>
         <w:b/>
         <w:bCs/>
         <w:color w:themeColor="background1" w:val="FFFFFF"/>
@@ -13587,6 +14189,7 @@
     </w:tblStylePr>
     <w:tblStylePr w:type="firstCol">
       <w:rPr>
+        <w:rFonts w:eastAsia="黑体"/>
         <w:color w:themeColor="background1" w:val="FFFFFF"/>
       </w:rPr>
       <w:tblPr/>
@@ -13604,6 +14207,7 @@
     </w:tblStylePr>
     <w:tblStylePr w:type="lastCol">
       <w:rPr>
+        <w:rFonts w:eastAsia="黑体"/>
         <w:color w:themeColor="background1" w:val="FFFFFF"/>
       </w:rPr>
       <w:tblPr/>
@@ -13633,11 +14237,13 @@
     </w:tblStylePr>
     <w:tblStylePr w:type="neCell">
       <w:rPr>
+        <w:rFonts w:eastAsia="黑体"/>
         <w:color w:themeColor="text1" w:val="000000"/>
       </w:rPr>
     </w:tblStylePr>
     <w:tblStylePr w:type="nwCell">
       <w:rPr>
+        <w:rFonts w:eastAsia="黑体"/>
         <w:color w:themeColor="text1" w:val="000000"/>
       </w:rPr>
     </w:tblStylePr>
@@ -13651,6 +14257,7 @@
       <w:spacing w:after="0" w:line="240" w:lineRule="auto"/>
     </w:pPr>
     <w:rPr>
+      <w:rFonts w:eastAsia="黑体"/>
       <w:color w:themeColor="text1" w:val="000000"/>
     </w:rPr>
     <w:tblPr>
@@ -13677,6 +14284,7 @@
     </w:tcPr>
     <w:tblStylePr w:type="firstRow">
       <w:rPr>
+        <w:rFonts w:eastAsia="黑体"/>
         <w:b/>
         <w:bCs/>
       </w:rPr>
@@ -13695,6 +14303,7 @@
     </w:tblStylePr>
     <w:tblStylePr w:type="lastRow">
       <w:rPr>
+        <w:rFonts w:eastAsia="黑体"/>
         <w:b/>
         <w:bCs/>
         <w:color w:themeColor="background1" w:val="FFFFFF"/>
@@ -13709,6 +14318,7 @@
     </w:tblStylePr>
     <w:tblStylePr w:type="firstCol">
       <w:rPr>
+        <w:rFonts w:eastAsia="黑体"/>
         <w:color w:themeColor="background1" w:val="FFFFFF"/>
       </w:rPr>
       <w:tblPr/>
@@ -13726,6 +14336,7 @@
     </w:tblStylePr>
     <w:tblStylePr w:type="lastCol">
       <w:rPr>
+        <w:rFonts w:eastAsia="黑体"/>
         <w:color w:themeColor="background1" w:val="FFFFFF"/>
       </w:rPr>
       <w:tblPr/>
@@ -13755,11 +14366,13 @@
     </w:tblStylePr>
     <w:tblStylePr w:type="neCell">
       <w:rPr>
+        <w:rFonts w:eastAsia="黑体"/>
         <w:color w:themeColor="text1" w:val="000000"/>
       </w:rPr>
     </w:tblStylePr>
     <w:tblStylePr w:type="nwCell">
       <w:rPr>
+        <w:rFonts w:eastAsia="黑体"/>
         <w:color w:themeColor="text1" w:val="000000"/>
       </w:rPr>
     </w:tblStylePr>
@@ -13773,6 +14386,7 @@
       <w:spacing w:after="0" w:line="240" w:lineRule="auto"/>
     </w:pPr>
     <w:rPr>
+      <w:rFonts w:eastAsia="黑体"/>
       <w:color w:themeColor="text1" w:val="000000"/>
     </w:rPr>
     <w:tblPr>
@@ -13791,6 +14405,7 @@
     </w:tcPr>
     <w:tblStylePr w:type="firstRow">
       <w:rPr>
+        <w:rFonts w:eastAsia="黑体"/>
         <w:b/>
         <w:bCs/>
         <w:color w:themeColor="background1" w:val="FFFFFF"/>
@@ -13805,6 +14420,7 @@
     </w:tblStylePr>
     <w:tblStylePr w:type="lastRow">
       <w:rPr>
+        <w:rFonts w:eastAsia="黑体"/>
         <w:b/>
         <w:bCs/>
         <w:color w:themeColor="accent2" w:themeShade="CC" w:val="9E3A38"/>
@@ -13819,12 +14435,14 @@
     </w:tblStylePr>
     <w:tblStylePr w:type="firstCol">
       <w:rPr>
+        <w:rFonts w:eastAsia="黑体"/>
         <w:b/>
         <w:bCs/>
       </w:rPr>
     </w:tblStylePr>
     <w:tblStylePr w:type="lastCol">
       <w:rPr>
+        <w:rFonts w:eastAsia="黑体"/>
         <w:b/>
         <w:bCs/>
       </w:rPr>
@@ -13859,6 +14477,7 @@
       <w:spacing w:after="0" w:line="240" w:lineRule="auto"/>
     </w:pPr>
     <w:rPr>
+      <w:rFonts w:eastAsia="黑体"/>
       <w:color w:themeColor="text1" w:val="000000"/>
     </w:rPr>
     <w:tblPr>
@@ -13877,6 +14496,7 @@
     </w:tcPr>
     <w:tblStylePr w:type="firstRow">
       <w:rPr>
+        <w:rFonts w:eastAsia="黑体"/>
         <w:b/>
         <w:bCs/>
         <w:color w:themeColor="background1" w:val="FFFFFF"/>
@@ -13891,6 +14511,7 @@
     </w:tblStylePr>
     <w:tblStylePr w:type="lastRow">
       <w:rPr>
+        <w:rFonts w:eastAsia="黑体"/>
         <w:b/>
         <w:bCs/>
         <w:color w:themeColor="accent2" w:themeShade="CC" w:val="9E3A38"/>
@@ -13905,12 +14526,14 @@
     </w:tblStylePr>
     <w:tblStylePr w:type="firstCol">
       <w:rPr>
+        <w:rFonts w:eastAsia="黑体"/>
         <w:b/>
         <w:bCs/>
       </w:rPr>
     </w:tblStylePr>
     <w:tblStylePr w:type="lastCol">
       <w:rPr>
+        <w:rFonts w:eastAsia="黑体"/>
         <w:b/>
         <w:bCs/>
       </w:rPr>
@@ -13945,6 +14568,7 @@
       <w:spacing w:after="0" w:line="240" w:lineRule="auto"/>
     </w:pPr>
     <w:rPr>
+      <w:rFonts w:eastAsia="黑体"/>
       <w:color w:themeColor="text1" w:val="000000"/>
     </w:rPr>
     <w:tblPr>
@@ -13963,6 +14587,7 @@
     </w:tcPr>
     <w:tblStylePr w:type="firstRow">
       <w:rPr>
+        <w:rFonts w:eastAsia="黑体"/>
         <w:b/>
         <w:bCs/>
         <w:color w:themeColor="background1" w:val="FFFFFF"/>
@@ -13977,6 +14602,7 @@
     </w:tblStylePr>
     <w:tblStylePr w:type="lastRow">
       <w:rPr>
+        <w:rFonts w:eastAsia="黑体"/>
         <w:b/>
         <w:bCs/>
         <w:color w:themeColor="accent2" w:themeShade="CC" w:val="9E3A38"/>
@@ -13991,12 +14617,14 @@
     </w:tblStylePr>
     <w:tblStylePr w:type="firstCol">
       <w:rPr>
+        <w:rFonts w:eastAsia="黑体"/>
         <w:b/>
         <w:bCs/>
       </w:rPr>
     </w:tblStylePr>
     <w:tblStylePr w:type="lastCol">
       <w:rPr>
+        <w:rFonts w:eastAsia="黑体"/>
         <w:b/>
         <w:bCs/>
       </w:rPr>
@@ -14031,6 +14659,7 @@
       <w:spacing w:after="0" w:line="240" w:lineRule="auto"/>
     </w:pPr>
     <w:rPr>
+      <w:rFonts w:eastAsia="黑体"/>
       <w:color w:themeColor="text1" w:val="000000"/>
     </w:rPr>
     <w:tblPr>
@@ -14049,6 +14678,7 @@
     </w:tcPr>
     <w:tblStylePr w:type="firstRow">
       <w:rPr>
+        <w:rFonts w:eastAsia="黑体"/>
         <w:b/>
         <w:bCs/>
         <w:color w:themeColor="background1" w:val="FFFFFF"/>
@@ -14063,6 +14693,7 @@
     </w:tblStylePr>
     <w:tblStylePr w:type="lastRow">
       <w:rPr>
+        <w:rFonts w:eastAsia="黑体"/>
         <w:b/>
         <w:bCs/>
         <w:color w:themeColor="accent4" w:themeShade="CC" w:val="664E82"/>
@@ -14077,12 +14708,14 @@
     </w:tblStylePr>
     <w:tblStylePr w:type="firstCol">
       <w:rPr>
+        <w:rFonts w:eastAsia="黑体"/>
         <w:b/>
         <w:bCs/>
       </w:rPr>
     </w:tblStylePr>
     <w:tblStylePr w:type="lastCol">
       <w:rPr>
+        <w:rFonts w:eastAsia="黑体"/>
         <w:b/>
         <w:bCs/>
       </w:rPr>
@@ -14117,6 +14750,7 @@
       <w:spacing w:after="0" w:line="240" w:lineRule="auto"/>
     </w:pPr>
     <w:rPr>
+      <w:rFonts w:eastAsia="黑体"/>
       <w:color w:themeColor="text1" w:val="000000"/>
     </w:rPr>
     <w:tblPr>
@@ -14135,6 +14769,7 @@
     </w:tcPr>
     <w:tblStylePr w:type="firstRow">
       <w:rPr>
+        <w:rFonts w:eastAsia="黑体"/>
         <w:b/>
         <w:bCs/>
         <w:color w:themeColor="background1" w:val="FFFFFF"/>
@@ -14149,6 +14784,7 @@
     </w:tblStylePr>
     <w:tblStylePr w:type="lastRow">
       <w:rPr>
+        <w:rFonts w:eastAsia="黑体"/>
         <w:b/>
         <w:bCs/>
         <w:color w:themeColor="accent3" w:themeShade="CC" w:val="7E9C40"/>
@@ -14163,12 +14799,14 @@
     </w:tblStylePr>
     <w:tblStylePr w:type="firstCol">
       <w:rPr>
+        <w:rFonts w:eastAsia="黑体"/>
         <w:b/>
         <w:bCs/>
       </w:rPr>
     </w:tblStylePr>
     <w:tblStylePr w:type="lastCol">
       <w:rPr>
+        <w:rFonts w:eastAsia="黑体"/>
         <w:b/>
         <w:bCs/>
       </w:rPr>
@@ -14203,6 +14841,7 @@
       <w:spacing w:after="0" w:line="240" w:lineRule="auto"/>
     </w:pPr>
     <w:rPr>
+      <w:rFonts w:eastAsia="黑体"/>
       <w:color w:themeColor="text1" w:val="000000"/>
     </w:rPr>
     <w:tblPr>
@@ -14221,6 +14860,7 @@
     </w:tcPr>
     <w:tblStylePr w:type="firstRow">
       <w:rPr>
+        <w:rFonts w:eastAsia="黑体"/>
         <w:b/>
         <w:bCs/>
         <w:color w:themeColor="background1" w:val="FFFFFF"/>
@@ -14235,6 +14875,7 @@
     </w:tblStylePr>
     <w:tblStylePr w:type="lastRow">
       <w:rPr>
+        <w:rFonts w:eastAsia="黑体"/>
         <w:b/>
         <w:bCs/>
         <w:color w:themeColor="accent6" w:themeShade="CC" w:val="F2730A"/>
@@ -14249,12 +14890,14 @@
     </w:tblStylePr>
     <w:tblStylePr w:type="firstCol">
       <w:rPr>
+        <w:rFonts w:eastAsia="黑体"/>
         <w:b/>
         <w:bCs/>
       </w:rPr>
     </w:tblStylePr>
     <w:tblStylePr w:type="lastCol">
       <w:rPr>
+        <w:rFonts w:eastAsia="黑体"/>
         <w:b/>
         <w:bCs/>
       </w:rPr>
@@ -14289,6 +14932,7 @@
       <w:spacing w:after="0" w:line="240" w:lineRule="auto"/>
     </w:pPr>
     <w:rPr>
+      <w:rFonts w:eastAsia="黑体"/>
       <w:color w:themeColor="text1" w:val="000000"/>
     </w:rPr>
     <w:tblPr>
@@ -14307,6 +14951,7 @@
     </w:tcPr>
     <w:tblStylePr w:type="firstRow">
       <w:rPr>
+        <w:rFonts w:eastAsia="黑体"/>
         <w:b/>
         <w:bCs/>
         <w:color w:themeColor="background1" w:val="FFFFFF"/>
@@ -14321,6 +14966,7 @@
     </w:tblStylePr>
     <w:tblStylePr w:type="lastRow">
       <w:rPr>
+        <w:rFonts w:eastAsia="黑体"/>
         <w:b/>
         <w:bCs/>
         <w:color w:themeColor="accent5" w:themeShade="CC" w:val="348DA5"/>
@@ -14335,12 +14981,14 @@
     </w:tblStylePr>
     <w:tblStylePr w:type="firstCol">
       <w:rPr>
+        <w:rFonts w:eastAsia="黑体"/>
         <w:b/>
         <w:bCs/>
       </w:rPr>
     </w:tblStylePr>
     <w:tblStylePr w:type="lastCol">
       <w:rPr>
+        <w:rFonts w:eastAsia="黑体"/>
         <w:b/>
         <w:bCs/>
       </w:rPr>
@@ -14375,6 +15023,7 @@
       <w:spacing w:after="0" w:line="240" w:lineRule="auto"/>
     </w:pPr>
     <w:rPr>
+      <w:rFonts w:eastAsia="黑体"/>
       <w:color w:themeColor="text1" w:val="000000"/>
     </w:rPr>
     <w:tblPr>
@@ -14396,6 +15045,7 @@
     </w:tcPr>
     <w:tblStylePr w:type="firstRow">
       <w:rPr>
+        <w:rFonts w:eastAsia="黑体"/>
         <w:b/>
         <w:bCs/>
       </w:rPr>
@@ -14406,6 +15056,7 @@
     </w:tblStylePr>
     <w:tblStylePr w:type="lastRow">
       <w:rPr>
+        <w:rFonts w:eastAsia="黑体"/>
         <w:b/>
         <w:bCs/>
         <w:color w:themeColor="text1" w:val="000000"/>
@@ -14417,6 +15068,7 @@
     </w:tblStylePr>
     <w:tblStylePr w:type="firstCol">
       <w:rPr>
+        <w:rFonts w:eastAsia="黑体"/>
         <w:color w:themeColor="background1" w:val="FFFFFF"/>
       </w:rPr>
       <w:tblPr/>
@@ -14426,6 +15078,7 @@
     </w:tblStylePr>
     <w:tblStylePr w:type="lastCol">
       <w:rPr>
+        <w:rFonts w:eastAsia="黑体"/>
         <w:color w:themeColor="background1" w:val="FFFFFF"/>
       </w:rPr>
       <w:tblPr/>
@@ -14455,6 +15108,7 @@
       <w:spacing w:after="0" w:line="240" w:lineRule="auto"/>
     </w:pPr>
     <w:rPr>
+      <w:rFonts w:eastAsia="黑体"/>
       <w:color w:themeColor="text1" w:val="000000"/>
     </w:rPr>
     <w:tblPr>
@@ -14476,6 +15130,7 @@
     </w:tcPr>
     <w:tblStylePr w:type="firstRow">
       <w:rPr>
+        <w:rFonts w:eastAsia="黑体"/>
         <w:b/>
         <w:bCs/>
       </w:rPr>
@@ -14486,6 +15141,7 @@
     </w:tblStylePr>
     <w:tblStylePr w:type="lastRow">
       <w:rPr>
+        <w:rFonts w:eastAsia="黑体"/>
         <w:b/>
         <w:bCs/>
         <w:color w:themeColor="text1" w:val="000000"/>
@@ -14497,6 +15153,7 @@
     </w:tblStylePr>
     <w:tblStylePr w:type="firstCol">
       <w:rPr>
+        <w:rFonts w:eastAsia="黑体"/>
         <w:color w:themeColor="background1" w:val="FFFFFF"/>
       </w:rPr>
       <w:tblPr/>
@@ -14506,6 +15163,7 @@
     </w:tblStylePr>
     <w:tblStylePr w:type="lastCol">
       <w:rPr>
+        <w:rFonts w:eastAsia="黑体"/>
         <w:color w:themeColor="background1" w:val="FFFFFF"/>
       </w:rPr>
       <w:tblPr/>
@@ -14535,6 +15193,7 @@
       <w:spacing w:after="0" w:line="240" w:lineRule="auto"/>
     </w:pPr>
     <w:rPr>
+      <w:rFonts w:eastAsia="黑体"/>
       <w:color w:themeColor="text1" w:val="000000"/>
     </w:rPr>
     <w:tblPr>
@@ -14556,6 +15215,7 @@
     </w:tcPr>
     <w:tblStylePr w:type="firstRow">
       <w:rPr>
+        <w:rFonts w:eastAsia="黑体"/>
         <w:b/>
         <w:bCs/>
       </w:rPr>
@@ -14566,6 +15226,7 @@
     </w:tblStylePr>
     <w:tblStylePr w:type="lastRow">
       <w:rPr>
+        <w:rFonts w:eastAsia="黑体"/>
         <w:b/>
         <w:bCs/>
         <w:color w:themeColor="text1" w:val="000000"/>
@@ -14577,6 +15238,7 @@
     </w:tblStylePr>
     <w:tblStylePr w:type="firstCol">
       <w:rPr>
+        <w:rFonts w:eastAsia="黑体"/>
         <w:color w:themeColor="background1" w:val="FFFFFF"/>
       </w:rPr>
       <w:tblPr/>
@@ -14586,6 +15248,7 @@
     </w:tblStylePr>
     <w:tblStylePr w:type="lastCol">
       <w:rPr>
+        <w:rFonts w:eastAsia="黑体"/>
         <w:color w:themeColor="background1" w:val="FFFFFF"/>
       </w:rPr>
       <w:tblPr/>
@@ -14615,6 +15278,7 @@
       <w:spacing w:after="0" w:line="240" w:lineRule="auto"/>
     </w:pPr>
     <w:rPr>
+      <w:rFonts w:eastAsia="黑体"/>
       <w:color w:themeColor="text1" w:val="000000"/>
     </w:rPr>
     <w:tblPr>
@@ -14636,6 +15300,7 @@
     </w:tcPr>
     <w:tblStylePr w:type="firstRow">
       <w:rPr>
+        <w:rFonts w:eastAsia="黑体"/>
         <w:b/>
         <w:bCs/>
       </w:rPr>
@@ -14646,6 +15311,7 @@
     </w:tblStylePr>
     <w:tblStylePr w:type="lastRow">
       <w:rPr>
+        <w:rFonts w:eastAsia="黑体"/>
         <w:b/>
         <w:bCs/>
         <w:color w:themeColor="text1" w:val="000000"/>
@@ -14657,6 +15323,7 @@
     </w:tblStylePr>
     <w:tblStylePr w:type="firstCol">
       <w:rPr>
+        <w:rFonts w:eastAsia="黑体"/>
         <w:color w:themeColor="background1" w:val="FFFFFF"/>
       </w:rPr>
       <w:tblPr/>
@@ -14666,6 +15333,7 @@
     </w:tblStylePr>
     <w:tblStylePr w:type="lastCol">
       <w:rPr>
+        <w:rFonts w:eastAsia="黑体"/>
         <w:color w:themeColor="background1" w:val="FFFFFF"/>
       </w:rPr>
       <w:tblPr/>
@@ -14695,6 +15363,7 @@
       <w:spacing w:after="0" w:line="240" w:lineRule="auto"/>
     </w:pPr>
     <w:rPr>
+      <w:rFonts w:eastAsia="黑体"/>
       <w:color w:themeColor="text1" w:val="000000"/>
     </w:rPr>
     <w:tblPr>
@@ -14716,6 +15385,7 @@
     </w:tcPr>
     <w:tblStylePr w:type="firstRow">
       <w:rPr>
+        <w:rFonts w:eastAsia="黑体"/>
         <w:b/>
         <w:bCs/>
       </w:rPr>
@@ -14726,6 +15396,7 @@
     </w:tblStylePr>
     <w:tblStylePr w:type="lastRow">
       <w:rPr>
+        <w:rFonts w:eastAsia="黑体"/>
         <w:b/>
         <w:bCs/>
         <w:color w:themeColor="text1" w:val="000000"/>
@@ -14737,6 +15408,7 @@
     </w:tblStylePr>
     <w:tblStylePr w:type="firstCol">
       <w:rPr>
+        <w:rFonts w:eastAsia="黑体"/>
         <w:color w:themeColor="background1" w:val="FFFFFF"/>
       </w:rPr>
       <w:tblPr/>
@@ -14746,6 +15418,7 @@
     </w:tblStylePr>
     <w:tblStylePr w:type="lastCol">
       <w:rPr>
+        <w:rFonts w:eastAsia="黑体"/>
         <w:color w:themeColor="background1" w:val="FFFFFF"/>
       </w:rPr>
       <w:tblPr/>
@@ -14775,6 +15448,7 @@
       <w:spacing w:after="0" w:line="240" w:lineRule="auto"/>
     </w:pPr>
     <w:rPr>
+      <w:rFonts w:eastAsia="黑体"/>
       <w:color w:themeColor="text1" w:val="000000"/>
     </w:rPr>
     <w:tblPr>
@@ -14796,6 +15470,7 @@
     </w:tcPr>
     <w:tblStylePr w:type="firstRow">
       <w:rPr>
+        <w:rFonts w:eastAsia="黑体"/>
         <w:b/>
         <w:bCs/>
       </w:rPr>
@@ -14806,6 +15481,7 @@
     </w:tblStylePr>
     <w:tblStylePr w:type="lastRow">
       <w:rPr>
+        <w:rFonts w:eastAsia="黑体"/>
         <w:b/>
         <w:bCs/>
         <w:color w:themeColor="text1" w:val="000000"/>
@@ -14817,6 +15493,7 @@
     </w:tblStylePr>
     <w:tblStylePr w:type="firstCol">
       <w:rPr>
+        <w:rFonts w:eastAsia="黑体"/>
         <w:color w:themeColor="background1" w:val="FFFFFF"/>
       </w:rPr>
       <w:tblPr/>
@@ -14826,6 +15503,7 @@
     </w:tblStylePr>
     <w:tblStylePr w:type="lastCol">
       <w:rPr>
+        <w:rFonts w:eastAsia="黑体"/>
         <w:color w:themeColor="background1" w:val="FFFFFF"/>
       </w:rPr>
       <w:tblPr/>
@@ -14855,6 +15533,7 @@
       <w:spacing w:after="0" w:line="240" w:lineRule="auto"/>
     </w:pPr>
     <w:rPr>
+      <w:rFonts w:eastAsia="黑体"/>
       <w:color w:themeColor="text1" w:val="000000"/>
     </w:rPr>
     <w:tblPr>
@@ -14876,6 +15555,7 @@
     </w:tcPr>
     <w:tblStylePr w:type="firstRow">
       <w:rPr>
+        <w:rFonts w:eastAsia="黑体"/>
         <w:b/>
         <w:bCs/>
       </w:rPr>
@@ -14886,6 +15566,7 @@
     </w:tblStylePr>
     <w:tblStylePr w:type="lastRow">
       <w:rPr>
+        <w:rFonts w:eastAsia="黑体"/>
         <w:b/>
         <w:bCs/>
         <w:color w:themeColor="text1" w:val="000000"/>
@@ -14897,6 +15578,7 @@
     </w:tblStylePr>
     <w:tblStylePr w:type="firstCol">
       <w:rPr>
+        <w:rFonts w:eastAsia="黑体"/>
         <w:color w:themeColor="background1" w:val="FFFFFF"/>
       </w:rPr>
       <w:tblPr/>
@@ -14906,6 +15588,7 @@
     </w:tblStylePr>
     <w:tblStylePr w:type="lastCol">
       <w:rPr>
+        <w:rFonts w:eastAsia="黑体"/>
         <w:color w:themeColor="background1" w:val="FFFFFF"/>
       </w:rPr>
       <w:tblPr/>
@@ -14938,6 +15621,7 @@
     <w:name w:val="KeywordTok"/>
     <w:basedOn w:val="VerbatimChar"/>
     <w:rPr>
+      <w:rFonts w:eastAsia="黑体"/>
       <w:b/>
       <w:color w:val="007020"/>
     </w:rPr>
@@ -14946,6 +15630,7 @@
     <w:name w:val="DataTypeTok"/>
     <w:basedOn w:val="VerbatimChar"/>
     <w:rPr>
+      <w:rFonts w:eastAsia="黑体"/>
       <w:color w:val="902000"/>
     </w:rPr>
   </w:style>
@@ -14953,6 +15638,7 @@
     <w:name w:val="DecValTok"/>
     <w:basedOn w:val="VerbatimChar"/>
     <w:rPr>
+      <w:rFonts w:eastAsia="黑体"/>
       <w:color w:val="40a070"/>
     </w:rPr>
   </w:style>
@@ -14960,6 +15646,7 @@
     <w:name w:val="BaseNTok"/>
     <w:basedOn w:val="VerbatimChar"/>
     <w:rPr>
+      <w:rFonts w:eastAsia="黑体"/>
       <w:color w:val="40a070"/>
     </w:rPr>
   </w:style>
@@ -14967,6 +15654,7 @@
     <w:name w:val="FloatTok"/>
     <w:basedOn w:val="VerbatimChar"/>
     <w:rPr>
+      <w:rFonts w:eastAsia="黑体"/>
       <w:color w:val="40a070"/>
     </w:rPr>
   </w:style>
@@ -14974,6 +15662,7 @@
     <w:name w:val="ConstantTok"/>
     <w:basedOn w:val="VerbatimChar"/>
     <w:rPr>
+      <w:rFonts w:eastAsia="黑体"/>
       <w:color w:val="880000"/>
     </w:rPr>
   </w:style>
@@ -14981,6 +15670,7 @@
     <w:name w:val="CharTok"/>
     <w:basedOn w:val="VerbatimChar"/>
     <w:rPr>
+      <w:rFonts w:eastAsia="黑体"/>
       <w:color w:val="4070a0"/>
     </w:rPr>
   </w:style>
@@ -14988,6 +15678,7 @@
     <w:name w:val="SpecialCharTok"/>
     <w:basedOn w:val="VerbatimChar"/>
     <w:rPr>
+      <w:rFonts w:eastAsia="黑体"/>
       <w:color w:val="4070a0"/>
     </w:rPr>
   </w:style>
@@ -14995,6 +15686,7 @@
     <w:name w:val="StringTok"/>
     <w:basedOn w:val="VerbatimChar"/>
     <w:rPr>
+      <w:rFonts w:eastAsia="黑体"/>
       <w:color w:val="4070a0"/>
     </w:rPr>
   </w:style>
@@ -15002,6 +15694,7 @@
     <w:name w:val="VerbatimStringTok"/>
     <w:basedOn w:val="VerbatimChar"/>
     <w:rPr>
+      <w:rFonts w:eastAsia="黑体"/>
       <w:color w:val="4070a0"/>
     </w:rPr>
   </w:style>
@@ -15009,6 +15702,7 @@
     <w:name w:val="SpecialStringTok"/>
     <w:basedOn w:val="VerbatimChar"/>
     <w:rPr>
+      <w:rFonts w:eastAsia="黑体"/>
       <w:color w:val="bb6688"/>
     </w:rPr>
   </w:style>
@@ -15016,6 +15710,7 @@
     <w:name w:val="ImportTok"/>
     <w:basedOn w:val="VerbatimChar"/>
     <w:rPr>
+      <w:rFonts w:eastAsia="黑体"/>
       <w:b/>
       <w:color w:val="008000"/>
     </w:rPr>
@@ -15024,6 +15719,7 @@
     <w:name w:val="CommentTok"/>
     <w:basedOn w:val="VerbatimChar"/>
     <w:rPr>
+      <w:rFonts w:eastAsia="黑体"/>
       <w:i/>
       <w:color w:val="60a0b0"/>
     </w:rPr>
@@ -15032,6 +15728,7 @@
     <w:name w:val="DocumentationTok"/>
     <w:basedOn w:val="VerbatimChar"/>
     <w:rPr>
+      <w:rFonts w:eastAsia="黑体"/>
       <w:i/>
       <w:color w:val="ba2121"/>
     </w:rPr>
@@ -15040,6 +15737,7 @@
     <w:name w:val="AnnotationTok"/>
     <w:basedOn w:val="VerbatimChar"/>
     <w:rPr>
+      <w:rFonts w:eastAsia="黑体"/>
       <w:b/>
       <w:i/>
       <w:color w:val="60a0b0"/>
@@ -15049,6 +15747,7 @@
     <w:name w:val="CommentVarTok"/>
     <w:basedOn w:val="VerbatimChar"/>
     <w:rPr>
+      <w:rFonts w:eastAsia="黑体"/>
       <w:b/>
       <w:i/>
       <w:color w:val="60a0b0"/>
@@ -15058,6 +15757,7 @@
     <w:name w:val="OtherTok"/>
     <w:basedOn w:val="VerbatimChar"/>
     <w:rPr>
+      <w:rFonts w:eastAsia="黑体"/>
       <w:color w:val="007020"/>
     </w:rPr>
   </w:style>
@@ -15065,6 +15765,7 @@
     <w:name w:val="FunctionTok"/>
     <w:basedOn w:val="VerbatimChar"/>
     <w:rPr>
+      <w:rFonts w:eastAsia="黑体"/>
       <w:color w:val="06287e"/>
     </w:rPr>
   </w:style>
@@ -15072,6 +15773,7 @@
     <w:name w:val="VariableTok"/>
     <w:basedOn w:val="VerbatimChar"/>
     <w:rPr>
+      <w:rFonts w:eastAsia="黑体"/>
       <w:color w:val="19177c"/>
     </w:rPr>
   </w:style>
@@ -15079,6 +15781,7 @@
     <w:name w:val="ControlFlowTok"/>
     <w:basedOn w:val="VerbatimChar"/>
     <w:rPr>
+      <w:rFonts w:eastAsia="黑体"/>
       <w:b/>
       <w:color w:val="007020"/>
     </w:rPr>
@@ -15087,6 +15790,7 @@
     <w:name w:val="OperatorTok"/>
     <w:basedOn w:val="VerbatimChar"/>
     <w:rPr>
+      <w:rFonts w:eastAsia="黑体"/>
       <w:color w:val="666666"/>
     </w:rPr>
   </w:style>
@@ -15094,18 +15798,22 @@
     <w:name w:val="BuiltInTok"/>
     <w:basedOn w:val="VerbatimChar"/>
     <w:rPr>
+      <w:rFonts w:eastAsia="黑体"/>
       <w:color w:val="008000"/>
     </w:rPr>
   </w:style>
   <w:style w:type="character" w:customStyle="1" w:styleId="ExtensionTok">
     <w:name w:val="ExtensionTok"/>
     <w:basedOn w:val="VerbatimChar"/>
-    <w:rPr/>
+    <w:rPr>
+      <w:rFonts w:eastAsia="黑体"/>
+    </w:rPr>
   </w:style>
   <w:style w:type="character" w:customStyle="1" w:styleId="PreprocessorTok">
     <w:name w:val="PreprocessorTok"/>
     <w:basedOn w:val="VerbatimChar"/>
     <w:rPr>
+      <w:rFonts w:eastAsia="黑体"/>
       <w:color w:val="bc7a00"/>
     </w:rPr>
   </w:style>
@@ -15113,18 +15821,22 @@
     <w:name w:val="AttributeTok"/>
     <w:basedOn w:val="VerbatimChar"/>
     <w:rPr>
+      <w:rFonts w:eastAsia="黑体"/>
       <w:color w:val="7d9029"/>
     </w:rPr>
   </w:style>
   <w:style w:type="character" w:customStyle="1" w:styleId="RegionMarkerTok">
     <w:name w:val="RegionMarkerTok"/>
     <w:basedOn w:val="VerbatimChar"/>
-    <w:rPr/>
+    <w:rPr>
+      <w:rFonts w:eastAsia="黑体"/>
+    </w:rPr>
   </w:style>
   <w:style w:type="character" w:customStyle="1" w:styleId="InformationTok">
     <w:name w:val="InformationTok"/>
     <w:basedOn w:val="VerbatimChar"/>
     <w:rPr>
+      <w:rFonts w:eastAsia="黑体"/>
       <w:b/>
       <w:i/>
       <w:color w:val="60a0b0"/>
@@ -15134,6 +15846,7 @@
     <w:name w:val="WarningTok"/>
     <w:basedOn w:val="VerbatimChar"/>
     <w:rPr>
+      <w:rFonts w:eastAsia="黑体"/>
       <w:b/>
       <w:i/>
       <w:color w:val="60a0b0"/>
@@ -15143,6 +15856,7 @@
     <w:name w:val="AlertTok"/>
     <w:basedOn w:val="VerbatimChar"/>
     <w:rPr>
+      <w:rFonts w:eastAsia="黑体"/>
       <w:b/>
       <w:color w:val="ff0000"/>
     </w:rPr>
@@ -15151,6 +15865,7 @@
     <w:name w:val="ErrorTok"/>
     <w:basedOn w:val="VerbatimChar"/>
     <w:rPr>
+      <w:rFonts w:eastAsia="黑体"/>
       <w:b/>
       <w:color w:val="ff0000"/>
     </w:rPr>
@@ -15158,7 +15873,9 @@
   <w:style w:type="character" w:customStyle="1" w:styleId="NormalTok">
     <w:name w:val="NormalTok"/>
     <w:basedOn w:val="VerbatimChar"/>
-    <w:rPr/>
+    <w:rPr>
+      <w:rFonts w:eastAsia="黑体"/>
+    </w:rPr>
   </w:style>
 </w:styles>
 </file>
@@ -15207,12 +15924,12 @@
     <a:fontScheme name="Office">
       <a:majorFont>
         <a:latin typeface="Calibri"/>
-        <a:ea typeface=""/>
+        <a:ea typeface="黑体"/>
         <a:cs typeface=""/>
         <a:font script="Jpan" typeface="ＭＳ ゴシック"/>
         <a:font script="Hang" typeface="맑은 고딕"/>
-        <a:font script="Hans" typeface="宋体"/>
-        <a:font script="Hant" typeface="新細明體"/>
+        <a:font script="Hans" typeface="黑体"/>
+        <a:font script="Hant" typeface="黑体"/>
         <a:font script="Arab" typeface="Times New Roman"/>
         <a:font script="Hebr" typeface="Times New Roman"/>
         <a:font script="Thai" typeface="Angsana New"/>
@@ -15242,12 +15959,12 @@
       </a:majorFont>
       <a:minorFont>
         <a:latin typeface="Cambria"/>
-        <a:ea typeface=""/>
+        <a:ea typeface="黑体"/>
         <a:cs typeface=""/>
         <a:font script="Jpan" typeface="ＭＳ 明朝"/>
         <a:font script="Hang" typeface="맑은 고딕"/>
-        <a:font script="Hans" typeface="宋体"/>
-        <a:font script="Hant" typeface="新細明體"/>
+        <a:font script="Hans" typeface="黑体"/>
+        <a:font script="Hant" typeface="黑体"/>
         <a:font script="Arab" typeface="Arial"/>
         <a:font script="Hebr" typeface="Arial"/>
         <a:font script="Thai" typeface="Cordia New"/>

--- a/04-滤波电路/05-其他滤波器/全通滤波器/全通滤波器.docx
+++ b/04-滤波电路/05-其他滤波器/全通滤波器/全通滤波器.docx
@@ -2853,7 +2853,7 @@
           <w:color w:val="555555"/>
           <w:sz w:val="21"/>
         </w:rPr>
-        <w:t>材料收集者：杜文杰，WX手机：19519196569，QQ:3478827729</w:t>
+        <w:t>材料收集者：杜文杰，微信/手机：19519196569，QQ:3478827729</w:t>
       </w:r>
     </w:p>
     <w:sectPr>
